--- a/13_UI_события/Макарчук_13_Графический_интерфейс.docx
+++ b/13_UI_события/Макарчук_13_Графический_интерфейс.docx
@@ -1,6 +1,6 @@
 
 <file path=word/document.xml><?xml version="1.0" encoding="utf-8"?>
-<w:document xmlns:wpc="http://schemas.microsoft.com/office/word/2010/wordprocessingCanvas" xmlns:cx="http://schemas.microsoft.com/office/drawing/2014/chartex" xmlns:cx1="http://schemas.microsoft.com/office/drawing/2015/9/8/chartex" xmlns:cx2="http://schemas.microsoft.com/office/drawing/2015/10/21/chartex" xmlns:cx3="http://schemas.microsoft.com/office/drawing/2016/5/9/chartex" xmlns:cx4="http://schemas.microsoft.com/office/drawing/2016/5/10/chartex" xmlns:cx5="http://schemas.microsoft.com/office/drawing/2016/5/11/chartex" xmlns:cx6="http://schemas.microsoft.com/office/drawing/2016/5/12/chartex" xmlns:cx7="http://schemas.microsoft.com/office/drawing/2016/5/13/chartex" xmlns:cx8="http://schemas.microsoft.com/office/drawing/2016/5/14/chartex" xmlns:mc="http://schemas.openxmlformats.org/markup-compatibility/2006" xmlns:aink="http://schemas.microsoft.com/office/drawing/2016/ink" xmlns:am3d="http://schemas.microsoft.com/office/drawing/2017/model3d" xmlns:o="urn:schemas-microsoft-com:office:office" xmlns:oel="http://schemas.microsoft.com/office/2019/extlst" xmlns:r="http://schemas.openxmlformats.org/officeDocument/2006/relationships" xmlns:m="http://schemas.openxmlformats.org/officeDocument/2006/math" xmlns:v="urn:schemas-microsoft-com:vml" xmlns:wp14="http://schemas.microsoft.com/office/word/2010/wordprocessingDrawing" xmlns:wp="http://schemas.openxmlformats.org/drawingml/2006/wordprocessingDrawing" xmlns:w10="urn:schemas-microsoft-com:office:word" xmlns:w="http://schemas.openxmlformats.org/wordprocessingml/2006/main" xmlns:w14="http://schemas.microsoft.com/office/word/2010/wordml" xmlns:w15="http://schemas.microsoft.com/office/word/2012/wordml" xmlns:w16cex="http://schemas.microsoft.com/office/word/2018/wordml/cex" xmlns:w16cid="http://schemas.microsoft.com/office/word/2016/wordml/cid" xmlns:w16="http://schemas.microsoft.com/office/word/2018/wordml" xmlns:w16du="http://schemas.microsoft.com/office/word/2023/wordml/word16du" xmlns:w16sdtdh="http://schemas.microsoft.com/office/word/2020/wordml/sdtdatahash" xmlns:w16se="http://schemas.microsoft.com/office/word/2015/wordml/symex" xmlns:wpg="http://schemas.microsoft.com/office/word/2010/wordprocessingGroup" xmlns:wpi="http://schemas.microsoft.com/office/word/2010/wordprocessingInk" xmlns:wne="http://schemas.microsoft.com/office/word/2006/wordml" xmlns:wps="http://schemas.microsoft.com/office/word/2010/wordprocessingShape" mc:Ignorable="w14 w15 w16se w16cid w16 w16cex w16sdtdh w16du wp14">
+<w:document xmlns:wpc="http://schemas.microsoft.com/office/word/2010/wordprocessingCanvas" xmlns:cx="http://schemas.microsoft.com/office/drawing/2014/chartex" xmlns:cx1="http://schemas.microsoft.com/office/drawing/2015/9/8/chartex" xmlns:cx2="http://schemas.microsoft.com/office/drawing/2015/10/21/chartex" xmlns:cx3="http://schemas.microsoft.com/office/drawing/2016/5/9/chartex" xmlns:cx4="http://schemas.microsoft.com/office/drawing/2016/5/10/chartex" xmlns:cx5="http://schemas.microsoft.com/office/drawing/2016/5/11/chartex" xmlns:cx6="http://schemas.microsoft.com/office/drawing/2016/5/12/chartex" xmlns:cx7="http://schemas.microsoft.com/office/drawing/2016/5/13/chartex" xmlns:cx8="http://schemas.microsoft.com/office/drawing/2016/5/14/chartex" xmlns:mc="http://schemas.openxmlformats.org/markup-compatibility/2006" xmlns:aink="http://schemas.microsoft.com/office/drawing/2016/ink" xmlns:am3d="http://schemas.microsoft.com/office/drawing/2017/model3d" xmlns:o="urn:schemas-microsoft-com:office:office" xmlns:oel="http://schemas.microsoft.com/office/2019/extlst" xmlns:r="http://schemas.openxmlformats.org/officeDocument/2006/relationships" xmlns:m="http://schemas.openxmlformats.org/officeDocument/2006/math" xmlns:v="urn:schemas-microsoft-com:vml" xmlns:wp14="http://schemas.microsoft.com/office/word/2010/wordprocessingDrawing" xmlns:wp="http://schemas.openxmlformats.org/drawingml/2006/wordprocessingDrawing" xmlns:w10="urn:schemas-microsoft-com:office:word" xmlns:w="http://schemas.openxmlformats.org/wordprocessingml/2006/main" xmlns:w14="http://schemas.microsoft.com/office/word/2010/wordml" xmlns:w15="http://schemas.microsoft.com/office/word/2012/wordml" xmlns:w16cex="http://schemas.microsoft.com/office/word/2018/wordml/cex" xmlns:w16cid="http://schemas.microsoft.com/office/word/2016/wordml/cid" xmlns:w16="http://schemas.microsoft.com/office/word/2018/wordml" xmlns:w16du="http://schemas.microsoft.com/office/word/2023/wordml/word16du" xmlns:w16sdtdh="http://schemas.microsoft.com/office/word/2020/wordml/sdtdatahash" xmlns:w16sdtfl="http://schemas.microsoft.com/office/word/2024/wordml/sdtformatlock" xmlns:w16se="http://schemas.microsoft.com/office/word/2015/wordml/symex" xmlns:wpg="http://schemas.microsoft.com/office/word/2010/wordprocessingGroup" xmlns:wpi="http://schemas.microsoft.com/office/word/2010/wordprocessingInk" xmlns:wne="http://schemas.microsoft.com/office/word/2006/wordml" xmlns:wps="http://schemas.microsoft.com/office/word/2010/wordprocessingShape" mc:Ignorable="w14 w15 w16se w16cid w16 w16cex w16sdtdh w16sdtfl w16du wp14">
   <w:body>
     <w:p>
       <w:pPr>
@@ -314,6 +314,7 @@
           <w:color w:val="000000"/>
           <w:sz w:val="28"/>
           <w:szCs w:val="28"/>
+          <w:lang w:val="en-US"/>
         </w:rPr>
       </w:pPr>
       <w:r>
@@ -366,47 +367,7 @@
           <w:szCs w:val="28"/>
           <w:lang w:val="en-US"/>
         </w:rPr>
-        <w:t xml:space="preserve">: </w:t>
-      </w:r>
-      <w:proofErr w:type="spellStart"/>
-      <w:r>
-        <w:rPr>
-          <w:color w:val="000000"/>
-          <w:sz w:val="28"/>
-          <w:szCs w:val="28"/>
-          <w:lang w:val="en-US"/>
-        </w:rPr>
-        <w:t>AddClientCommand</w:t>
-      </w:r>
-      <w:proofErr w:type="spellEnd"/>
-      <w:r>
-        <w:rPr>
-          <w:color w:val="000000"/>
-          <w:sz w:val="28"/>
-          <w:szCs w:val="28"/>
-          <w:lang w:val="en-US"/>
-        </w:rPr>
-        <w:t xml:space="preserve">, </w:t>
-      </w:r>
-      <w:proofErr w:type="spellStart"/>
-      <w:r>
-        <w:rPr>
-          <w:color w:val="000000"/>
-          <w:sz w:val="28"/>
-          <w:szCs w:val="28"/>
-          <w:lang w:val="en-US"/>
-        </w:rPr>
-        <w:t>EditClientCommand</w:t>
-      </w:r>
-      <w:proofErr w:type="spellEnd"/>
-      <w:r>
-        <w:rPr>
-          <w:color w:val="000000"/>
-          <w:sz w:val="28"/>
-          <w:szCs w:val="28"/>
-          <w:lang w:val="en-US"/>
-        </w:rPr>
-        <w:t>,</w:t>
+        <w:t>: AddClientCommand, EditClientCommand,</w:t>
       </w:r>
     </w:p>
     <w:p>
@@ -426,7 +387,6 @@
           <w:lang w:val="en-US"/>
         </w:rPr>
       </w:pPr>
-      <w:proofErr w:type="spellStart"/>
       <w:r>
         <w:rPr>
           <w:color w:val="000000"/>
@@ -434,17 +394,7 @@
           <w:szCs w:val="28"/>
           <w:lang w:val="en-US"/>
         </w:rPr>
-        <w:t>DeleteClientCommand</w:t>
-      </w:r>
-      <w:proofErr w:type="spellEnd"/>
-      <w:r>
-        <w:rPr>
-          <w:color w:val="000000"/>
-          <w:sz w:val="28"/>
-          <w:szCs w:val="28"/>
-          <w:lang w:val="en-US"/>
-        </w:rPr>
-        <w:t>.</w:t>
+        <w:t>DeleteClientCommand.</w:t>
       </w:r>
     </w:p>
     <w:p>
@@ -502,25 +452,7 @@
           <w:sz w:val="28"/>
           <w:szCs w:val="28"/>
         </w:rPr>
-        <w:t xml:space="preserve"> </w:t>
-      </w:r>
-      <w:proofErr w:type="spellStart"/>
-      <w:r>
-        <w:rPr>
-          <w:color w:val="000000"/>
-          <w:sz w:val="28"/>
-          <w:szCs w:val="28"/>
-        </w:rPr>
-        <w:t>Ctrl+N</w:t>
-      </w:r>
-      <w:proofErr w:type="spellEnd"/>
-      <w:r>
-        <w:rPr>
-          <w:color w:val="000000"/>
-          <w:sz w:val="28"/>
-          <w:szCs w:val="28"/>
-        </w:rPr>
-        <w:t xml:space="preserve"> – добавить клиента.</w:t>
+        <w:t xml:space="preserve"> Ctrl+N – добавить клиента.</w:t>
       </w:r>
     </w:p>
     <w:p>
@@ -553,25 +485,7 @@
           <w:sz w:val="28"/>
           <w:szCs w:val="28"/>
         </w:rPr>
-        <w:t xml:space="preserve"> </w:t>
-      </w:r>
-      <w:proofErr w:type="spellStart"/>
-      <w:r>
-        <w:rPr>
-          <w:color w:val="000000"/>
-          <w:sz w:val="28"/>
-          <w:szCs w:val="28"/>
-        </w:rPr>
-        <w:t>Ctrl+E</w:t>
-      </w:r>
-      <w:proofErr w:type="spellEnd"/>
-      <w:r>
-        <w:rPr>
-          <w:color w:val="000000"/>
-          <w:sz w:val="28"/>
-          <w:szCs w:val="28"/>
-        </w:rPr>
-        <w:t xml:space="preserve"> – редактировать клиента.</w:t>
+        <w:t xml:space="preserve"> Ctrl+E – редактировать клиента.</w:t>
       </w:r>
     </w:p>
     <w:p>
@@ -604,25 +518,7 @@
           <w:sz w:val="28"/>
           <w:szCs w:val="28"/>
         </w:rPr>
-        <w:t xml:space="preserve"> </w:t>
-      </w:r>
-      <w:proofErr w:type="spellStart"/>
-      <w:r>
-        <w:rPr>
-          <w:color w:val="000000"/>
-          <w:sz w:val="28"/>
-          <w:szCs w:val="28"/>
-        </w:rPr>
-        <w:t>Ctrl+D</w:t>
-      </w:r>
-      <w:proofErr w:type="spellEnd"/>
-      <w:r>
-        <w:rPr>
-          <w:color w:val="000000"/>
-          <w:sz w:val="28"/>
-          <w:szCs w:val="28"/>
-        </w:rPr>
-        <w:t xml:space="preserve"> – удалить клиента.</w:t>
+        <w:t xml:space="preserve"> Ctrl+D – удалить клиента.</w:t>
       </w:r>
     </w:p>
     <w:p>
@@ -701,39 +597,16 @@
           <w:color w:val="000000" w:themeColor="text1"/>
           <w:sz w:val="28"/>
           <w:szCs w:val="28"/>
-          <w:lang w:val="en-US"/>
-        </w:rPr>
-      </w:pPr>
-      <w:r>
-        <w:rPr>
-          <w:color w:val="000000" w:themeColor="text1"/>
-          <w:sz w:val="28"/>
-          <w:szCs w:val="28"/>
-          <w:lang w:val="en-US"/>
-        </w:rPr>
-        <w:t xml:space="preserve">using </w:t>
-      </w:r>
-      <w:proofErr w:type="spellStart"/>
-      <w:proofErr w:type="gramStart"/>
-      <w:r>
-        <w:rPr>
-          <w:color w:val="000000" w:themeColor="text1"/>
-          <w:sz w:val="28"/>
-          <w:szCs w:val="28"/>
-          <w:lang w:val="en-US"/>
-        </w:rPr>
-        <w:t>System.Collections.ObjectModel</w:t>
-      </w:r>
-      <w:proofErr w:type="spellEnd"/>
-      <w:proofErr w:type="gramEnd"/>
-      <w:r>
-        <w:rPr>
-          <w:color w:val="000000" w:themeColor="text1"/>
-          <w:sz w:val="28"/>
-          <w:szCs w:val="28"/>
-          <w:lang w:val="en-US"/>
-        </w:rPr>
-        <w:t>;</w:t>
+        </w:rPr>
+      </w:pPr>
+      <w:r>
+        <w:rPr>
+          <w:color w:val="000000" w:themeColor="text1"/>
+          <w:sz w:val="28"/>
+          <w:szCs w:val="28"/>
+          <w:lang w:val="en-US"/>
+        </w:rPr>
+        <w:t>using Task01.Windows;</w:t>
       </w:r>
     </w:p>
     <w:p>
@@ -756,27 +629,7 @@
           <w:szCs w:val="28"/>
           <w:lang w:val="en-US"/>
         </w:rPr>
-        <w:t xml:space="preserve">using </w:t>
-      </w:r>
-      <w:proofErr w:type="spellStart"/>
-      <w:r>
-        <w:rPr>
-          <w:color w:val="000000" w:themeColor="text1"/>
-          <w:sz w:val="28"/>
-          <w:szCs w:val="28"/>
-          <w:lang w:val="en-US"/>
-        </w:rPr>
-        <w:t>System.Windows</w:t>
-      </w:r>
-      <w:proofErr w:type="spellEnd"/>
-      <w:r>
-        <w:rPr>
-          <w:color w:val="000000" w:themeColor="text1"/>
-          <w:sz w:val="28"/>
-          <w:szCs w:val="28"/>
-          <w:lang w:val="en-US"/>
-        </w:rPr>
-        <w:t>;</w:t>
+        <w:t>namespace Task01.ViewModels {</w:t>
       </w:r>
     </w:p>
     <w:p>
@@ -799,29 +652,7 @@
           <w:szCs w:val="28"/>
           <w:lang w:val="en-US"/>
         </w:rPr>
-        <w:t xml:space="preserve">using </w:t>
-      </w:r>
-      <w:proofErr w:type="spellStart"/>
-      <w:proofErr w:type="gramStart"/>
-      <w:r>
-        <w:rPr>
-          <w:color w:val="000000" w:themeColor="text1"/>
-          <w:sz w:val="28"/>
-          <w:szCs w:val="28"/>
-          <w:lang w:val="en-US"/>
-        </w:rPr>
-        <w:t>System.Windows.Input</w:t>
-      </w:r>
-      <w:proofErr w:type="spellEnd"/>
-      <w:proofErr w:type="gramEnd"/>
-      <w:r>
-        <w:rPr>
-          <w:color w:val="000000" w:themeColor="text1"/>
-          <w:sz w:val="28"/>
-          <w:szCs w:val="28"/>
-          <w:lang w:val="en-US"/>
-        </w:rPr>
-        <w:t>;</w:t>
+        <w:t xml:space="preserve">    public class MainWindowVM {</w:t>
       </w:r>
     </w:p>
     <w:p>
@@ -834,16 +665,17 @@
           <w:color w:val="000000" w:themeColor="text1"/>
           <w:sz w:val="28"/>
           <w:szCs w:val="28"/>
-        </w:rPr>
-      </w:pPr>
-      <w:r>
-        <w:rPr>
-          <w:color w:val="000000" w:themeColor="text1"/>
-          <w:sz w:val="28"/>
-          <w:szCs w:val="28"/>
-          <w:lang w:val="en-US"/>
-        </w:rPr>
-        <w:t>using Task01.Windows;</w:t>
+          <w:lang w:val="en-US"/>
+        </w:rPr>
+      </w:pPr>
+      <w:r>
+        <w:rPr>
+          <w:color w:val="000000" w:themeColor="text1"/>
+          <w:sz w:val="28"/>
+          <w:szCs w:val="28"/>
+          <w:lang w:val="en-US"/>
+        </w:rPr>
+        <w:t xml:space="preserve">        public ObservableCollection&lt;Client&gt; Clients { get; set; } = new ObservableCollection&lt;Client&gt;();</w:t>
       </w:r>
     </w:p>
     <w:p>
@@ -866,25 +698,7 @@
           <w:szCs w:val="28"/>
           <w:lang w:val="en-US"/>
         </w:rPr>
-        <w:t>namespace Task01.ViewModels</w:t>
-      </w:r>
-      <w:r>
-        <w:rPr>
-          <w:color w:val="000000" w:themeColor="text1"/>
-          <w:sz w:val="28"/>
-          <w:szCs w:val="28"/>
-          <w:lang w:val="en-US"/>
-        </w:rPr>
-        <w:t xml:space="preserve"> </w:t>
-      </w:r>
-      <w:r>
-        <w:rPr>
-          <w:color w:val="000000" w:themeColor="text1"/>
-          <w:sz w:val="28"/>
-          <w:szCs w:val="28"/>
-          <w:lang w:val="en-US"/>
-        </w:rPr>
-        <w:t>{</w:t>
+        <w:t xml:space="preserve">        private Client _selectedClient;</w:t>
       </w:r>
     </w:p>
     <w:p>
@@ -907,36 +721,7 @@
           <w:szCs w:val="28"/>
           <w:lang w:val="en-US"/>
         </w:rPr>
-        <w:t xml:space="preserve">    public class </w:t>
-      </w:r>
-      <w:proofErr w:type="spellStart"/>
-      <w:r>
-        <w:rPr>
-          <w:color w:val="000000" w:themeColor="text1"/>
-          <w:sz w:val="28"/>
-          <w:szCs w:val="28"/>
-          <w:lang w:val="en-US"/>
-        </w:rPr>
-        <w:t>MainWindowVM</w:t>
-      </w:r>
-      <w:proofErr w:type="spellEnd"/>
-      <w:r>
-        <w:rPr>
-          <w:color w:val="000000" w:themeColor="text1"/>
-          <w:sz w:val="28"/>
-          <w:szCs w:val="28"/>
-          <w:lang w:val="en-US"/>
-        </w:rPr>
-        <w:t xml:space="preserve"> </w:t>
-      </w:r>
-      <w:r>
-        <w:rPr>
-          <w:color w:val="000000" w:themeColor="text1"/>
-          <w:sz w:val="28"/>
-          <w:szCs w:val="28"/>
-          <w:lang w:val="en-US"/>
-        </w:rPr>
-        <w:t>{</w:t>
+        <w:t xml:space="preserve">        public Client SelectedClient {</w:t>
       </w:r>
     </w:p>
     <w:p>
@@ -949,76 +734,17 @@
           <w:color w:val="000000" w:themeColor="text1"/>
           <w:sz w:val="28"/>
           <w:szCs w:val="28"/>
-        </w:rPr>
-      </w:pPr>
-      <w:r>
-        <w:rPr>
-          <w:color w:val="000000" w:themeColor="text1"/>
-          <w:sz w:val="28"/>
-          <w:szCs w:val="28"/>
-          <w:lang w:val="en-US"/>
-        </w:rPr>
-        <w:t xml:space="preserve">        public </w:t>
-      </w:r>
-      <w:proofErr w:type="spellStart"/>
-      <w:r>
-        <w:rPr>
-          <w:color w:val="000000" w:themeColor="text1"/>
-          <w:sz w:val="28"/>
-          <w:szCs w:val="28"/>
-          <w:lang w:val="en-US"/>
-        </w:rPr>
-        <w:t>ObservableCollection</w:t>
-      </w:r>
-      <w:proofErr w:type="spellEnd"/>
-      <w:r>
-        <w:rPr>
-          <w:color w:val="000000" w:themeColor="text1"/>
-          <w:sz w:val="28"/>
-          <w:szCs w:val="28"/>
-          <w:lang w:val="en-US"/>
-        </w:rPr>
-        <w:t xml:space="preserve">&lt;Client&gt; Clients </w:t>
-      </w:r>
-      <w:proofErr w:type="gramStart"/>
-      <w:r>
-        <w:rPr>
-          <w:color w:val="000000" w:themeColor="text1"/>
-          <w:sz w:val="28"/>
-          <w:szCs w:val="28"/>
-          <w:lang w:val="en-US"/>
-        </w:rPr>
-        <w:t>{ get</w:t>
-      </w:r>
-      <w:proofErr w:type="gramEnd"/>
-      <w:r>
-        <w:rPr>
-          <w:color w:val="000000" w:themeColor="text1"/>
-          <w:sz w:val="28"/>
-          <w:szCs w:val="28"/>
-          <w:lang w:val="en-US"/>
-        </w:rPr>
-        <w:t xml:space="preserve">; set; } = new </w:t>
-      </w:r>
-      <w:proofErr w:type="spellStart"/>
-      <w:r>
-        <w:rPr>
-          <w:color w:val="000000" w:themeColor="text1"/>
-          <w:sz w:val="28"/>
-          <w:szCs w:val="28"/>
-          <w:lang w:val="en-US"/>
-        </w:rPr>
-        <w:t>ObservableCollection</w:t>
-      </w:r>
-      <w:proofErr w:type="spellEnd"/>
-      <w:r>
-        <w:rPr>
-          <w:color w:val="000000" w:themeColor="text1"/>
-          <w:sz w:val="28"/>
-          <w:szCs w:val="28"/>
-          <w:lang w:val="en-US"/>
-        </w:rPr>
-        <w:t>&lt;Client&gt;();</w:t>
+          <w:lang w:val="en-US"/>
+        </w:rPr>
+      </w:pPr>
+      <w:r>
+        <w:rPr>
+          <w:color w:val="000000" w:themeColor="text1"/>
+          <w:sz w:val="28"/>
+          <w:szCs w:val="28"/>
+          <w:lang w:val="en-US"/>
+        </w:rPr>
+        <w:t xml:space="preserve">            get =&gt; _selectedClient;</w:t>
       </w:r>
     </w:p>
     <w:p>
@@ -1041,27 +767,7 @@
           <w:szCs w:val="28"/>
           <w:lang w:val="en-US"/>
         </w:rPr>
-        <w:t xml:space="preserve">        private Client _</w:t>
-      </w:r>
-      <w:proofErr w:type="spellStart"/>
-      <w:r>
-        <w:rPr>
-          <w:color w:val="000000" w:themeColor="text1"/>
-          <w:sz w:val="28"/>
-          <w:szCs w:val="28"/>
-          <w:lang w:val="en-US"/>
-        </w:rPr>
-        <w:t>selectedClient</w:t>
-      </w:r>
-      <w:proofErr w:type="spellEnd"/>
-      <w:r>
-        <w:rPr>
-          <w:color w:val="000000" w:themeColor="text1"/>
-          <w:sz w:val="28"/>
-          <w:szCs w:val="28"/>
-          <w:lang w:val="en-US"/>
-        </w:rPr>
-        <w:t>;</w:t>
+        <w:t xml:space="preserve">            set =&gt; _selectedClient = value;</w:t>
       </w:r>
     </w:p>
     <w:p>
@@ -1074,46 +780,16 @@
           <w:color w:val="000000" w:themeColor="text1"/>
           <w:sz w:val="28"/>
           <w:szCs w:val="28"/>
-          <w:lang w:val="en-US"/>
-        </w:rPr>
-      </w:pPr>
-      <w:r>
-        <w:rPr>
-          <w:color w:val="000000" w:themeColor="text1"/>
-          <w:sz w:val="28"/>
-          <w:szCs w:val="28"/>
-          <w:lang w:val="en-US"/>
-        </w:rPr>
-        <w:t xml:space="preserve">        public Client </w:t>
-      </w:r>
-      <w:proofErr w:type="spellStart"/>
-      <w:r>
-        <w:rPr>
-          <w:color w:val="000000" w:themeColor="text1"/>
-          <w:sz w:val="28"/>
-          <w:szCs w:val="28"/>
-          <w:lang w:val="en-US"/>
-        </w:rPr>
-        <w:t>SelectedClient</w:t>
-      </w:r>
-      <w:proofErr w:type="spellEnd"/>
-      <w:r>
-        <w:rPr>
-          <w:color w:val="000000" w:themeColor="text1"/>
-          <w:sz w:val="28"/>
-          <w:szCs w:val="28"/>
-          <w:lang w:val="en-US"/>
-        </w:rPr>
-        <w:t xml:space="preserve"> </w:t>
-      </w:r>
-      <w:r>
-        <w:rPr>
-          <w:color w:val="000000" w:themeColor="text1"/>
-          <w:sz w:val="28"/>
-          <w:szCs w:val="28"/>
-          <w:lang w:val="en-US"/>
-        </w:rPr>
-        <w:t>{</w:t>
+        </w:rPr>
+      </w:pPr>
+      <w:r>
+        <w:rPr>
+          <w:color w:val="000000" w:themeColor="text1"/>
+          <w:sz w:val="28"/>
+          <w:szCs w:val="28"/>
+          <w:lang w:val="en-US"/>
+        </w:rPr>
+        <w:t xml:space="preserve">        }</w:t>
       </w:r>
     </w:p>
     <w:p>
@@ -1136,27 +812,7 @@
           <w:szCs w:val="28"/>
           <w:lang w:val="en-US"/>
         </w:rPr>
-        <w:t xml:space="preserve">            get =&gt; _</w:t>
-      </w:r>
-      <w:proofErr w:type="spellStart"/>
-      <w:r>
-        <w:rPr>
-          <w:color w:val="000000" w:themeColor="text1"/>
-          <w:sz w:val="28"/>
-          <w:szCs w:val="28"/>
-          <w:lang w:val="en-US"/>
-        </w:rPr>
-        <w:t>selectedClient</w:t>
-      </w:r>
-      <w:proofErr w:type="spellEnd"/>
-      <w:r>
-        <w:rPr>
-          <w:color w:val="000000" w:themeColor="text1"/>
-          <w:sz w:val="28"/>
-          <w:szCs w:val="28"/>
-          <w:lang w:val="en-US"/>
-        </w:rPr>
-        <w:t>;</w:t>
+        <w:t xml:space="preserve">        public ICommand AddClientCommand { get; }</w:t>
       </w:r>
     </w:p>
     <w:p>
@@ -1179,27 +835,7 @@
           <w:szCs w:val="28"/>
           <w:lang w:val="en-US"/>
         </w:rPr>
-        <w:t xml:space="preserve">            set =&gt; _</w:t>
-      </w:r>
-      <w:proofErr w:type="spellStart"/>
-      <w:r>
-        <w:rPr>
-          <w:color w:val="000000" w:themeColor="text1"/>
-          <w:sz w:val="28"/>
-          <w:szCs w:val="28"/>
-          <w:lang w:val="en-US"/>
-        </w:rPr>
-        <w:t>selectedClient</w:t>
-      </w:r>
-      <w:proofErr w:type="spellEnd"/>
-      <w:r>
-        <w:rPr>
-          <w:color w:val="000000" w:themeColor="text1"/>
-          <w:sz w:val="28"/>
-          <w:szCs w:val="28"/>
-          <w:lang w:val="en-US"/>
-        </w:rPr>
-        <w:t xml:space="preserve"> = value;</w:t>
+        <w:t xml:space="preserve">        public ICommand DeleteClientCommand { get; }</w:t>
       </w:r>
     </w:p>
     <w:p>
@@ -1212,16 +848,17 @@
           <w:color w:val="000000" w:themeColor="text1"/>
           <w:sz w:val="28"/>
           <w:szCs w:val="28"/>
-        </w:rPr>
-      </w:pPr>
-      <w:r>
-        <w:rPr>
-          <w:color w:val="000000" w:themeColor="text1"/>
-          <w:sz w:val="28"/>
-          <w:szCs w:val="28"/>
-          <w:lang w:val="en-US"/>
-        </w:rPr>
-        <w:t xml:space="preserve">        }</w:t>
+          <w:lang w:val="en-US"/>
+        </w:rPr>
+      </w:pPr>
+      <w:r>
+        <w:rPr>
+          <w:color w:val="000000" w:themeColor="text1"/>
+          <w:sz w:val="28"/>
+          <w:szCs w:val="28"/>
+          <w:lang w:val="en-US"/>
+        </w:rPr>
+        <w:t xml:space="preserve">        public ICommand EditClientCommand { get; }</w:t>
       </w:r>
     </w:p>
     <w:p>
@@ -1237,75 +874,6 @@
           <w:lang w:val="en-US"/>
         </w:rPr>
       </w:pPr>
-      <w:r>
-        <w:rPr>
-          <w:color w:val="000000" w:themeColor="text1"/>
-          <w:sz w:val="28"/>
-          <w:szCs w:val="28"/>
-          <w:lang w:val="en-US"/>
-        </w:rPr>
-        <w:t xml:space="preserve">        public </w:t>
-      </w:r>
-      <w:proofErr w:type="spellStart"/>
-      <w:r>
-        <w:rPr>
-          <w:color w:val="000000" w:themeColor="text1"/>
-          <w:sz w:val="28"/>
-          <w:szCs w:val="28"/>
-          <w:lang w:val="en-US"/>
-        </w:rPr>
-        <w:t>ICommand</w:t>
-      </w:r>
-      <w:proofErr w:type="spellEnd"/>
-      <w:r>
-        <w:rPr>
-          <w:color w:val="000000" w:themeColor="text1"/>
-          <w:sz w:val="28"/>
-          <w:szCs w:val="28"/>
-          <w:lang w:val="en-US"/>
-        </w:rPr>
-        <w:t xml:space="preserve"> </w:t>
-      </w:r>
-      <w:proofErr w:type="spellStart"/>
-      <w:r>
-        <w:rPr>
-          <w:color w:val="000000" w:themeColor="text1"/>
-          <w:sz w:val="28"/>
-          <w:szCs w:val="28"/>
-          <w:lang w:val="en-US"/>
-        </w:rPr>
-        <w:t>AddClientCommand</w:t>
-      </w:r>
-      <w:proofErr w:type="spellEnd"/>
-      <w:r>
-        <w:rPr>
-          <w:color w:val="000000" w:themeColor="text1"/>
-          <w:sz w:val="28"/>
-          <w:szCs w:val="28"/>
-          <w:lang w:val="en-US"/>
-        </w:rPr>
-        <w:t xml:space="preserve"> </w:t>
-      </w:r>
-      <w:proofErr w:type="gramStart"/>
-      <w:r>
-        <w:rPr>
-          <w:color w:val="000000" w:themeColor="text1"/>
-          <w:sz w:val="28"/>
-          <w:szCs w:val="28"/>
-          <w:lang w:val="en-US"/>
-        </w:rPr>
-        <w:t>{ get</w:t>
-      </w:r>
-      <w:proofErr w:type="gramEnd"/>
-      <w:r>
-        <w:rPr>
-          <w:color w:val="000000" w:themeColor="text1"/>
-          <w:sz w:val="28"/>
-          <w:szCs w:val="28"/>
-          <w:lang w:val="en-US"/>
-        </w:rPr>
-        <w:t>; }</w:t>
-      </w:r>
     </w:p>
     <w:p>
       <w:pPr>
@@ -1327,19 +895,8 @@
           <w:szCs w:val="28"/>
           <w:lang w:val="en-US"/>
         </w:rPr>
-        <w:t xml:space="preserve">        public </w:t>
-      </w:r>
-      <w:proofErr w:type="spellStart"/>
-      <w:r>
-        <w:rPr>
-          <w:color w:val="000000" w:themeColor="text1"/>
-          <w:sz w:val="28"/>
-          <w:szCs w:val="28"/>
-          <w:lang w:val="en-US"/>
-        </w:rPr>
-        <w:t>ICommand</w:t>
-      </w:r>
-      <w:proofErr w:type="spellEnd"/>
+        <w:t xml:space="preserve">        public MainWindowVM()</w:t>
+      </w:r>
       <w:r>
         <w:rPr>
           <w:color w:val="000000" w:themeColor="text1"/>
@@ -1349,45 +906,14 @@
         </w:rPr>
         <w:t xml:space="preserve"> </w:t>
       </w:r>
-      <w:proofErr w:type="spellStart"/>
-      <w:r>
-        <w:rPr>
-          <w:color w:val="000000" w:themeColor="text1"/>
-          <w:sz w:val="28"/>
-          <w:szCs w:val="28"/>
-          <w:lang w:val="en-US"/>
-        </w:rPr>
-        <w:t>DeleteClientCommand</w:t>
-      </w:r>
-      <w:proofErr w:type="spellEnd"/>
-      <w:r>
-        <w:rPr>
-          <w:color w:val="000000" w:themeColor="text1"/>
-          <w:sz w:val="28"/>
-          <w:szCs w:val="28"/>
-          <w:lang w:val="en-US"/>
-        </w:rPr>
-        <w:t xml:space="preserve"> </w:t>
-      </w:r>
-      <w:proofErr w:type="gramStart"/>
-      <w:r>
-        <w:rPr>
-          <w:color w:val="000000" w:themeColor="text1"/>
-          <w:sz w:val="28"/>
-          <w:szCs w:val="28"/>
-          <w:lang w:val="en-US"/>
-        </w:rPr>
-        <w:t>{ get</w:t>
-      </w:r>
-      <w:proofErr w:type="gramEnd"/>
-      <w:r>
-        <w:rPr>
-          <w:color w:val="000000" w:themeColor="text1"/>
-          <w:sz w:val="28"/>
-          <w:szCs w:val="28"/>
-          <w:lang w:val="en-US"/>
-        </w:rPr>
-        <w:t>; }</w:t>
+      <w:r>
+        <w:rPr>
+          <w:color w:val="000000" w:themeColor="text1"/>
+          <w:sz w:val="28"/>
+          <w:szCs w:val="28"/>
+          <w:lang w:val="en-US"/>
+        </w:rPr>
+        <w:t>{</w:t>
       </w:r>
     </w:p>
     <w:p>
@@ -1410,67 +936,7 @@
           <w:szCs w:val="28"/>
           <w:lang w:val="en-US"/>
         </w:rPr>
-        <w:t xml:space="preserve">        public </w:t>
-      </w:r>
-      <w:proofErr w:type="spellStart"/>
-      <w:r>
-        <w:rPr>
-          <w:color w:val="000000" w:themeColor="text1"/>
-          <w:sz w:val="28"/>
-          <w:szCs w:val="28"/>
-          <w:lang w:val="en-US"/>
-        </w:rPr>
-        <w:t>ICommand</w:t>
-      </w:r>
-      <w:proofErr w:type="spellEnd"/>
-      <w:r>
-        <w:rPr>
-          <w:color w:val="000000" w:themeColor="text1"/>
-          <w:sz w:val="28"/>
-          <w:szCs w:val="28"/>
-          <w:lang w:val="en-US"/>
-        </w:rPr>
-        <w:t xml:space="preserve"> </w:t>
-      </w:r>
-      <w:proofErr w:type="spellStart"/>
-      <w:r>
-        <w:rPr>
-          <w:color w:val="000000" w:themeColor="text1"/>
-          <w:sz w:val="28"/>
-          <w:szCs w:val="28"/>
-          <w:lang w:val="en-US"/>
-        </w:rPr>
-        <w:t>EditClientCommand</w:t>
-      </w:r>
-      <w:proofErr w:type="spellEnd"/>
-      <w:r>
-        <w:rPr>
-          <w:color w:val="000000" w:themeColor="text1"/>
-          <w:sz w:val="28"/>
-          <w:szCs w:val="28"/>
-          <w:lang w:val="en-US"/>
-        </w:rPr>
-        <w:t xml:space="preserve"> </w:t>
-      </w:r>
-      <w:proofErr w:type="gramStart"/>
-      <w:r>
-        <w:rPr>
-          <w:color w:val="000000" w:themeColor="text1"/>
-          <w:sz w:val="28"/>
-          <w:szCs w:val="28"/>
-          <w:lang w:val="en-US"/>
-        </w:rPr>
-        <w:t>{ get</w:t>
-      </w:r>
-      <w:proofErr w:type="gramEnd"/>
-      <w:r>
-        <w:rPr>
-          <w:color w:val="000000" w:themeColor="text1"/>
-          <w:sz w:val="28"/>
-          <w:szCs w:val="28"/>
-          <w:lang w:val="en-US"/>
-        </w:rPr>
-        <w:t>; }</w:t>
+        <w:t xml:space="preserve">            AddClientCommand = new RelayCommand(_ =&gt; AddClient());</w:t>
       </w:r>
     </w:p>
     <w:p>
@@ -1486,6 +952,24 @@
           <w:lang w:val="en-US"/>
         </w:rPr>
       </w:pPr>
+      <w:r>
+        <w:rPr>
+          <w:color w:val="000000" w:themeColor="text1"/>
+          <w:sz w:val="28"/>
+          <w:szCs w:val="28"/>
+          <w:lang w:val="en-US"/>
+        </w:rPr>
+        <w:t xml:space="preserve">            DeleteClientCommand = new RelayCommand(_ =&gt; DelClient(), _ =&gt; SelectedClient != null);</w:t>
+      </w:r>
+      <w:r>
+        <w:rPr>
+          <w:color w:val="000000" w:themeColor="text1"/>
+          <w:sz w:val="28"/>
+          <w:szCs w:val="28"/>
+          <w:lang w:val="en-US"/>
+        </w:rPr>
+        <w:br w:type="page"/>
+      </w:r>
     </w:p>
     <w:p>
       <w:pPr>
@@ -1507,55 +991,8 @@
           <w:szCs w:val="28"/>
           <w:lang w:val="en-US"/>
         </w:rPr>
-        <w:t xml:space="preserve">        public </w:t>
-      </w:r>
-      <w:proofErr w:type="spellStart"/>
-      <w:proofErr w:type="gramStart"/>
-      <w:r>
-        <w:rPr>
-          <w:color w:val="000000" w:themeColor="text1"/>
-          <w:sz w:val="28"/>
-          <w:szCs w:val="28"/>
-          <w:lang w:val="en-US"/>
-        </w:rPr>
-        <w:t>MainWindowVM</w:t>
-      </w:r>
-      <w:proofErr w:type="spellEnd"/>
-      <w:r>
-        <w:rPr>
-          <w:color w:val="000000" w:themeColor="text1"/>
-          <w:sz w:val="28"/>
-          <w:szCs w:val="28"/>
-          <w:lang w:val="en-US"/>
-        </w:rPr>
-        <w:t>(</w:t>
-      </w:r>
-      <w:proofErr w:type="gramEnd"/>
-      <w:r>
-        <w:rPr>
-          <w:color w:val="000000" w:themeColor="text1"/>
-          <w:sz w:val="28"/>
-          <w:szCs w:val="28"/>
-          <w:lang w:val="en-US"/>
-        </w:rPr>
-        <w:t>)</w:t>
-      </w:r>
-      <w:r>
-        <w:rPr>
-          <w:color w:val="000000" w:themeColor="text1"/>
-          <w:sz w:val="28"/>
-          <w:szCs w:val="28"/>
-        </w:rPr>
-        <w:t xml:space="preserve"> </w:t>
-      </w:r>
-      <w:r>
-        <w:rPr>
-          <w:color w:val="000000" w:themeColor="text1"/>
-          <w:sz w:val="28"/>
-          <w:szCs w:val="28"/>
-          <w:lang w:val="en-US"/>
-        </w:rPr>
-        <w:t>{</w:t>
+        <w:lastRenderedPageBreak/>
+        <w:t xml:space="preserve">            EditClientCommand = new RelayCommand(_ =&gt; EditClient(), _ =&gt; SelectedClient != null);</w:t>
       </w:r>
     </w:p>
     <w:p>
@@ -1568,88 +1005,16 @@
           <w:color w:val="000000" w:themeColor="text1"/>
           <w:sz w:val="28"/>
           <w:szCs w:val="28"/>
-          <w:lang w:val="en-US"/>
-        </w:rPr>
-      </w:pPr>
-      <w:r>
-        <w:rPr>
-          <w:color w:val="000000" w:themeColor="text1"/>
-          <w:sz w:val="28"/>
-          <w:szCs w:val="28"/>
-          <w:lang w:val="en-US"/>
-        </w:rPr>
-        <w:t xml:space="preserve">            </w:t>
-      </w:r>
-      <w:proofErr w:type="spellStart"/>
-      <w:r>
-        <w:rPr>
-          <w:color w:val="000000" w:themeColor="text1"/>
-          <w:sz w:val="28"/>
-          <w:szCs w:val="28"/>
-          <w:lang w:val="en-US"/>
-        </w:rPr>
-        <w:t>AddClientCommand</w:t>
-      </w:r>
-      <w:proofErr w:type="spellEnd"/>
-      <w:r>
-        <w:rPr>
-          <w:color w:val="000000" w:themeColor="text1"/>
-          <w:sz w:val="28"/>
-          <w:szCs w:val="28"/>
-          <w:lang w:val="en-US"/>
-        </w:rPr>
-        <w:t xml:space="preserve"> = new </w:t>
-      </w:r>
-      <w:proofErr w:type="spellStart"/>
-      <w:proofErr w:type="gramStart"/>
-      <w:r>
-        <w:rPr>
-          <w:color w:val="000000" w:themeColor="text1"/>
-          <w:sz w:val="28"/>
-          <w:szCs w:val="28"/>
-          <w:lang w:val="en-US"/>
-        </w:rPr>
-        <w:t>RelayCommand</w:t>
-      </w:r>
-      <w:proofErr w:type="spellEnd"/>
-      <w:r>
-        <w:rPr>
-          <w:color w:val="000000" w:themeColor="text1"/>
-          <w:sz w:val="28"/>
-          <w:szCs w:val="28"/>
-          <w:lang w:val="en-US"/>
-        </w:rPr>
-        <w:t>(</w:t>
-      </w:r>
-      <w:proofErr w:type="gramEnd"/>
-      <w:r>
-        <w:rPr>
-          <w:color w:val="000000" w:themeColor="text1"/>
-          <w:sz w:val="28"/>
-          <w:szCs w:val="28"/>
-          <w:lang w:val="en-US"/>
-        </w:rPr>
-        <w:t xml:space="preserve">_ =&gt; </w:t>
-      </w:r>
-      <w:proofErr w:type="spellStart"/>
-      <w:r>
-        <w:rPr>
-          <w:color w:val="000000" w:themeColor="text1"/>
-          <w:sz w:val="28"/>
-          <w:szCs w:val="28"/>
-          <w:lang w:val="en-US"/>
-        </w:rPr>
-        <w:t>AddClient</w:t>
-      </w:r>
-      <w:proofErr w:type="spellEnd"/>
-      <w:r>
-        <w:rPr>
-          <w:color w:val="000000" w:themeColor="text1"/>
-          <w:sz w:val="28"/>
-          <w:szCs w:val="28"/>
-          <w:lang w:val="en-US"/>
-        </w:rPr>
-        <w:t>());</w:t>
+        </w:rPr>
+      </w:pPr>
+      <w:r>
+        <w:rPr>
+          <w:color w:val="000000" w:themeColor="text1"/>
+          <w:sz w:val="28"/>
+          <w:szCs w:val="28"/>
+          <w:lang w:val="en-US"/>
+        </w:rPr>
+        <w:t xml:space="preserve">        }</w:t>
       </w:r>
     </w:p>
     <w:p>
@@ -1672,107 +1037,25 @@
           <w:szCs w:val="28"/>
           <w:lang w:val="en-US"/>
         </w:rPr>
-        <w:t xml:space="preserve">            </w:t>
-      </w:r>
-      <w:proofErr w:type="spellStart"/>
-      <w:r>
-        <w:rPr>
-          <w:color w:val="000000" w:themeColor="text1"/>
-          <w:sz w:val="28"/>
-          <w:szCs w:val="28"/>
-          <w:lang w:val="en-US"/>
-        </w:rPr>
-        <w:t>DeleteClientCommand</w:t>
-      </w:r>
-      <w:proofErr w:type="spellEnd"/>
-      <w:r>
-        <w:rPr>
-          <w:color w:val="000000" w:themeColor="text1"/>
-          <w:sz w:val="28"/>
-          <w:szCs w:val="28"/>
-          <w:lang w:val="en-US"/>
-        </w:rPr>
-        <w:t xml:space="preserve"> = new </w:t>
-      </w:r>
-      <w:proofErr w:type="spellStart"/>
-      <w:proofErr w:type="gramStart"/>
-      <w:r>
-        <w:rPr>
-          <w:color w:val="000000" w:themeColor="text1"/>
-          <w:sz w:val="28"/>
-          <w:szCs w:val="28"/>
-          <w:lang w:val="en-US"/>
-        </w:rPr>
-        <w:t>RelayCommand</w:t>
-      </w:r>
-      <w:proofErr w:type="spellEnd"/>
-      <w:r>
-        <w:rPr>
-          <w:color w:val="000000" w:themeColor="text1"/>
-          <w:sz w:val="28"/>
-          <w:szCs w:val="28"/>
-          <w:lang w:val="en-US"/>
-        </w:rPr>
-        <w:t>(</w:t>
-      </w:r>
-      <w:proofErr w:type="gramEnd"/>
-      <w:r>
-        <w:rPr>
-          <w:color w:val="000000" w:themeColor="text1"/>
-          <w:sz w:val="28"/>
-          <w:szCs w:val="28"/>
-          <w:lang w:val="en-US"/>
-        </w:rPr>
-        <w:t xml:space="preserve">_ =&gt; </w:t>
-      </w:r>
-      <w:proofErr w:type="spellStart"/>
-      <w:r>
-        <w:rPr>
-          <w:color w:val="000000" w:themeColor="text1"/>
-          <w:sz w:val="28"/>
-          <w:szCs w:val="28"/>
-          <w:lang w:val="en-US"/>
-        </w:rPr>
-        <w:t>DelClient</w:t>
-      </w:r>
-      <w:proofErr w:type="spellEnd"/>
-      <w:r>
-        <w:rPr>
-          <w:color w:val="000000" w:themeColor="text1"/>
-          <w:sz w:val="28"/>
-          <w:szCs w:val="28"/>
-          <w:lang w:val="en-US"/>
-        </w:rPr>
-        <w:t xml:space="preserve">(), _ =&gt; </w:t>
-      </w:r>
-      <w:proofErr w:type="spellStart"/>
-      <w:r>
-        <w:rPr>
-          <w:color w:val="000000" w:themeColor="text1"/>
-          <w:sz w:val="28"/>
-          <w:szCs w:val="28"/>
-          <w:lang w:val="en-US"/>
-        </w:rPr>
-        <w:t>SelectedClient</w:t>
-      </w:r>
-      <w:proofErr w:type="spellEnd"/>
-      <w:r>
-        <w:rPr>
-          <w:color w:val="000000" w:themeColor="text1"/>
-          <w:sz w:val="28"/>
-          <w:szCs w:val="28"/>
-          <w:lang w:val="en-US"/>
-        </w:rPr>
-        <w:t xml:space="preserve"> != null);</w:t>
-      </w:r>
-      <w:r>
-        <w:rPr>
-          <w:color w:val="000000" w:themeColor="text1"/>
-          <w:sz w:val="28"/>
-          <w:szCs w:val="28"/>
-          <w:lang w:val="en-US"/>
-        </w:rPr>
-        <w:br w:type="page"/>
+        <w:t xml:space="preserve">        public void AddClient()</w:t>
+      </w:r>
+      <w:r>
+        <w:rPr>
+          <w:color w:val="000000" w:themeColor="text1"/>
+          <w:sz w:val="28"/>
+          <w:szCs w:val="28"/>
+          <w:lang w:val="en-US"/>
+        </w:rPr>
+        <w:t xml:space="preserve"> </w:t>
+      </w:r>
+      <w:r>
+        <w:rPr>
+          <w:color w:val="000000" w:themeColor="text1"/>
+          <w:sz w:val="28"/>
+          <w:szCs w:val="28"/>
+          <w:lang w:val="en-US"/>
+        </w:rPr>
+        <w:t>{</w:t>
       </w:r>
     </w:p>
     <w:p>
@@ -1795,99 +1078,7 @@
           <w:szCs w:val="28"/>
           <w:lang w:val="en-US"/>
         </w:rPr>
-        <w:lastRenderedPageBreak/>
-        <w:t xml:space="preserve">            </w:t>
-      </w:r>
-      <w:proofErr w:type="spellStart"/>
-      <w:r>
-        <w:rPr>
-          <w:color w:val="000000" w:themeColor="text1"/>
-          <w:sz w:val="28"/>
-          <w:szCs w:val="28"/>
-          <w:lang w:val="en-US"/>
-        </w:rPr>
-        <w:t>EditClientCommand</w:t>
-      </w:r>
-      <w:proofErr w:type="spellEnd"/>
-      <w:r>
-        <w:rPr>
-          <w:color w:val="000000" w:themeColor="text1"/>
-          <w:sz w:val="28"/>
-          <w:szCs w:val="28"/>
-          <w:lang w:val="en-US"/>
-        </w:rPr>
-        <w:t xml:space="preserve"> = new </w:t>
-      </w:r>
-      <w:proofErr w:type="spellStart"/>
-      <w:proofErr w:type="gramStart"/>
-      <w:r>
-        <w:rPr>
-          <w:color w:val="000000" w:themeColor="text1"/>
-          <w:sz w:val="28"/>
-          <w:szCs w:val="28"/>
-          <w:lang w:val="en-US"/>
-        </w:rPr>
-        <w:t>RelayCommand</w:t>
-      </w:r>
-      <w:proofErr w:type="spellEnd"/>
-      <w:r>
-        <w:rPr>
-          <w:color w:val="000000" w:themeColor="text1"/>
-          <w:sz w:val="28"/>
-          <w:szCs w:val="28"/>
-          <w:lang w:val="en-US"/>
-        </w:rPr>
-        <w:t>(</w:t>
-      </w:r>
-      <w:proofErr w:type="gramEnd"/>
-      <w:r>
-        <w:rPr>
-          <w:color w:val="000000" w:themeColor="text1"/>
-          <w:sz w:val="28"/>
-          <w:szCs w:val="28"/>
-          <w:lang w:val="en-US"/>
-        </w:rPr>
-        <w:t xml:space="preserve">_ =&gt; </w:t>
-      </w:r>
-      <w:proofErr w:type="spellStart"/>
-      <w:r>
-        <w:rPr>
-          <w:color w:val="000000" w:themeColor="text1"/>
-          <w:sz w:val="28"/>
-          <w:szCs w:val="28"/>
-          <w:lang w:val="en-US"/>
-        </w:rPr>
-        <w:t>EditClient</w:t>
-      </w:r>
-      <w:proofErr w:type="spellEnd"/>
-      <w:r>
-        <w:rPr>
-          <w:color w:val="000000" w:themeColor="text1"/>
-          <w:sz w:val="28"/>
-          <w:szCs w:val="28"/>
-          <w:lang w:val="en-US"/>
-        </w:rPr>
-        <w:t xml:space="preserve">(), _ =&gt; </w:t>
-      </w:r>
-      <w:proofErr w:type="spellStart"/>
-      <w:r>
-        <w:rPr>
-          <w:color w:val="000000" w:themeColor="text1"/>
-          <w:sz w:val="28"/>
-          <w:szCs w:val="28"/>
-          <w:lang w:val="en-US"/>
-        </w:rPr>
-        <w:t>SelectedClient</w:t>
-      </w:r>
-      <w:proofErr w:type="spellEnd"/>
-      <w:r>
-        <w:rPr>
-          <w:color w:val="000000" w:themeColor="text1"/>
-          <w:sz w:val="28"/>
-          <w:szCs w:val="28"/>
-          <w:lang w:val="en-US"/>
-        </w:rPr>
-        <w:t xml:space="preserve"> != null);</w:t>
+        <w:t xml:space="preserve">            var vm = new ClientDialogViewModel();</w:t>
       </w:r>
     </w:p>
     <w:p>
@@ -1900,16 +1091,35 @@
           <w:color w:val="000000" w:themeColor="text1"/>
           <w:sz w:val="28"/>
           <w:szCs w:val="28"/>
-        </w:rPr>
-      </w:pPr>
-      <w:r>
-        <w:rPr>
-          <w:color w:val="000000" w:themeColor="text1"/>
-          <w:sz w:val="28"/>
-          <w:szCs w:val="28"/>
-          <w:lang w:val="en-US"/>
-        </w:rPr>
-        <w:t xml:space="preserve">        }</w:t>
+          <w:lang w:val="en-US"/>
+        </w:rPr>
+      </w:pPr>
+      <w:r>
+        <w:rPr>
+          <w:color w:val="000000" w:themeColor="text1"/>
+          <w:sz w:val="28"/>
+          <w:szCs w:val="28"/>
+          <w:lang w:val="en-US"/>
+        </w:rPr>
+        <w:t xml:space="preserve">            var window = new ClientDialogWindow</w:t>
+      </w:r>
+      <w:r>
+        <w:rPr>
+          <w:color w:val="000000" w:themeColor="text1"/>
+          <w:sz w:val="28"/>
+          <w:szCs w:val="28"/>
+          <w:lang w:val="en-US"/>
+        </w:rPr>
+        <w:t xml:space="preserve"> </w:t>
+      </w:r>
+      <w:r>
+        <w:rPr>
+          <w:color w:val="000000" w:themeColor="text1"/>
+          <w:sz w:val="28"/>
+          <w:szCs w:val="28"/>
+          <w:lang w:val="en-US"/>
+        </w:rPr>
+        <w:t>{</w:t>
       </w:r>
     </w:p>
     <w:p>
@@ -1932,55 +1142,7 @@
           <w:szCs w:val="28"/>
           <w:lang w:val="en-US"/>
         </w:rPr>
-        <w:t xml:space="preserve">        public void </w:t>
-      </w:r>
-      <w:proofErr w:type="spellStart"/>
-      <w:proofErr w:type="gramStart"/>
-      <w:r>
-        <w:rPr>
-          <w:color w:val="000000" w:themeColor="text1"/>
-          <w:sz w:val="28"/>
-          <w:szCs w:val="28"/>
-          <w:lang w:val="en-US"/>
-        </w:rPr>
-        <w:t>AddClient</w:t>
-      </w:r>
-      <w:proofErr w:type="spellEnd"/>
-      <w:r>
-        <w:rPr>
-          <w:color w:val="000000" w:themeColor="text1"/>
-          <w:sz w:val="28"/>
-          <w:szCs w:val="28"/>
-          <w:lang w:val="en-US"/>
-        </w:rPr>
-        <w:t>(</w:t>
-      </w:r>
-      <w:proofErr w:type="gramEnd"/>
-      <w:r>
-        <w:rPr>
-          <w:color w:val="000000" w:themeColor="text1"/>
-          <w:sz w:val="28"/>
-          <w:szCs w:val="28"/>
-          <w:lang w:val="en-US"/>
-        </w:rPr>
-        <w:t>)</w:t>
-      </w:r>
-      <w:r>
-        <w:rPr>
-          <w:color w:val="000000" w:themeColor="text1"/>
-          <w:sz w:val="28"/>
-          <w:szCs w:val="28"/>
-        </w:rPr>
-        <w:t xml:space="preserve"> </w:t>
-      </w:r>
-      <w:r>
-        <w:rPr>
-          <w:color w:val="000000" w:themeColor="text1"/>
-          <w:sz w:val="28"/>
-          <w:szCs w:val="28"/>
-          <w:lang w:val="en-US"/>
-        </w:rPr>
-        <w:t>{</w:t>
+        <w:t xml:space="preserve">                DataContext = vm</w:t>
       </w:r>
     </w:p>
     <w:p>
@@ -2003,58 +1165,7 @@
           <w:szCs w:val="28"/>
           <w:lang w:val="en-US"/>
         </w:rPr>
-        <w:t xml:space="preserve">            var </w:t>
-      </w:r>
-      <w:proofErr w:type="spellStart"/>
-      <w:r>
-        <w:rPr>
-          <w:color w:val="000000" w:themeColor="text1"/>
-          <w:sz w:val="28"/>
-          <w:szCs w:val="28"/>
-          <w:lang w:val="en-US"/>
-        </w:rPr>
-        <w:t>vm</w:t>
-      </w:r>
-      <w:proofErr w:type="spellEnd"/>
-      <w:r>
-        <w:rPr>
-          <w:color w:val="000000" w:themeColor="text1"/>
-          <w:sz w:val="28"/>
-          <w:szCs w:val="28"/>
-          <w:lang w:val="en-US"/>
-        </w:rPr>
-        <w:t xml:space="preserve"> = new </w:t>
-      </w:r>
-      <w:proofErr w:type="spellStart"/>
-      <w:proofErr w:type="gramStart"/>
-      <w:r>
-        <w:rPr>
-          <w:color w:val="000000" w:themeColor="text1"/>
-          <w:sz w:val="28"/>
-          <w:szCs w:val="28"/>
-          <w:lang w:val="en-US"/>
-        </w:rPr>
-        <w:t>ClientDialogViewModel</w:t>
-      </w:r>
-      <w:proofErr w:type="spellEnd"/>
-      <w:r>
-        <w:rPr>
-          <w:color w:val="000000" w:themeColor="text1"/>
-          <w:sz w:val="28"/>
-          <w:szCs w:val="28"/>
-          <w:lang w:val="en-US"/>
-        </w:rPr>
-        <w:t>(</w:t>
-      </w:r>
-      <w:proofErr w:type="gramEnd"/>
-      <w:r>
-        <w:rPr>
-          <w:color w:val="000000" w:themeColor="text1"/>
-          <w:sz w:val="28"/>
-          <w:szCs w:val="28"/>
-          <w:lang w:val="en-US"/>
-        </w:rPr>
-        <w:t>);</w:t>
+        <w:t xml:space="preserve">            };</w:t>
       </w:r>
     </w:p>
     <w:p>
@@ -2077,35 +1188,7 @@
           <w:szCs w:val="28"/>
           <w:lang w:val="en-US"/>
         </w:rPr>
-        <w:t xml:space="preserve">            var window = new </w:t>
-      </w:r>
-      <w:proofErr w:type="spellStart"/>
-      <w:r>
-        <w:rPr>
-          <w:color w:val="000000" w:themeColor="text1"/>
-          <w:sz w:val="28"/>
-          <w:szCs w:val="28"/>
-          <w:lang w:val="en-US"/>
-        </w:rPr>
-        <w:t>ClientDialogWindow</w:t>
-      </w:r>
-      <w:proofErr w:type="spellEnd"/>
-      <w:r>
-        <w:rPr>
-          <w:color w:val="000000" w:themeColor="text1"/>
-          <w:sz w:val="28"/>
-          <w:szCs w:val="28"/>
-        </w:rPr>
-        <w:t xml:space="preserve"> </w:t>
-      </w:r>
-      <w:r>
-        <w:rPr>
-          <w:color w:val="000000" w:themeColor="text1"/>
-          <w:sz w:val="28"/>
-          <w:szCs w:val="28"/>
-          <w:lang w:val="en-US"/>
-        </w:rPr>
-        <w:t>{</w:t>
+        <w:t xml:space="preserve">            window.ShowDialog();</w:t>
       </w:r>
     </w:p>
     <w:p>
@@ -2128,39 +1211,8 @@
           <w:szCs w:val="28"/>
           <w:lang w:val="en-US"/>
         </w:rPr>
-        <w:t xml:space="preserve">                </w:t>
-      </w:r>
-      <w:proofErr w:type="spellStart"/>
-      <w:r>
-        <w:rPr>
-          <w:color w:val="000000" w:themeColor="text1"/>
-          <w:sz w:val="28"/>
-          <w:szCs w:val="28"/>
-          <w:lang w:val="en-US"/>
-        </w:rPr>
-        <w:t>DataContext</w:t>
-      </w:r>
-      <w:proofErr w:type="spellEnd"/>
-      <w:r>
-        <w:rPr>
-          <w:color w:val="000000" w:themeColor="text1"/>
-          <w:sz w:val="28"/>
-          <w:szCs w:val="28"/>
-          <w:lang w:val="en-US"/>
-        </w:rPr>
-        <w:t xml:space="preserve"> = </w:t>
-      </w:r>
-      <w:proofErr w:type="spellStart"/>
-      <w:r>
-        <w:rPr>
-          <w:color w:val="000000" w:themeColor="text1"/>
-          <w:sz w:val="28"/>
-          <w:szCs w:val="28"/>
-          <w:lang w:val="en-US"/>
-        </w:rPr>
-        <w:t>vm</w:t>
-      </w:r>
-      <w:proofErr w:type="spellEnd"/>
+        <w:t xml:space="preserve">            if (vm.ClientSaved)</w:t>
+      </w:r>
     </w:p>
     <w:p>
       <w:pPr>
@@ -2182,7 +1234,7 @@
           <w:szCs w:val="28"/>
           <w:lang w:val="en-US"/>
         </w:rPr>
-        <w:t xml:space="preserve">            };</w:t>
+        <w:t xml:space="preserve">                Clients.Add(vm.Client);</w:t>
       </w:r>
     </w:p>
     <w:p>
@@ -2195,38 +1247,17 @@
           <w:color w:val="000000" w:themeColor="text1"/>
           <w:sz w:val="28"/>
           <w:szCs w:val="28"/>
-        </w:rPr>
-      </w:pPr>
-      <w:r>
-        <w:rPr>
-          <w:color w:val="000000" w:themeColor="text1"/>
-          <w:sz w:val="28"/>
-          <w:szCs w:val="28"/>
-          <w:lang w:val="en-US"/>
-        </w:rPr>
-        <w:t xml:space="preserve">            </w:t>
-      </w:r>
-      <w:proofErr w:type="spellStart"/>
-      <w:proofErr w:type="gramStart"/>
-      <w:r>
-        <w:rPr>
-          <w:color w:val="000000" w:themeColor="text1"/>
-          <w:sz w:val="28"/>
-          <w:szCs w:val="28"/>
-          <w:lang w:val="en-US"/>
-        </w:rPr>
-        <w:t>window.ShowDialog</w:t>
-      </w:r>
-      <w:proofErr w:type="spellEnd"/>
-      <w:proofErr w:type="gramEnd"/>
-      <w:r>
-        <w:rPr>
-          <w:color w:val="000000" w:themeColor="text1"/>
-          <w:sz w:val="28"/>
-          <w:szCs w:val="28"/>
-          <w:lang w:val="en-US"/>
-        </w:rPr>
-        <w:t>();</w:t>
+          <w:lang w:val="en-US"/>
+        </w:rPr>
+      </w:pPr>
+      <w:r>
+        <w:rPr>
+          <w:color w:val="000000" w:themeColor="text1"/>
+          <w:sz w:val="28"/>
+          <w:szCs w:val="28"/>
+          <w:lang w:val="en-US"/>
+        </w:rPr>
+        <w:t xml:space="preserve">        }</w:t>
       </w:r>
     </w:p>
     <w:p>
@@ -2249,29 +1280,25 @@
           <w:szCs w:val="28"/>
           <w:lang w:val="en-US"/>
         </w:rPr>
-        <w:t xml:space="preserve">            if (</w:t>
-      </w:r>
-      <w:proofErr w:type="spellStart"/>
-      <w:proofErr w:type="gramStart"/>
-      <w:r>
-        <w:rPr>
-          <w:color w:val="000000" w:themeColor="text1"/>
-          <w:sz w:val="28"/>
-          <w:szCs w:val="28"/>
-          <w:lang w:val="en-US"/>
-        </w:rPr>
-        <w:t>vm.ClientSaved</w:t>
-      </w:r>
-      <w:proofErr w:type="spellEnd"/>
-      <w:proofErr w:type="gramEnd"/>
-      <w:r>
-        <w:rPr>
-          <w:color w:val="000000" w:themeColor="text1"/>
-          <w:sz w:val="28"/>
-          <w:szCs w:val="28"/>
-          <w:lang w:val="en-US"/>
-        </w:rPr>
-        <w:t>)</w:t>
+        <w:t xml:space="preserve">        public void DelClient()</w:t>
+      </w:r>
+      <w:r>
+        <w:rPr>
+          <w:color w:val="000000" w:themeColor="text1"/>
+          <w:sz w:val="28"/>
+          <w:szCs w:val="28"/>
+          <w:lang w:val="en-US"/>
+        </w:rPr>
+        <w:t xml:space="preserve"> </w:t>
+      </w:r>
+      <w:r>
+        <w:rPr>
+          <w:color w:val="000000" w:themeColor="text1"/>
+          <w:sz w:val="28"/>
+          <w:szCs w:val="28"/>
+          <w:lang w:val="en-US"/>
+        </w:rPr>
+        <w:t>{</w:t>
       </w:r>
     </w:p>
     <w:p>
@@ -2294,49 +1321,7 @@
           <w:szCs w:val="28"/>
           <w:lang w:val="en-US"/>
         </w:rPr>
-        <w:t xml:space="preserve">                </w:t>
-      </w:r>
-      <w:proofErr w:type="spellStart"/>
-      <w:r>
-        <w:rPr>
-          <w:color w:val="000000" w:themeColor="text1"/>
-          <w:sz w:val="28"/>
-          <w:szCs w:val="28"/>
-          <w:lang w:val="en-US"/>
-        </w:rPr>
-        <w:t>Clients.Add</w:t>
-      </w:r>
-      <w:proofErr w:type="spellEnd"/>
-      <w:r>
-        <w:rPr>
-          <w:color w:val="000000" w:themeColor="text1"/>
-          <w:sz w:val="28"/>
-          <w:szCs w:val="28"/>
-          <w:lang w:val="en-US"/>
-        </w:rPr>
-        <w:t>(</w:t>
-      </w:r>
-      <w:proofErr w:type="spellStart"/>
-      <w:proofErr w:type="gramStart"/>
-      <w:r>
-        <w:rPr>
-          <w:color w:val="000000" w:themeColor="text1"/>
-          <w:sz w:val="28"/>
-          <w:szCs w:val="28"/>
-          <w:lang w:val="en-US"/>
-        </w:rPr>
-        <w:t>vm.Client</w:t>
-      </w:r>
-      <w:proofErr w:type="spellEnd"/>
-      <w:proofErr w:type="gramEnd"/>
-      <w:r>
-        <w:rPr>
-          <w:color w:val="000000" w:themeColor="text1"/>
-          <w:sz w:val="28"/>
-          <w:szCs w:val="28"/>
-          <w:lang w:val="en-US"/>
-        </w:rPr>
-        <w:t>);</w:t>
+        <w:t xml:space="preserve">            if (SelectedClient == null) return;</w:t>
       </w:r>
     </w:p>
     <w:p>
@@ -2349,16 +1334,158 @@
           <w:color w:val="000000" w:themeColor="text1"/>
           <w:sz w:val="28"/>
           <w:szCs w:val="28"/>
-        </w:rPr>
-      </w:pPr>
-      <w:r>
-        <w:rPr>
-          <w:color w:val="000000" w:themeColor="text1"/>
-          <w:sz w:val="28"/>
-          <w:szCs w:val="28"/>
-          <w:lang w:val="en-US"/>
-        </w:rPr>
-        <w:t xml:space="preserve">        }</w:t>
+          <w:lang w:val="en-US"/>
+        </w:rPr>
+      </w:pPr>
+      <w:r>
+        <w:rPr>
+          <w:color w:val="000000" w:themeColor="text1"/>
+          <w:sz w:val="28"/>
+          <w:szCs w:val="28"/>
+          <w:lang w:val="en-US"/>
+        </w:rPr>
+        <w:t xml:space="preserve">            </w:t>
+      </w:r>
+      <w:r>
+        <w:rPr>
+          <w:color w:val="000000" w:themeColor="text1"/>
+          <w:sz w:val="28"/>
+          <w:szCs w:val="28"/>
+          <w:lang w:val="en-US"/>
+        </w:rPr>
+        <w:t>if</w:t>
+      </w:r>
+      <w:r>
+        <w:rPr>
+          <w:color w:val="000000" w:themeColor="text1"/>
+          <w:sz w:val="28"/>
+          <w:szCs w:val="28"/>
+          <w:lang w:val="en-US"/>
+        </w:rPr>
+        <w:t xml:space="preserve"> (</w:t>
+      </w:r>
+      <w:r>
+        <w:rPr>
+          <w:color w:val="000000" w:themeColor="text1"/>
+          <w:sz w:val="28"/>
+          <w:szCs w:val="28"/>
+          <w:lang w:val="en-US"/>
+        </w:rPr>
+        <w:t>MessageBox</w:t>
+      </w:r>
+      <w:r>
+        <w:rPr>
+          <w:color w:val="000000" w:themeColor="text1"/>
+          <w:sz w:val="28"/>
+          <w:szCs w:val="28"/>
+          <w:lang w:val="en-US"/>
+        </w:rPr>
+        <w:t>.</w:t>
+      </w:r>
+      <w:r>
+        <w:rPr>
+          <w:color w:val="000000" w:themeColor="text1"/>
+          <w:sz w:val="28"/>
+          <w:szCs w:val="28"/>
+          <w:lang w:val="en-US"/>
+        </w:rPr>
+        <w:t>Show</w:t>
+      </w:r>
+      <w:r>
+        <w:rPr>
+          <w:color w:val="000000" w:themeColor="text1"/>
+          <w:sz w:val="28"/>
+          <w:szCs w:val="28"/>
+          <w:lang w:val="en-US"/>
+        </w:rPr>
+        <w:t>($"</w:t>
+      </w:r>
+      <w:r>
+        <w:rPr>
+          <w:color w:val="000000" w:themeColor="text1"/>
+          <w:sz w:val="28"/>
+          <w:szCs w:val="28"/>
+        </w:rPr>
+        <w:t>Удалить</w:t>
+      </w:r>
+      <w:r>
+        <w:rPr>
+          <w:color w:val="000000" w:themeColor="text1"/>
+          <w:sz w:val="28"/>
+          <w:szCs w:val="28"/>
+          <w:lang w:val="en-US"/>
+        </w:rPr>
+        <w:t xml:space="preserve"> </w:t>
+      </w:r>
+      <w:r>
+        <w:rPr>
+          <w:color w:val="000000" w:themeColor="text1"/>
+          <w:sz w:val="28"/>
+          <w:szCs w:val="28"/>
+        </w:rPr>
+        <w:t>клиента</w:t>
+      </w:r>
+      <w:r>
+        <w:rPr>
+          <w:color w:val="000000" w:themeColor="text1"/>
+          <w:sz w:val="28"/>
+          <w:szCs w:val="28"/>
+          <w:lang w:val="en-US"/>
+        </w:rPr>
+        <w:t xml:space="preserve"> {</w:t>
+      </w:r>
+      <w:r>
+        <w:rPr>
+          <w:color w:val="000000" w:themeColor="text1"/>
+          <w:sz w:val="28"/>
+          <w:szCs w:val="28"/>
+          <w:lang w:val="en-US"/>
+        </w:rPr>
+        <w:t>SelectedClient</w:t>
+      </w:r>
+      <w:r>
+        <w:rPr>
+          <w:color w:val="000000" w:themeColor="text1"/>
+          <w:sz w:val="28"/>
+          <w:szCs w:val="28"/>
+          <w:lang w:val="en-US"/>
+        </w:rPr>
+        <w:t>.</w:t>
+      </w:r>
+      <w:r>
+        <w:rPr>
+          <w:color w:val="000000" w:themeColor="text1"/>
+          <w:sz w:val="28"/>
+          <w:szCs w:val="28"/>
+          <w:lang w:val="en-US"/>
+        </w:rPr>
+        <w:t>FullName</w:t>
+      </w:r>
+      <w:r>
+        <w:rPr>
+          <w:color w:val="000000" w:themeColor="text1"/>
+          <w:sz w:val="28"/>
+          <w:szCs w:val="28"/>
+          <w:lang w:val="en-US"/>
+        </w:rPr>
+        <w:t>}?", "</w:t>
+      </w:r>
+      <w:r>
+        <w:rPr>
+          <w:color w:val="000000" w:themeColor="text1"/>
+          <w:sz w:val="28"/>
+          <w:szCs w:val="28"/>
+        </w:rPr>
+        <w:t>Подтверждение</w:t>
+      </w:r>
+      <w:r>
+        <w:rPr>
+          <w:color w:val="000000" w:themeColor="text1"/>
+          <w:sz w:val="28"/>
+          <w:szCs w:val="28"/>
+          <w:lang w:val="en-US"/>
+        </w:rPr>
+        <w:t>",</w:t>
       </w:r>
     </w:p>
     <w:p>
@@ -2381,55 +1508,7 @@
           <w:szCs w:val="28"/>
           <w:lang w:val="en-US"/>
         </w:rPr>
-        <w:t xml:space="preserve">        public void </w:t>
-      </w:r>
-      <w:proofErr w:type="spellStart"/>
-      <w:proofErr w:type="gramStart"/>
-      <w:r>
-        <w:rPr>
-          <w:color w:val="000000" w:themeColor="text1"/>
-          <w:sz w:val="28"/>
-          <w:szCs w:val="28"/>
-          <w:lang w:val="en-US"/>
-        </w:rPr>
-        <w:t>DelClient</w:t>
-      </w:r>
-      <w:proofErr w:type="spellEnd"/>
-      <w:r>
-        <w:rPr>
-          <w:color w:val="000000" w:themeColor="text1"/>
-          <w:sz w:val="28"/>
-          <w:szCs w:val="28"/>
-          <w:lang w:val="en-US"/>
-        </w:rPr>
-        <w:t>(</w:t>
-      </w:r>
-      <w:proofErr w:type="gramEnd"/>
-      <w:r>
-        <w:rPr>
-          <w:color w:val="000000" w:themeColor="text1"/>
-          <w:sz w:val="28"/>
-          <w:szCs w:val="28"/>
-          <w:lang w:val="en-US"/>
-        </w:rPr>
-        <w:t>)</w:t>
-      </w:r>
-      <w:r>
-        <w:rPr>
-          <w:color w:val="000000" w:themeColor="text1"/>
-          <w:sz w:val="28"/>
-          <w:szCs w:val="28"/>
-        </w:rPr>
-        <w:t xml:space="preserve"> </w:t>
-      </w:r>
-      <w:r>
-        <w:rPr>
-          <w:color w:val="000000" w:themeColor="text1"/>
-          <w:sz w:val="28"/>
-          <w:szCs w:val="28"/>
-          <w:lang w:val="en-US"/>
-        </w:rPr>
-        <w:t>{</w:t>
+        <w:t xml:space="preserve">                MessageBoxButton.YesNo, MessageBoxImage.Warning)== MessageBoxResult.Yes) {</w:t>
       </w:r>
     </w:p>
     <w:p>
@@ -2442,36 +1521,17 @@
           <w:color w:val="000000" w:themeColor="text1"/>
           <w:sz w:val="28"/>
           <w:szCs w:val="28"/>
-        </w:rPr>
-      </w:pPr>
-      <w:r>
-        <w:rPr>
-          <w:color w:val="000000" w:themeColor="text1"/>
-          <w:sz w:val="28"/>
-          <w:szCs w:val="28"/>
-          <w:lang w:val="en-US"/>
-        </w:rPr>
-        <w:t xml:space="preserve">            if (</w:t>
-      </w:r>
-      <w:proofErr w:type="spellStart"/>
-      <w:r>
-        <w:rPr>
-          <w:color w:val="000000" w:themeColor="text1"/>
-          <w:sz w:val="28"/>
-          <w:szCs w:val="28"/>
-          <w:lang w:val="en-US"/>
-        </w:rPr>
-        <w:t>SelectedClient</w:t>
-      </w:r>
-      <w:proofErr w:type="spellEnd"/>
-      <w:r>
-        <w:rPr>
-          <w:color w:val="000000" w:themeColor="text1"/>
-          <w:sz w:val="28"/>
-          <w:szCs w:val="28"/>
-          <w:lang w:val="en-US"/>
-        </w:rPr>
-        <w:t xml:space="preserve"> == null) return;</w:t>
+          <w:lang w:val="en-US"/>
+        </w:rPr>
+      </w:pPr>
+      <w:r>
+        <w:rPr>
+          <w:color w:val="000000" w:themeColor="text1"/>
+          <w:sz w:val="28"/>
+          <w:szCs w:val="28"/>
+          <w:lang w:val="en-US"/>
+        </w:rPr>
+        <w:t xml:space="preserve">                Clients.Remove(SelectedClient);</w:t>
       </w:r>
     </w:p>
     <w:p>
@@ -2484,106 +1544,17 @@
           <w:color w:val="000000" w:themeColor="text1"/>
           <w:sz w:val="28"/>
           <w:szCs w:val="28"/>
-        </w:rPr>
-      </w:pPr>
-      <w:r>
-        <w:rPr>
-          <w:color w:val="000000" w:themeColor="text1"/>
-          <w:sz w:val="28"/>
-          <w:szCs w:val="28"/>
-        </w:rPr>
-        <w:t xml:space="preserve">            </w:t>
-      </w:r>
-      <w:r>
-        <w:rPr>
-          <w:color w:val="000000" w:themeColor="text1"/>
-          <w:sz w:val="28"/>
-          <w:szCs w:val="28"/>
-          <w:lang w:val="en-US"/>
-        </w:rPr>
-        <w:t>if</w:t>
-      </w:r>
-      <w:r>
-        <w:rPr>
-          <w:color w:val="000000" w:themeColor="text1"/>
-          <w:sz w:val="28"/>
-          <w:szCs w:val="28"/>
-        </w:rPr>
-        <w:t xml:space="preserve"> (</w:t>
-      </w:r>
-      <w:proofErr w:type="spellStart"/>
-      <w:r>
-        <w:rPr>
-          <w:color w:val="000000" w:themeColor="text1"/>
-          <w:sz w:val="28"/>
-          <w:szCs w:val="28"/>
-          <w:lang w:val="en-US"/>
-        </w:rPr>
-        <w:t>MessageBox</w:t>
-      </w:r>
-      <w:proofErr w:type="spellEnd"/>
-      <w:r>
-        <w:rPr>
-          <w:color w:val="000000" w:themeColor="text1"/>
-          <w:sz w:val="28"/>
-          <w:szCs w:val="28"/>
-        </w:rPr>
-        <w:t>.</w:t>
-      </w:r>
-      <w:r>
-        <w:rPr>
-          <w:color w:val="000000" w:themeColor="text1"/>
-          <w:sz w:val="28"/>
-          <w:szCs w:val="28"/>
-          <w:lang w:val="en-US"/>
-        </w:rPr>
-        <w:t>Show</w:t>
-      </w:r>
-      <w:r>
-        <w:rPr>
-          <w:color w:val="000000" w:themeColor="text1"/>
-          <w:sz w:val="28"/>
-          <w:szCs w:val="28"/>
-        </w:rPr>
-        <w:t>($"Удалить клиента {</w:t>
-      </w:r>
-      <w:proofErr w:type="spellStart"/>
-      <w:r>
-        <w:rPr>
-          <w:color w:val="000000" w:themeColor="text1"/>
-          <w:sz w:val="28"/>
-          <w:szCs w:val="28"/>
-          <w:lang w:val="en-US"/>
-        </w:rPr>
-        <w:t>SelectedClient</w:t>
-      </w:r>
-      <w:proofErr w:type="spellEnd"/>
-      <w:r>
-        <w:rPr>
-          <w:color w:val="000000" w:themeColor="text1"/>
-          <w:sz w:val="28"/>
-          <w:szCs w:val="28"/>
-        </w:rPr>
-        <w:t>.</w:t>
-      </w:r>
-      <w:proofErr w:type="spellStart"/>
-      <w:r>
-        <w:rPr>
-          <w:color w:val="000000" w:themeColor="text1"/>
-          <w:sz w:val="28"/>
-          <w:szCs w:val="28"/>
-          <w:lang w:val="en-US"/>
-        </w:rPr>
-        <w:t>FullName</w:t>
-      </w:r>
-      <w:proofErr w:type="spellEnd"/>
-      <w:r>
-        <w:rPr>
-          <w:color w:val="000000" w:themeColor="text1"/>
-          <w:sz w:val="28"/>
-          <w:szCs w:val="28"/>
-        </w:rPr>
-        <w:t>}?", "Подтверждение",</w:t>
+          <w:lang w:val="en-US"/>
+        </w:rPr>
+      </w:pPr>
+      <w:r>
+        <w:rPr>
+          <w:color w:val="000000" w:themeColor="text1"/>
+          <w:sz w:val="28"/>
+          <w:szCs w:val="28"/>
+          <w:lang w:val="en-US"/>
+        </w:rPr>
+        <w:t xml:space="preserve">            }</w:t>
       </w:r>
     </w:p>
     <w:p>
@@ -2606,96 +1577,7 @@
           <w:szCs w:val="28"/>
           <w:lang w:val="en-US"/>
         </w:rPr>
-        <w:t xml:space="preserve">                </w:t>
-      </w:r>
-      <w:proofErr w:type="spellStart"/>
-      <w:r>
-        <w:rPr>
-          <w:color w:val="000000" w:themeColor="text1"/>
-          <w:sz w:val="28"/>
-          <w:szCs w:val="28"/>
-          <w:lang w:val="en-US"/>
-        </w:rPr>
-        <w:t>MessageBoxButton.YesNo</w:t>
-      </w:r>
-      <w:proofErr w:type="spellEnd"/>
-      <w:r>
-        <w:rPr>
-          <w:color w:val="000000" w:themeColor="text1"/>
-          <w:sz w:val="28"/>
-          <w:szCs w:val="28"/>
-          <w:lang w:val="en-US"/>
-        </w:rPr>
-        <w:t xml:space="preserve">, </w:t>
-      </w:r>
-      <w:proofErr w:type="spellStart"/>
-      <w:proofErr w:type="gramStart"/>
-      <w:r>
-        <w:rPr>
-          <w:color w:val="000000" w:themeColor="text1"/>
-          <w:sz w:val="28"/>
-          <w:szCs w:val="28"/>
-          <w:lang w:val="en-US"/>
-        </w:rPr>
-        <w:t>MessageBoxImage.Warning</w:t>
-      </w:r>
-      <w:proofErr w:type="spellEnd"/>
-      <w:r>
-        <w:rPr>
-          <w:color w:val="000000" w:themeColor="text1"/>
-          <w:sz w:val="28"/>
-          <w:szCs w:val="28"/>
-          <w:lang w:val="en-US"/>
-        </w:rPr>
-        <w:t>)=</w:t>
-      </w:r>
-      <w:proofErr w:type="gramEnd"/>
-      <w:r>
-        <w:rPr>
-          <w:color w:val="000000" w:themeColor="text1"/>
-          <w:sz w:val="28"/>
-          <w:szCs w:val="28"/>
-          <w:lang w:val="en-US"/>
-        </w:rPr>
-        <w:t xml:space="preserve">= </w:t>
-      </w:r>
-      <w:proofErr w:type="spellStart"/>
-      <w:r>
-        <w:rPr>
-          <w:color w:val="000000" w:themeColor="text1"/>
-          <w:sz w:val="28"/>
-          <w:szCs w:val="28"/>
-          <w:lang w:val="en-US"/>
-        </w:rPr>
-        <w:t>MessageBoxResult.Yes</w:t>
-      </w:r>
-      <w:proofErr w:type="spellEnd"/>
-      <w:r>
-        <w:rPr>
-          <w:color w:val="000000" w:themeColor="text1"/>
-          <w:sz w:val="28"/>
-          <w:szCs w:val="28"/>
-          <w:lang w:val="en-US"/>
-        </w:rPr>
-        <w:t>)</w:t>
-      </w:r>
-      <w:r>
-        <w:rPr>
-          <w:color w:val="000000" w:themeColor="text1"/>
-          <w:sz w:val="28"/>
-          <w:szCs w:val="28"/>
-          <w:lang w:val="en-US"/>
-        </w:rPr>
-        <w:t xml:space="preserve"> </w:t>
-      </w:r>
-      <w:r>
-        <w:rPr>
-          <w:color w:val="000000" w:themeColor="text1"/>
-          <w:sz w:val="28"/>
-          <w:szCs w:val="28"/>
-          <w:lang w:val="en-US"/>
-        </w:rPr>
-        <w:t>{</w:t>
+        <w:t xml:space="preserve">        }</w:t>
       </w:r>
     </w:p>
     <w:p>
@@ -2718,47 +1600,25 @@
           <w:szCs w:val="28"/>
           <w:lang w:val="en-US"/>
         </w:rPr>
-        <w:t xml:space="preserve">                </w:t>
-      </w:r>
-      <w:proofErr w:type="spellStart"/>
-      <w:r>
-        <w:rPr>
-          <w:color w:val="000000" w:themeColor="text1"/>
-          <w:sz w:val="28"/>
-          <w:szCs w:val="28"/>
-          <w:lang w:val="en-US"/>
-        </w:rPr>
-        <w:t>Clients.Remove</w:t>
-      </w:r>
-      <w:proofErr w:type="spellEnd"/>
-      <w:r>
-        <w:rPr>
-          <w:color w:val="000000" w:themeColor="text1"/>
-          <w:sz w:val="28"/>
-          <w:szCs w:val="28"/>
-          <w:lang w:val="en-US"/>
-        </w:rPr>
-        <w:t>(</w:t>
-      </w:r>
-      <w:proofErr w:type="spellStart"/>
-      <w:r>
-        <w:rPr>
-          <w:color w:val="000000" w:themeColor="text1"/>
-          <w:sz w:val="28"/>
-          <w:szCs w:val="28"/>
-          <w:lang w:val="en-US"/>
-        </w:rPr>
-        <w:t>SelectedClient</w:t>
-      </w:r>
-      <w:proofErr w:type="spellEnd"/>
-      <w:r>
-        <w:rPr>
-          <w:color w:val="000000" w:themeColor="text1"/>
-          <w:sz w:val="28"/>
-          <w:szCs w:val="28"/>
-          <w:lang w:val="en-US"/>
-        </w:rPr>
-        <w:t>);</w:t>
+        <w:t xml:space="preserve">        public void EditClient()</w:t>
+      </w:r>
+      <w:r>
+        <w:rPr>
+          <w:color w:val="000000" w:themeColor="text1"/>
+          <w:sz w:val="28"/>
+          <w:szCs w:val="28"/>
+          <w:lang w:val="en-US"/>
+        </w:rPr>
+        <w:t xml:space="preserve"> </w:t>
+      </w:r>
+      <w:r>
+        <w:rPr>
+          <w:color w:val="000000" w:themeColor="text1"/>
+          <w:sz w:val="28"/>
+          <w:szCs w:val="28"/>
+          <w:lang w:val="en-US"/>
+        </w:rPr>
+        <w:t>{</w:t>
       </w:r>
     </w:p>
     <w:p>
@@ -2781,7 +1641,7 @@
           <w:szCs w:val="28"/>
           <w:lang w:val="en-US"/>
         </w:rPr>
-        <w:t xml:space="preserve">            }</w:t>
+        <w:t xml:space="preserve">            if (SelectedClient == null) return;</w:t>
       </w:r>
     </w:p>
     <w:p>
@@ -2794,16 +1654,35 @@
           <w:color w:val="000000" w:themeColor="text1"/>
           <w:sz w:val="28"/>
           <w:szCs w:val="28"/>
-        </w:rPr>
-      </w:pPr>
-      <w:r>
-        <w:rPr>
-          <w:color w:val="000000" w:themeColor="text1"/>
-          <w:sz w:val="28"/>
-          <w:szCs w:val="28"/>
-          <w:lang w:val="en-US"/>
-        </w:rPr>
-        <w:t xml:space="preserve">        }</w:t>
+          <w:lang w:val="en-US"/>
+        </w:rPr>
+      </w:pPr>
+      <w:r>
+        <w:rPr>
+          <w:color w:val="000000" w:themeColor="text1"/>
+          <w:sz w:val="28"/>
+          <w:szCs w:val="28"/>
+          <w:lang w:val="en-US"/>
+        </w:rPr>
+        <w:t xml:space="preserve">            var vm = new ClientDialogViewModel</w:t>
+      </w:r>
+      <w:r>
+        <w:rPr>
+          <w:color w:val="000000" w:themeColor="text1"/>
+          <w:sz w:val="28"/>
+          <w:szCs w:val="28"/>
+          <w:lang w:val="en-US"/>
+        </w:rPr>
+        <w:t xml:space="preserve"> </w:t>
+      </w:r>
+      <w:r>
+        <w:rPr>
+          <w:color w:val="000000" w:themeColor="text1"/>
+          <w:sz w:val="28"/>
+          <w:szCs w:val="28"/>
+          <w:lang w:val="en-US"/>
+        </w:rPr>
+        <w:t>{</w:t>
       </w:r>
     </w:p>
     <w:p>
@@ -2826,55 +1705,7 @@
           <w:szCs w:val="28"/>
           <w:lang w:val="en-US"/>
         </w:rPr>
-        <w:t xml:space="preserve">        public void </w:t>
-      </w:r>
-      <w:proofErr w:type="spellStart"/>
-      <w:proofErr w:type="gramStart"/>
-      <w:r>
-        <w:rPr>
-          <w:color w:val="000000" w:themeColor="text1"/>
-          <w:sz w:val="28"/>
-          <w:szCs w:val="28"/>
-          <w:lang w:val="en-US"/>
-        </w:rPr>
-        <w:t>EditClient</w:t>
-      </w:r>
-      <w:proofErr w:type="spellEnd"/>
-      <w:r>
-        <w:rPr>
-          <w:color w:val="000000" w:themeColor="text1"/>
-          <w:sz w:val="28"/>
-          <w:szCs w:val="28"/>
-          <w:lang w:val="en-US"/>
-        </w:rPr>
-        <w:t>(</w:t>
-      </w:r>
-      <w:proofErr w:type="gramEnd"/>
-      <w:r>
-        <w:rPr>
-          <w:color w:val="000000" w:themeColor="text1"/>
-          <w:sz w:val="28"/>
-          <w:szCs w:val="28"/>
-          <w:lang w:val="en-US"/>
-        </w:rPr>
-        <w:t>)</w:t>
-      </w:r>
-      <w:r>
-        <w:rPr>
-          <w:color w:val="000000" w:themeColor="text1"/>
-          <w:sz w:val="28"/>
-          <w:szCs w:val="28"/>
-        </w:rPr>
-        <w:t xml:space="preserve"> </w:t>
-      </w:r>
-      <w:r>
-        <w:rPr>
-          <w:color w:val="000000" w:themeColor="text1"/>
-          <w:sz w:val="28"/>
-          <w:szCs w:val="28"/>
-          <w:lang w:val="en-US"/>
-        </w:rPr>
-        <w:t>{</w:t>
+        <w:t xml:space="preserve">                Client = new Client { FullName = SelectedClient.FullName, Contact = SelectedClient.Contact }</w:t>
       </w:r>
     </w:p>
     <w:p>
@@ -2887,36 +1718,17 @@
           <w:color w:val="000000" w:themeColor="text1"/>
           <w:sz w:val="28"/>
           <w:szCs w:val="28"/>
-        </w:rPr>
-      </w:pPr>
-      <w:r>
-        <w:rPr>
-          <w:color w:val="000000" w:themeColor="text1"/>
-          <w:sz w:val="28"/>
-          <w:szCs w:val="28"/>
-          <w:lang w:val="en-US"/>
-        </w:rPr>
-        <w:t xml:space="preserve">            if (</w:t>
-      </w:r>
-      <w:proofErr w:type="spellStart"/>
-      <w:r>
-        <w:rPr>
-          <w:color w:val="000000" w:themeColor="text1"/>
-          <w:sz w:val="28"/>
-          <w:szCs w:val="28"/>
-          <w:lang w:val="en-US"/>
-        </w:rPr>
-        <w:t>SelectedClient</w:t>
-      </w:r>
-      <w:proofErr w:type="spellEnd"/>
-      <w:r>
-        <w:rPr>
-          <w:color w:val="000000" w:themeColor="text1"/>
-          <w:sz w:val="28"/>
-          <w:szCs w:val="28"/>
-          <w:lang w:val="en-US"/>
-        </w:rPr>
-        <w:t xml:space="preserve"> == null) return;</w:t>
+          <w:lang w:val="en-US"/>
+        </w:rPr>
+      </w:pPr>
+      <w:r>
+        <w:rPr>
+          <w:color w:val="000000" w:themeColor="text1"/>
+          <w:sz w:val="28"/>
+          <w:szCs w:val="28"/>
+          <w:lang w:val="en-US"/>
+        </w:rPr>
+        <w:t xml:space="preserve">            };</w:t>
       </w:r>
     </w:p>
     <w:p>
@@ -2939,44 +1751,14 @@
           <w:szCs w:val="28"/>
           <w:lang w:val="en-US"/>
         </w:rPr>
-        <w:t xml:space="preserve">            var </w:t>
-      </w:r>
-      <w:proofErr w:type="spellStart"/>
-      <w:r>
-        <w:rPr>
-          <w:color w:val="000000" w:themeColor="text1"/>
-          <w:sz w:val="28"/>
-          <w:szCs w:val="28"/>
-          <w:lang w:val="en-US"/>
-        </w:rPr>
-        <w:t>vm</w:t>
-      </w:r>
-      <w:proofErr w:type="spellEnd"/>
-      <w:r>
-        <w:rPr>
-          <w:color w:val="000000" w:themeColor="text1"/>
-          <w:sz w:val="28"/>
-          <w:szCs w:val="28"/>
-          <w:lang w:val="en-US"/>
-        </w:rPr>
-        <w:t xml:space="preserve"> = new </w:t>
-      </w:r>
-      <w:proofErr w:type="spellStart"/>
-      <w:r>
-        <w:rPr>
-          <w:color w:val="000000" w:themeColor="text1"/>
-          <w:sz w:val="28"/>
-          <w:szCs w:val="28"/>
-          <w:lang w:val="en-US"/>
-        </w:rPr>
-        <w:t>ClientDialogViewModel</w:t>
-      </w:r>
-      <w:proofErr w:type="spellEnd"/>
-      <w:r>
-        <w:rPr>
-          <w:color w:val="000000" w:themeColor="text1"/>
-          <w:sz w:val="28"/>
-          <w:szCs w:val="28"/>
+        <w:t xml:space="preserve">            var window = new ClientDialogWindow</w:t>
+      </w:r>
+      <w:r>
+        <w:rPr>
+          <w:color w:val="000000" w:themeColor="text1"/>
+          <w:sz w:val="28"/>
+          <w:szCs w:val="28"/>
+          <w:lang w:val="en-US"/>
         </w:rPr>
         <w:t xml:space="preserve"> </w:t>
       </w:r>
@@ -3010,78 +1792,7 @@
           <w:szCs w:val="28"/>
           <w:lang w:val="en-US"/>
         </w:rPr>
-        <w:t xml:space="preserve">                Client = new Client </w:t>
-      </w:r>
-      <w:proofErr w:type="gramStart"/>
-      <w:r>
-        <w:rPr>
-          <w:color w:val="000000" w:themeColor="text1"/>
-          <w:sz w:val="28"/>
-          <w:szCs w:val="28"/>
-          <w:lang w:val="en-US"/>
-        </w:rPr>
-        <w:t xml:space="preserve">{ </w:t>
-      </w:r>
-      <w:proofErr w:type="spellStart"/>
-      <w:r>
-        <w:rPr>
-          <w:color w:val="000000" w:themeColor="text1"/>
-          <w:sz w:val="28"/>
-          <w:szCs w:val="28"/>
-          <w:lang w:val="en-US"/>
-        </w:rPr>
-        <w:t>FullName</w:t>
-      </w:r>
-      <w:proofErr w:type="spellEnd"/>
-      <w:proofErr w:type="gramEnd"/>
-      <w:r>
-        <w:rPr>
-          <w:color w:val="000000" w:themeColor="text1"/>
-          <w:sz w:val="28"/>
-          <w:szCs w:val="28"/>
-          <w:lang w:val="en-US"/>
-        </w:rPr>
-        <w:t xml:space="preserve"> = </w:t>
-      </w:r>
-      <w:proofErr w:type="spellStart"/>
-      <w:r>
-        <w:rPr>
-          <w:color w:val="000000" w:themeColor="text1"/>
-          <w:sz w:val="28"/>
-          <w:szCs w:val="28"/>
-          <w:lang w:val="en-US"/>
-        </w:rPr>
-        <w:t>SelectedClient.FullName</w:t>
-      </w:r>
-      <w:proofErr w:type="spellEnd"/>
-      <w:r>
-        <w:rPr>
-          <w:color w:val="000000" w:themeColor="text1"/>
-          <w:sz w:val="28"/>
-          <w:szCs w:val="28"/>
-          <w:lang w:val="en-US"/>
-        </w:rPr>
-        <w:t xml:space="preserve">, Contact = </w:t>
-      </w:r>
-      <w:proofErr w:type="spellStart"/>
-      <w:r>
-        <w:rPr>
-          <w:color w:val="000000" w:themeColor="text1"/>
-          <w:sz w:val="28"/>
-          <w:szCs w:val="28"/>
-          <w:lang w:val="en-US"/>
-        </w:rPr>
-        <w:t>SelectedClient.Contact</w:t>
-      </w:r>
-      <w:proofErr w:type="spellEnd"/>
-      <w:r>
-        <w:rPr>
-          <w:color w:val="000000" w:themeColor="text1"/>
-          <w:sz w:val="28"/>
-          <w:szCs w:val="28"/>
-          <w:lang w:val="en-US"/>
-        </w:rPr>
-        <w:t xml:space="preserve"> }</w:t>
+        <w:t xml:space="preserve">                DataContext = vm</w:t>
       </w:r>
     </w:p>
     <w:p>
@@ -3094,16 +1805,26 @@
           <w:color w:val="000000" w:themeColor="text1"/>
           <w:sz w:val="28"/>
           <w:szCs w:val="28"/>
-        </w:rPr>
-      </w:pPr>
-      <w:r>
-        <w:rPr>
-          <w:color w:val="000000" w:themeColor="text1"/>
-          <w:sz w:val="28"/>
-          <w:szCs w:val="28"/>
-          <w:lang w:val="en-US"/>
-        </w:rPr>
-        <w:t xml:space="preserve">            };</w:t>
+          <w:lang w:val="en-US"/>
+        </w:rPr>
+      </w:pPr>
+      <w:r>
+        <w:rPr>
+          <w:color w:val="000000" w:themeColor="text1"/>
+          <w:sz w:val="28"/>
+          <w:szCs w:val="28"/>
+          <w:lang w:val="en-US"/>
+        </w:rPr>
+        <w:t xml:space="preserve">            </w:t>
+      </w:r>
+      <w:r>
+        <w:rPr>
+          <w:color w:val="000000" w:themeColor="text1"/>
+          <w:sz w:val="28"/>
+          <w:szCs w:val="28"/>
+          <w:lang w:val="en-US"/>
+        </w:rPr>
+        <w:t>};</w:t>
       </w:r>
     </w:p>
     <w:p>
@@ -3126,35 +1847,16 @@
           <w:szCs w:val="28"/>
           <w:lang w:val="en-US"/>
         </w:rPr>
-        <w:t xml:space="preserve">            var window = new </w:t>
-      </w:r>
-      <w:proofErr w:type="spellStart"/>
-      <w:r>
-        <w:rPr>
-          <w:color w:val="000000" w:themeColor="text1"/>
-          <w:sz w:val="28"/>
-          <w:szCs w:val="28"/>
-          <w:lang w:val="en-US"/>
-        </w:rPr>
-        <w:t>ClientDialogWindow</w:t>
-      </w:r>
-      <w:proofErr w:type="spellEnd"/>
-      <w:r>
-        <w:rPr>
-          <w:color w:val="000000" w:themeColor="text1"/>
-          <w:sz w:val="28"/>
-          <w:szCs w:val="28"/>
-        </w:rPr>
-        <w:t xml:space="preserve"> </w:t>
-      </w:r>
-      <w:r>
-        <w:rPr>
-          <w:color w:val="000000" w:themeColor="text1"/>
-          <w:sz w:val="28"/>
-          <w:szCs w:val="28"/>
-          <w:lang w:val="en-US"/>
-        </w:rPr>
-        <w:t>{</w:t>
+        <w:t xml:space="preserve">            </w:t>
+      </w:r>
+      <w:r>
+        <w:rPr>
+          <w:color w:val="000000" w:themeColor="text1"/>
+          <w:sz w:val="28"/>
+          <w:szCs w:val="28"/>
+          <w:lang w:val="en-US"/>
+        </w:rPr>
+        <w:t>window.ShowDialog();</w:t>
       </w:r>
     </w:p>
     <w:p>
@@ -3177,39 +1879,26 @@
           <w:szCs w:val="28"/>
           <w:lang w:val="en-US"/>
         </w:rPr>
-        <w:t xml:space="preserve">                </w:t>
-      </w:r>
-      <w:proofErr w:type="spellStart"/>
-      <w:r>
-        <w:rPr>
-          <w:color w:val="000000" w:themeColor="text1"/>
-          <w:sz w:val="28"/>
-          <w:szCs w:val="28"/>
-          <w:lang w:val="en-US"/>
-        </w:rPr>
-        <w:t>DataContext</w:t>
-      </w:r>
-      <w:proofErr w:type="spellEnd"/>
-      <w:r>
-        <w:rPr>
-          <w:color w:val="000000" w:themeColor="text1"/>
-          <w:sz w:val="28"/>
-          <w:szCs w:val="28"/>
-          <w:lang w:val="en-US"/>
-        </w:rPr>
-        <w:t xml:space="preserve"> = </w:t>
-      </w:r>
-      <w:proofErr w:type="spellStart"/>
-      <w:r>
-        <w:rPr>
-          <w:color w:val="000000" w:themeColor="text1"/>
-          <w:sz w:val="28"/>
-          <w:szCs w:val="28"/>
-          <w:lang w:val="en-US"/>
-        </w:rPr>
-        <w:t>vm</w:t>
-      </w:r>
-      <w:proofErr w:type="spellEnd"/>
+        <w:t xml:space="preserve">            if (vm.ClientSaved)</w:t>
+      </w:r>
+      <w:r>
+        <w:rPr>
+          <w:color w:val="000000" w:themeColor="text1"/>
+          <w:sz w:val="28"/>
+          <w:szCs w:val="28"/>
+          <w:lang w:val="en-US"/>
+        </w:rPr>
+        <w:t xml:space="preserve"> </w:t>
+      </w:r>
+      <w:r>
+        <w:rPr>
+          <w:color w:val="000000" w:themeColor="text1"/>
+          <w:sz w:val="28"/>
+          <w:szCs w:val="28"/>
+          <w:lang w:val="en-US"/>
+        </w:rPr>
+        <w:t>{</w:t>
+      </w:r>
     </w:p>
     <w:p>
       <w:pPr>
@@ -3221,24 +1910,17 @@
           <w:color w:val="000000" w:themeColor="text1"/>
           <w:sz w:val="28"/>
           <w:szCs w:val="28"/>
-        </w:rPr>
-      </w:pPr>
-      <w:r>
-        <w:rPr>
-          <w:color w:val="000000" w:themeColor="text1"/>
-          <w:sz w:val="28"/>
-          <w:szCs w:val="28"/>
-          <w:lang w:val="en-US"/>
-        </w:rPr>
-        <w:t xml:space="preserve">            </w:t>
-      </w:r>
-      <w:r>
-        <w:rPr>
-          <w:color w:val="000000" w:themeColor="text1"/>
-          <w:sz w:val="28"/>
-          <w:szCs w:val="28"/>
-        </w:rPr>
-        <w:t>};</w:t>
+          <w:lang w:val="en-US"/>
+        </w:rPr>
+      </w:pPr>
+      <w:r>
+        <w:rPr>
+          <w:color w:val="000000" w:themeColor="text1"/>
+          <w:sz w:val="28"/>
+          <w:szCs w:val="28"/>
+          <w:lang w:val="en-US"/>
+        </w:rPr>
+        <w:t xml:space="preserve">                Clients.Remove(SelectedClient);</w:t>
       </w:r>
     </w:p>
     <w:p>
@@ -3251,37 +1933,17 @@
           <w:color w:val="000000" w:themeColor="text1"/>
           <w:sz w:val="28"/>
           <w:szCs w:val="28"/>
-        </w:rPr>
-      </w:pPr>
-      <w:r>
-        <w:rPr>
-          <w:color w:val="000000" w:themeColor="text1"/>
-          <w:sz w:val="28"/>
-          <w:szCs w:val="28"/>
-        </w:rPr>
-        <w:t xml:space="preserve">            </w:t>
-      </w:r>
-      <w:proofErr w:type="spellStart"/>
-      <w:proofErr w:type="gramStart"/>
-      <w:r>
-        <w:rPr>
-          <w:color w:val="000000" w:themeColor="text1"/>
-          <w:sz w:val="28"/>
-          <w:szCs w:val="28"/>
-          <w:lang w:val="en-US"/>
-        </w:rPr>
-        <w:t>window.ShowDialog</w:t>
-      </w:r>
-      <w:proofErr w:type="spellEnd"/>
-      <w:proofErr w:type="gramEnd"/>
-      <w:r>
-        <w:rPr>
-          <w:color w:val="000000" w:themeColor="text1"/>
-          <w:sz w:val="28"/>
-          <w:szCs w:val="28"/>
-          <w:lang w:val="en-US"/>
-        </w:rPr>
-        <w:t>();</w:t>
+          <w:lang w:val="en-US"/>
+        </w:rPr>
+      </w:pPr>
+      <w:r>
+        <w:rPr>
+          <w:color w:val="000000" w:themeColor="text1"/>
+          <w:sz w:val="28"/>
+          <w:szCs w:val="28"/>
+          <w:lang w:val="en-US"/>
+        </w:rPr>
+        <w:t xml:space="preserve">                Clients.Add(vm.Client);</w:t>
       </w:r>
     </w:p>
     <w:p>
@@ -3294,56 +1956,24 @@
           <w:color w:val="000000" w:themeColor="text1"/>
           <w:sz w:val="28"/>
           <w:szCs w:val="28"/>
-          <w:lang w:val="en-US"/>
-        </w:rPr>
-      </w:pPr>
-      <w:r>
-        <w:rPr>
-          <w:color w:val="000000" w:themeColor="text1"/>
-          <w:sz w:val="28"/>
-          <w:szCs w:val="28"/>
-          <w:lang w:val="en-US"/>
-        </w:rPr>
-        <w:t xml:space="preserve">            if (</w:t>
-      </w:r>
-      <w:proofErr w:type="spellStart"/>
-      <w:proofErr w:type="gramStart"/>
-      <w:r>
-        <w:rPr>
-          <w:color w:val="000000" w:themeColor="text1"/>
-          <w:sz w:val="28"/>
-          <w:szCs w:val="28"/>
-          <w:lang w:val="en-US"/>
-        </w:rPr>
-        <w:t>vm.ClientSaved</w:t>
-      </w:r>
-      <w:proofErr w:type="spellEnd"/>
-      <w:proofErr w:type="gramEnd"/>
-      <w:r>
-        <w:rPr>
-          <w:color w:val="000000" w:themeColor="text1"/>
-          <w:sz w:val="28"/>
-          <w:szCs w:val="28"/>
-          <w:lang w:val="en-US"/>
-        </w:rPr>
-        <w:t>)</w:t>
-      </w:r>
-      <w:r>
-        <w:rPr>
-          <w:color w:val="000000" w:themeColor="text1"/>
-          <w:sz w:val="28"/>
-          <w:szCs w:val="28"/>
-        </w:rPr>
-        <w:t xml:space="preserve"> </w:t>
-      </w:r>
-      <w:r>
-        <w:rPr>
-          <w:color w:val="000000" w:themeColor="text1"/>
-          <w:sz w:val="28"/>
-          <w:szCs w:val="28"/>
-          <w:lang w:val="en-US"/>
-        </w:rPr>
-        <w:t>{</w:t>
+        </w:rPr>
+      </w:pPr>
+      <w:r>
+        <w:rPr>
+          <w:color w:val="000000" w:themeColor="text1"/>
+          <w:sz w:val="28"/>
+          <w:szCs w:val="28"/>
+          <w:lang w:val="en-US"/>
+        </w:rPr>
+        <w:t xml:space="preserve">            </w:t>
+      </w:r>
+      <w:r>
+        <w:rPr>
+          <w:color w:val="000000" w:themeColor="text1"/>
+          <w:sz w:val="28"/>
+          <w:szCs w:val="28"/>
+        </w:rPr>
+        <w:t>}</w:t>
       </w:r>
     </w:p>
     <w:p>
@@ -3356,57 +1986,15 @@
           <w:color w:val="000000" w:themeColor="text1"/>
           <w:sz w:val="28"/>
           <w:szCs w:val="28"/>
-          <w:lang w:val="en-US"/>
-        </w:rPr>
-      </w:pPr>
-      <w:r>
-        <w:rPr>
-          <w:color w:val="000000" w:themeColor="text1"/>
-          <w:sz w:val="28"/>
-          <w:szCs w:val="28"/>
-          <w:lang w:val="en-US"/>
-        </w:rPr>
-        <w:t xml:space="preserve">                </w:t>
-      </w:r>
-      <w:proofErr w:type="spellStart"/>
-      <w:r>
-        <w:rPr>
-          <w:color w:val="000000" w:themeColor="text1"/>
-          <w:sz w:val="28"/>
-          <w:szCs w:val="28"/>
-          <w:lang w:val="en-US"/>
-        </w:rPr>
-        <w:t>Clients.Remove</w:t>
-      </w:r>
-      <w:proofErr w:type="spellEnd"/>
-      <w:r>
-        <w:rPr>
-          <w:color w:val="000000" w:themeColor="text1"/>
-          <w:sz w:val="28"/>
-          <w:szCs w:val="28"/>
-          <w:lang w:val="en-US"/>
-        </w:rPr>
-        <w:t>(</w:t>
-      </w:r>
-      <w:proofErr w:type="spellStart"/>
-      <w:r>
-        <w:rPr>
-          <w:color w:val="000000" w:themeColor="text1"/>
-          <w:sz w:val="28"/>
-          <w:szCs w:val="28"/>
-          <w:lang w:val="en-US"/>
-        </w:rPr>
-        <w:t>SelectedClient</w:t>
-      </w:r>
-      <w:proofErr w:type="spellEnd"/>
-      <w:r>
-        <w:rPr>
-          <w:color w:val="000000" w:themeColor="text1"/>
-          <w:sz w:val="28"/>
-          <w:szCs w:val="28"/>
-          <w:lang w:val="en-US"/>
-        </w:rPr>
-        <w:t>);</w:t>
+        </w:rPr>
+      </w:pPr>
+      <w:r>
+        <w:rPr>
+          <w:color w:val="000000" w:themeColor="text1"/>
+          <w:sz w:val="28"/>
+          <w:szCs w:val="28"/>
+        </w:rPr>
+        <w:t xml:space="preserve">        }</w:t>
       </w:r>
     </w:p>
     <w:p>
@@ -3419,59 +2007,15 @@
           <w:color w:val="000000" w:themeColor="text1"/>
           <w:sz w:val="28"/>
           <w:szCs w:val="28"/>
-          <w:lang w:val="en-US"/>
-        </w:rPr>
-      </w:pPr>
-      <w:r>
-        <w:rPr>
-          <w:color w:val="000000" w:themeColor="text1"/>
-          <w:sz w:val="28"/>
-          <w:szCs w:val="28"/>
-          <w:lang w:val="en-US"/>
-        </w:rPr>
-        <w:t xml:space="preserve">                </w:t>
-      </w:r>
-      <w:proofErr w:type="spellStart"/>
-      <w:r>
-        <w:rPr>
-          <w:color w:val="000000" w:themeColor="text1"/>
-          <w:sz w:val="28"/>
-          <w:szCs w:val="28"/>
-          <w:lang w:val="en-US"/>
-        </w:rPr>
-        <w:t>Clients.Add</w:t>
-      </w:r>
-      <w:proofErr w:type="spellEnd"/>
-      <w:r>
-        <w:rPr>
-          <w:color w:val="000000" w:themeColor="text1"/>
-          <w:sz w:val="28"/>
-          <w:szCs w:val="28"/>
-          <w:lang w:val="en-US"/>
-        </w:rPr>
-        <w:t>(</w:t>
-      </w:r>
-      <w:proofErr w:type="spellStart"/>
-      <w:proofErr w:type="gramStart"/>
-      <w:r>
-        <w:rPr>
-          <w:color w:val="000000" w:themeColor="text1"/>
-          <w:sz w:val="28"/>
-          <w:szCs w:val="28"/>
-          <w:lang w:val="en-US"/>
-        </w:rPr>
-        <w:t>vm.Client</w:t>
-      </w:r>
-      <w:proofErr w:type="spellEnd"/>
-      <w:proofErr w:type="gramEnd"/>
-      <w:r>
-        <w:rPr>
-          <w:color w:val="000000" w:themeColor="text1"/>
-          <w:sz w:val="28"/>
-          <w:szCs w:val="28"/>
-          <w:lang w:val="en-US"/>
-        </w:rPr>
-        <w:t>);</w:t>
+        </w:rPr>
+      </w:pPr>
+      <w:r>
+        <w:rPr>
+          <w:color w:val="000000" w:themeColor="text1"/>
+          <w:sz w:val="28"/>
+          <w:szCs w:val="28"/>
+        </w:rPr>
+        <w:t xml:space="preserve">    }</w:t>
       </w:r>
     </w:p>
     <w:p>
@@ -3491,15 +2035,6 @@
           <w:color w:val="000000" w:themeColor="text1"/>
           <w:sz w:val="28"/>
           <w:szCs w:val="28"/>
-          <w:lang w:val="en-US"/>
-        </w:rPr>
-        <w:t xml:space="preserve">            </w:t>
-      </w:r>
-      <w:r>
-        <w:rPr>
-          <w:color w:val="000000" w:themeColor="text1"/>
-          <w:sz w:val="28"/>
-          <w:szCs w:val="28"/>
         </w:rPr>
         <w:t>}</w:t>
       </w:r>
@@ -3514,15 +2049,17 @@
           <w:color w:val="000000" w:themeColor="text1"/>
           <w:sz w:val="28"/>
           <w:szCs w:val="28"/>
-        </w:rPr>
-      </w:pPr>
-      <w:r>
-        <w:rPr>
-          <w:color w:val="000000" w:themeColor="text1"/>
-          <w:sz w:val="28"/>
-          <w:szCs w:val="28"/>
-        </w:rPr>
-        <w:t xml:space="preserve">        }</w:t>
+          <w:lang w:val="en-US"/>
+        </w:rPr>
+      </w:pPr>
+      <w:r>
+        <w:rPr>
+          <w:color w:val="000000" w:themeColor="text1"/>
+          <w:sz w:val="28"/>
+          <w:szCs w:val="28"/>
+          <w:lang w:val="en-US"/>
+        </w:rPr>
+        <w:t>namespace Task01.ViewModels {</w:t>
       </w:r>
     </w:p>
     <w:p>
@@ -3535,15 +2072,17 @@
           <w:color w:val="000000" w:themeColor="text1"/>
           <w:sz w:val="28"/>
           <w:szCs w:val="28"/>
-        </w:rPr>
-      </w:pPr>
-      <w:r>
-        <w:rPr>
-          <w:color w:val="000000" w:themeColor="text1"/>
-          <w:sz w:val="28"/>
-          <w:szCs w:val="28"/>
-        </w:rPr>
-        <w:t xml:space="preserve">    }</w:t>
+          <w:lang w:val="en-US"/>
+        </w:rPr>
+      </w:pPr>
+      <w:r>
+        <w:rPr>
+          <w:color w:val="000000" w:themeColor="text1"/>
+          <w:sz w:val="28"/>
+          <w:szCs w:val="28"/>
+          <w:lang w:val="en-US"/>
+        </w:rPr>
+        <w:t xml:space="preserve">    public class ClientDialogViewModel {</w:t>
       </w:r>
     </w:p>
     <w:p>
@@ -3556,15 +2095,17 @@
           <w:color w:val="000000" w:themeColor="text1"/>
           <w:sz w:val="28"/>
           <w:szCs w:val="28"/>
-        </w:rPr>
-      </w:pPr>
-      <w:r>
-        <w:rPr>
-          <w:color w:val="000000" w:themeColor="text1"/>
-          <w:sz w:val="28"/>
-          <w:szCs w:val="28"/>
-        </w:rPr>
-        <w:t>}</w:t>
+          <w:lang w:val="en-US"/>
+        </w:rPr>
+      </w:pPr>
+      <w:r>
+        <w:rPr>
+          <w:color w:val="000000" w:themeColor="text1"/>
+          <w:sz w:val="28"/>
+          <w:szCs w:val="28"/>
+          <w:lang w:val="en-US"/>
+        </w:rPr>
+        <w:t xml:space="preserve">        public Client Client { get; set; } = new Client();</w:t>
       </w:r>
     </w:p>
     <w:p>
@@ -3587,27 +2128,7 @@
           <w:szCs w:val="28"/>
           <w:lang w:val="en-US"/>
         </w:rPr>
-        <w:t xml:space="preserve">using </w:t>
-      </w:r>
-      <w:proofErr w:type="spellStart"/>
-      <w:r>
-        <w:rPr>
-          <w:color w:val="000000" w:themeColor="text1"/>
-          <w:sz w:val="28"/>
-          <w:szCs w:val="28"/>
-          <w:lang w:val="en-US"/>
-        </w:rPr>
-        <w:t>System.Windows</w:t>
-      </w:r>
-      <w:proofErr w:type="spellEnd"/>
-      <w:r>
-        <w:rPr>
-          <w:color w:val="000000" w:themeColor="text1"/>
-          <w:sz w:val="28"/>
-          <w:szCs w:val="28"/>
-          <w:lang w:val="en-US"/>
-        </w:rPr>
-        <w:t>;</w:t>
+        <w:t xml:space="preserve">        public bool ClientSaved { get; private set; } = false;</w:t>
       </w:r>
     </w:p>
     <w:p>
@@ -3630,29 +2151,7 @@
           <w:szCs w:val="28"/>
           <w:lang w:val="en-US"/>
         </w:rPr>
-        <w:t xml:space="preserve">using </w:t>
-      </w:r>
-      <w:proofErr w:type="spellStart"/>
-      <w:proofErr w:type="gramStart"/>
-      <w:r>
-        <w:rPr>
-          <w:color w:val="000000" w:themeColor="text1"/>
-          <w:sz w:val="28"/>
-          <w:szCs w:val="28"/>
-          <w:lang w:val="en-US"/>
-        </w:rPr>
-        <w:t>System.Windows.Input</w:t>
-      </w:r>
-      <w:proofErr w:type="spellEnd"/>
-      <w:proofErr w:type="gramEnd"/>
-      <w:r>
-        <w:rPr>
-          <w:color w:val="000000" w:themeColor="text1"/>
-          <w:sz w:val="28"/>
-          <w:szCs w:val="28"/>
-          <w:lang w:val="en-US"/>
-        </w:rPr>
-        <w:t>;</w:t>
+        <w:t xml:space="preserve">        public ICommand SaveCommand { get; }</w:t>
       </w:r>
     </w:p>
     <w:p>
@@ -3675,25 +2174,7 @@
           <w:szCs w:val="28"/>
           <w:lang w:val="en-US"/>
         </w:rPr>
-        <w:t>namespace Task01.ViewModels</w:t>
-      </w:r>
-      <w:r>
-        <w:rPr>
-          <w:color w:val="000000" w:themeColor="text1"/>
-          <w:sz w:val="28"/>
-          <w:szCs w:val="28"/>
-          <w:lang w:val="en-US"/>
-        </w:rPr>
-        <w:t xml:space="preserve"> </w:t>
-      </w:r>
-      <w:r>
-        <w:rPr>
-          <w:color w:val="000000" w:themeColor="text1"/>
-          <w:sz w:val="28"/>
-          <w:szCs w:val="28"/>
-          <w:lang w:val="en-US"/>
-        </w:rPr>
-        <w:t>{</w:t>
+        <w:t xml:space="preserve">        public ICommand CancelCommand { get; }</w:t>
       </w:r>
     </w:p>
     <w:p>
@@ -3716,36 +2197,8 @@
           <w:szCs w:val="28"/>
           <w:lang w:val="en-US"/>
         </w:rPr>
-        <w:t xml:space="preserve">    public class </w:t>
-      </w:r>
-      <w:proofErr w:type="spellStart"/>
-      <w:r>
-        <w:rPr>
-          <w:color w:val="000000" w:themeColor="text1"/>
-          <w:sz w:val="28"/>
-          <w:szCs w:val="28"/>
-          <w:lang w:val="en-US"/>
-        </w:rPr>
-        <w:t>ClientDialogViewModel</w:t>
-      </w:r>
-      <w:proofErr w:type="spellEnd"/>
-      <w:r>
-        <w:rPr>
-          <w:color w:val="000000" w:themeColor="text1"/>
-          <w:sz w:val="28"/>
-          <w:szCs w:val="28"/>
-          <w:lang w:val="en-US"/>
-        </w:rPr>
-        <w:t xml:space="preserve"> </w:t>
-      </w:r>
-      <w:r>
-        <w:rPr>
-          <w:color w:val="000000" w:themeColor="text1"/>
-          <w:sz w:val="28"/>
-          <w:szCs w:val="28"/>
-          <w:lang w:val="en-US"/>
-        </w:rPr>
-        <w:t>{</w:t>
+        <w:lastRenderedPageBreak/>
+        <w:t xml:space="preserve">        public ClientDialogViewModel() {</w:t>
       </w:r>
     </w:p>
     <w:p>
@@ -3768,47 +2221,7 @@
           <w:szCs w:val="28"/>
           <w:lang w:val="en-US"/>
         </w:rPr>
-        <w:t xml:space="preserve">        public Client </w:t>
-      </w:r>
-      <w:proofErr w:type="spellStart"/>
-      <w:r>
-        <w:rPr>
-          <w:color w:val="000000" w:themeColor="text1"/>
-          <w:sz w:val="28"/>
-          <w:szCs w:val="28"/>
-          <w:lang w:val="en-US"/>
-        </w:rPr>
-        <w:t>Client</w:t>
-      </w:r>
-      <w:proofErr w:type="spellEnd"/>
-      <w:r>
-        <w:rPr>
-          <w:color w:val="000000" w:themeColor="text1"/>
-          <w:sz w:val="28"/>
-          <w:szCs w:val="28"/>
-          <w:lang w:val="en-US"/>
-        </w:rPr>
-        <w:t xml:space="preserve"> </w:t>
-      </w:r>
-      <w:proofErr w:type="gramStart"/>
-      <w:r>
-        <w:rPr>
-          <w:color w:val="000000" w:themeColor="text1"/>
-          <w:sz w:val="28"/>
-          <w:szCs w:val="28"/>
-          <w:lang w:val="en-US"/>
-        </w:rPr>
-        <w:t>{ get</w:t>
-      </w:r>
-      <w:proofErr w:type="gramEnd"/>
-      <w:r>
-        <w:rPr>
-          <w:color w:val="000000" w:themeColor="text1"/>
-          <w:sz w:val="28"/>
-          <w:szCs w:val="28"/>
-          <w:lang w:val="en-US"/>
-        </w:rPr>
-        <w:t>; set; } = new Client();</w:t>
+        <w:t xml:space="preserve">            SaveCommand = new RelayCommand(_ =&gt; Save());</w:t>
       </w:r>
     </w:p>
     <w:p>
@@ -3821,56 +2234,17 @@
           <w:color w:val="000000" w:themeColor="text1"/>
           <w:sz w:val="28"/>
           <w:szCs w:val="28"/>
-        </w:rPr>
-      </w:pPr>
-      <w:r>
-        <w:rPr>
-          <w:color w:val="000000" w:themeColor="text1"/>
-          <w:sz w:val="28"/>
-          <w:szCs w:val="28"/>
-          <w:lang w:val="en-US"/>
-        </w:rPr>
-        <w:t xml:space="preserve">        public bool </w:t>
-      </w:r>
-      <w:proofErr w:type="spellStart"/>
-      <w:r>
-        <w:rPr>
-          <w:color w:val="000000" w:themeColor="text1"/>
-          <w:sz w:val="28"/>
-          <w:szCs w:val="28"/>
-          <w:lang w:val="en-US"/>
-        </w:rPr>
-        <w:t>ClientSaved</w:t>
-      </w:r>
-      <w:proofErr w:type="spellEnd"/>
-      <w:r>
-        <w:rPr>
-          <w:color w:val="000000" w:themeColor="text1"/>
-          <w:sz w:val="28"/>
-          <w:szCs w:val="28"/>
-          <w:lang w:val="en-US"/>
-        </w:rPr>
-        <w:t xml:space="preserve"> </w:t>
-      </w:r>
-      <w:proofErr w:type="gramStart"/>
-      <w:r>
-        <w:rPr>
-          <w:color w:val="000000" w:themeColor="text1"/>
-          <w:sz w:val="28"/>
-          <w:szCs w:val="28"/>
-          <w:lang w:val="en-US"/>
-        </w:rPr>
-        <w:t>{ get</w:t>
-      </w:r>
-      <w:proofErr w:type="gramEnd"/>
-      <w:r>
-        <w:rPr>
-          <w:color w:val="000000" w:themeColor="text1"/>
-          <w:sz w:val="28"/>
-          <w:szCs w:val="28"/>
-          <w:lang w:val="en-US"/>
-        </w:rPr>
-        <w:t>; private set; } = false;</w:t>
+          <w:lang w:val="en-US"/>
+        </w:rPr>
+      </w:pPr>
+      <w:r>
+        <w:rPr>
+          <w:color w:val="000000" w:themeColor="text1"/>
+          <w:sz w:val="28"/>
+          <w:szCs w:val="28"/>
+          <w:lang w:val="en-US"/>
+        </w:rPr>
+        <w:t xml:space="preserve">            CancelCommand = new RelayCommand(_ =&gt; Cancel());</w:t>
       </w:r>
     </w:p>
     <w:p>
@@ -3893,68 +2267,7 @@
           <w:szCs w:val="28"/>
           <w:lang w:val="en-US"/>
         </w:rPr>
-        <w:lastRenderedPageBreak/>
-        <w:t xml:space="preserve">        public </w:t>
-      </w:r>
-      <w:proofErr w:type="spellStart"/>
-      <w:r>
-        <w:rPr>
-          <w:color w:val="000000" w:themeColor="text1"/>
-          <w:sz w:val="28"/>
-          <w:szCs w:val="28"/>
-          <w:lang w:val="en-US"/>
-        </w:rPr>
-        <w:t>ICommand</w:t>
-      </w:r>
-      <w:proofErr w:type="spellEnd"/>
-      <w:r>
-        <w:rPr>
-          <w:color w:val="000000" w:themeColor="text1"/>
-          <w:sz w:val="28"/>
-          <w:szCs w:val="28"/>
-          <w:lang w:val="en-US"/>
-        </w:rPr>
-        <w:t xml:space="preserve"> </w:t>
-      </w:r>
-      <w:proofErr w:type="spellStart"/>
-      <w:r>
-        <w:rPr>
-          <w:color w:val="000000" w:themeColor="text1"/>
-          <w:sz w:val="28"/>
-          <w:szCs w:val="28"/>
-          <w:lang w:val="en-US"/>
-        </w:rPr>
-        <w:t>SaveCommand</w:t>
-      </w:r>
-      <w:proofErr w:type="spellEnd"/>
-      <w:r>
-        <w:rPr>
-          <w:color w:val="000000" w:themeColor="text1"/>
-          <w:sz w:val="28"/>
-          <w:szCs w:val="28"/>
-          <w:lang w:val="en-US"/>
-        </w:rPr>
-        <w:t xml:space="preserve"> </w:t>
-      </w:r>
-      <w:proofErr w:type="gramStart"/>
-      <w:r>
-        <w:rPr>
-          <w:color w:val="000000" w:themeColor="text1"/>
-          <w:sz w:val="28"/>
-          <w:szCs w:val="28"/>
-          <w:lang w:val="en-US"/>
-        </w:rPr>
-        <w:t>{ get</w:t>
-      </w:r>
-      <w:proofErr w:type="gramEnd"/>
-      <w:r>
-        <w:rPr>
-          <w:color w:val="000000" w:themeColor="text1"/>
-          <w:sz w:val="28"/>
-          <w:szCs w:val="28"/>
-          <w:lang w:val="en-US"/>
-        </w:rPr>
-        <w:t>; }</w:t>
+        <w:t xml:space="preserve">        }</w:t>
       </w:r>
     </w:p>
     <w:p>
@@ -3967,76 +2280,17 @@
           <w:color w:val="000000" w:themeColor="text1"/>
           <w:sz w:val="28"/>
           <w:szCs w:val="28"/>
-        </w:rPr>
-      </w:pPr>
-      <w:r>
-        <w:rPr>
-          <w:color w:val="000000" w:themeColor="text1"/>
-          <w:sz w:val="28"/>
-          <w:szCs w:val="28"/>
-          <w:lang w:val="en-US"/>
-        </w:rPr>
-        <w:t xml:space="preserve">        public </w:t>
-      </w:r>
-      <w:proofErr w:type="spellStart"/>
-      <w:r>
-        <w:rPr>
-          <w:color w:val="000000" w:themeColor="text1"/>
-          <w:sz w:val="28"/>
-          <w:szCs w:val="28"/>
-          <w:lang w:val="en-US"/>
-        </w:rPr>
-        <w:t>ICommand</w:t>
-      </w:r>
-      <w:proofErr w:type="spellEnd"/>
-      <w:r>
-        <w:rPr>
-          <w:color w:val="000000" w:themeColor="text1"/>
-          <w:sz w:val="28"/>
-          <w:szCs w:val="28"/>
-          <w:lang w:val="en-US"/>
-        </w:rPr>
-        <w:t xml:space="preserve"> </w:t>
-      </w:r>
-      <w:proofErr w:type="spellStart"/>
-      <w:r>
-        <w:rPr>
-          <w:color w:val="000000" w:themeColor="text1"/>
-          <w:sz w:val="28"/>
-          <w:szCs w:val="28"/>
-          <w:lang w:val="en-US"/>
-        </w:rPr>
-        <w:t>CancelCommand</w:t>
-      </w:r>
-      <w:proofErr w:type="spellEnd"/>
-      <w:r>
-        <w:rPr>
-          <w:color w:val="000000" w:themeColor="text1"/>
-          <w:sz w:val="28"/>
-          <w:szCs w:val="28"/>
-          <w:lang w:val="en-US"/>
-        </w:rPr>
-        <w:t xml:space="preserve"> </w:t>
-      </w:r>
-      <w:proofErr w:type="gramStart"/>
-      <w:r>
-        <w:rPr>
-          <w:color w:val="000000" w:themeColor="text1"/>
-          <w:sz w:val="28"/>
-          <w:szCs w:val="28"/>
-          <w:lang w:val="en-US"/>
-        </w:rPr>
-        <w:t>{ get</w:t>
-      </w:r>
-      <w:proofErr w:type="gramEnd"/>
-      <w:r>
-        <w:rPr>
-          <w:color w:val="000000" w:themeColor="text1"/>
-          <w:sz w:val="28"/>
-          <w:szCs w:val="28"/>
-          <w:lang w:val="en-US"/>
-        </w:rPr>
-        <w:t>; }</w:t>
+          <w:lang w:val="en-US"/>
+        </w:rPr>
+      </w:pPr>
+      <w:r>
+        <w:rPr>
+          <w:color w:val="000000" w:themeColor="text1"/>
+          <w:sz w:val="28"/>
+          <w:szCs w:val="28"/>
+          <w:lang w:val="en-US"/>
+        </w:rPr>
+        <w:t xml:space="preserve">        private void Save() {</w:t>
       </w:r>
     </w:p>
     <w:p>
@@ -4059,38 +2313,7 @@
           <w:szCs w:val="28"/>
           <w:lang w:val="en-US"/>
         </w:rPr>
-        <w:t xml:space="preserve">        public </w:t>
-      </w:r>
-      <w:proofErr w:type="spellStart"/>
-      <w:proofErr w:type="gramStart"/>
-      <w:r>
-        <w:rPr>
-          <w:color w:val="000000" w:themeColor="text1"/>
-          <w:sz w:val="28"/>
-          <w:szCs w:val="28"/>
-          <w:lang w:val="en-US"/>
-        </w:rPr>
-        <w:t>ClientDialogViewModel</w:t>
-      </w:r>
-      <w:proofErr w:type="spellEnd"/>
-      <w:r>
-        <w:rPr>
-          <w:color w:val="000000" w:themeColor="text1"/>
-          <w:sz w:val="28"/>
-          <w:szCs w:val="28"/>
-          <w:lang w:val="en-US"/>
-        </w:rPr>
-        <w:t>(</w:t>
-      </w:r>
-      <w:proofErr w:type="gramEnd"/>
-      <w:r>
-        <w:rPr>
-          <w:color w:val="000000" w:themeColor="text1"/>
-          <w:sz w:val="28"/>
-          <w:szCs w:val="28"/>
-          <w:lang w:val="en-US"/>
-        </w:rPr>
-        <w:t>) {</w:t>
+        <w:t xml:space="preserve">            if (string.IsNullOrWhiteSpace(Client.FullName)) {</w:t>
       </w:r>
     </w:p>
     <w:p>
@@ -4103,68 +2326,24 @@
           <w:color w:val="000000" w:themeColor="text1"/>
           <w:sz w:val="28"/>
           <w:szCs w:val="28"/>
-          <w:lang w:val="en-US"/>
-        </w:rPr>
-      </w:pPr>
-      <w:r>
-        <w:rPr>
-          <w:color w:val="000000" w:themeColor="text1"/>
-          <w:sz w:val="28"/>
-          <w:szCs w:val="28"/>
-          <w:lang w:val="en-US"/>
-        </w:rPr>
-        <w:t xml:space="preserve">            </w:t>
-      </w:r>
-      <w:proofErr w:type="spellStart"/>
-      <w:r>
-        <w:rPr>
-          <w:color w:val="000000" w:themeColor="text1"/>
-          <w:sz w:val="28"/>
-          <w:szCs w:val="28"/>
-          <w:lang w:val="en-US"/>
-        </w:rPr>
-        <w:t>SaveCommand</w:t>
-      </w:r>
-      <w:proofErr w:type="spellEnd"/>
-      <w:r>
-        <w:rPr>
-          <w:color w:val="000000" w:themeColor="text1"/>
-          <w:sz w:val="28"/>
-          <w:szCs w:val="28"/>
-          <w:lang w:val="en-US"/>
-        </w:rPr>
-        <w:t xml:space="preserve"> = new </w:t>
-      </w:r>
-      <w:proofErr w:type="spellStart"/>
-      <w:proofErr w:type="gramStart"/>
-      <w:r>
-        <w:rPr>
-          <w:color w:val="000000" w:themeColor="text1"/>
-          <w:sz w:val="28"/>
-          <w:szCs w:val="28"/>
-          <w:lang w:val="en-US"/>
-        </w:rPr>
-        <w:t>RelayCommand</w:t>
-      </w:r>
-      <w:proofErr w:type="spellEnd"/>
-      <w:r>
-        <w:rPr>
-          <w:color w:val="000000" w:themeColor="text1"/>
-          <w:sz w:val="28"/>
-          <w:szCs w:val="28"/>
-          <w:lang w:val="en-US"/>
-        </w:rPr>
-        <w:t>(</w:t>
-      </w:r>
-      <w:proofErr w:type="gramEnd"/>
-      <w:r>
-        <w:rPr>
-          <w:color w:val="000000" w:themeColor="text1"/>
-          <w:sz w:val="28"/>
-          <w:szCs w:val="28"/>
-          <w:lang w:val="en-US"/>
-        </w:rPr>
-        <w:t>_ =&gt; Save());</w:t>
+        </w:rPr>
+      </w:pPr>
+      <w:r>
+        <w:rPr>
+          <w:color w:val="000000" w:themeColor="text1"/>
+          <w:sz w:val="28"/>
+          <w:szCs w:val="28"/>
+          <w:lang w:val="en-US"/>
+        </w:rPr>
+        <w:t xml:space="preserve">                </w:t>
+      </w:r>
+      <w:r>
+        <w:rPr>
+          <w:color w:val="000000" w:themeColor="text1"/>
+          <w:sz w:val="28"/>
+          <w:szCs w:val="28"/>
+        </w:rPr>
+        <w:t>MessageBox.Show("Введите имя клиента");</w:t>
       </w:r>
     </w:p>
     <w:p>
@@ -4185,60 +2364,17 @@
           <w:color w:val="000000" w:themeColor="text1"/>
           <w:sz w:val="28"/>
           <w:szCs w:val="28"/>
-          <w:lang w:val="en-US"/>
-        </w:rPr>
-        <w:t xml:space="preserve">            </w:t>
-      </w:r>
-      <w:proofErr w:type="spellStart"/>
-      <w:r>
-        <w:rPr>
-          <w:color w:val="000000" w:themeColor="text1"/>
-          <w:sz w:val="28"/>
-          <w:szCs w:val="28"/>
-          <w:lang w:val="en-US"/>
-        </w:rPr>
-        <w:t>CancelCommand</w:t>
-      </w:r>
-      <w:proofErr w:type="spellEnd"/>
-      <w:r>
-        <w:rPr>
-          <w:color w:val="000000" w:themeColor="text1"/>
-          <w:sz w:val="28"/>
-          <w:szCs w:val="28"/>
-          <w:lang w:val="en-US"/>
-        </w:rPr>
-        <w:t xml:space="preserve"> = new </w:t>
-      </w:r>
-      <w:proofErr w:type="spellStart"/>
-      <w:proofErr w:type="gramStart"/>
-      <w:r>
-        <w:rPr>
-          <w:color w:val="000000" w:themeColor="text1"/>
-          <w:sz w:val="28"/>
-          <w:szCs w:val="28"/>
-          <w:lang w:val="en-US"/>
-        </w:rPr>
-        <w:t>RelayCommand</w:t>
-      </w:r>
-      <w:proofErr w:type="spellEnd"/>
-      <w:r>
-        <w:rPr>
-          <w:color w:val="000000" w:themeColor="text1"/>
-          <w:sz w:val="28"/>
-          <w:szCs w:val="28"/>
-          <w:lang w:val="en-US"/>
-        </w:rPr>
-        <w:t>(</w:t>
-      </w:r>
-      <w:proofErr w:type="gramEnd"/>
-      <w:r>
-        <w:rPr>
-          <w:color w:val="000000" w:themeColor="text1"/>
-          <w:sz w:val="28"/>
-          <w:szCs w:val="28"/>
-          <w:lang w:val="en-US"/>
-        </w:rPr>
-        <w:t>_ =&gt; Cancel());</w:t>
+        </w:rPr>
+        <w:t xml:space="preserve">                </w:t>
+      </w:r>
+      <w:r>
+        <w:rPr>
+          <w:color w:val="000000" w:themeColor="text1"/>
+          <w:sz w:val="28"/>
+          <w:szCs w:val="28"/>
+          <w:lang w:val="en-US"/>
+        </w:rPr>
+        <w:t>return;</w:t>
       </w:r>
     </w:p>
     <w:p>
@@ -4251,16 +2387,17 @@
           <w:color w:val="000000" w:themeColor="text1"/>
           <w:sz w:val="28"/>
           <w:szCs w:val="28"/>
-        </w:rPr>
-      </w:pPr>
-      <w:r>
-        <w:rPr>
-          <w:color w:val="000000" w:themeColor="text1"/>
-          <w:sz w:val="28"/>
-          <w:szCs w:val="28"/>
-          <w:lang w:val="en-US"/>
-        </w:rPr>
-        <w:t xml:space="preserve">        }</w:t>
+          <w:lang w:val="en-US"/>
+        </w:rPr>
+      </w:pPr>
+      <w:r>
+        <w:rPr>
+          <w:color w:val="000000" w:themeColor="text1"/>
+          <w:sz w:val="28"/>
+          <w:szCs w:val="28"/>
+          <w:lang w:val="en-US"/>
+        </w:rPr>
+        <w:t xml:space="preserve">            }</w:t>
       </w:r>
     </w:p>
     <w:p>
@@ -4283,45 +2420,7 @@
           <w:szCs w:val="28"/>
           <w:lang w:val="en-US"/>
         </w:rPr>
-        <w:t xml:space="preserve">        private void </w:t>
-      </w:r>
-      <w:proofErr w:type="gramStart"/>
-      <w:r>
-        <w:rPr>
-          <w:color w:val="000000" w:themeColor="text1"/>
-          <w:sz w:val="28"/>
-          <w:szCs w:val="28"/>
-          <w:lang w:val="en-US"/>
-        </w:rPr>
-        <w:t>Save(</w:t>
-      </w:r>
-      <w:proofErr w:type="gramEnd"/>
-      <w:r>
-        <w:rPr>
-          <w:color w:val="000000" w:themeColor="text1"/>
-          <w:sz w:val="28"/>
-          <w:szCs w:val="28"/>
-          <w:lang w:val="en-US"/>
-        </w:rPr>
-        <w:t>)</w:t>
-      </w:r>
-      <w:r>
-        <w:rPr>
-          <w:color w:val="000000" w:themeColor="text1"/>
-          <w:sz w:val="28"/>
-          <w:szCs w:val="28"/>
-          <w:lang w:val="en-US"/>
-        </w:rPr>
-        <w:t xml:space="preserve"> </w:t>
-      </w:r>
-      <w:r>
-        <w:rPr>
-          <w:color w:val="000000" w:themeColor="text1"/>
-          <w:sz w:val="28"/>
-          <w:szCs w:val="28"/>
-          <w:lang w:val="en-US"/>
-        </w:rPr>
-        <w:t>{</w:t>
+        <w:t xml:space="preserve">            ClientSaved = true;</w:t>
       </w:r>
     </w:p>
     <w:p>
@@ -4344,67 +2443,7 @@
           <w:szCs w:val="28"/>
           <w:lang w:val="en-US"/>
         </w:rPr>
-        <w:t xml:space="preserve">            if (</w:t>
-      </w:r>
-      <w:proofErr w:type="spellStart"/>
-      <w:proofErr w:type="gramStart"/>
-      <w:r>
-        <w:rPr>
-          <w:color w:val="000000" w:themeColor="text1"/>
-          <w:sz w:val="28"/>
-          <w:szCs w:val="28"/>
-          <w:lang w:val="en-US"/>
-        </w:rPr>
-        <w:t>string.IsNullOrWhiteSpace</w:t>
-      </w:r>
-      <w:proofErr w:type="spellEnd"/>
-      <w:proofErr w:type="gramEnd"/>
-      <w:r>
-        <w:rPr>
-          <w:color w:val="000000" w:themeColor="text1"/>
-          <w:sz w:val="28"/>
-          <w:szCs w:val="28"/>
-          <w:lang w:val="en-US"/>
-        </w:rPr>
-        <w:t>(</w:t>
-      </w:r>
-      <w:proofErr w:type="spellStart"/>
-      <w:r>
-        <w:rPr>
-          <w:color w:val="000000" w:themeColor="text1"/>
-          <w:sz w:val="28"/>
-          <w:szCs w:val="28"/>
-          <w:lang w:val="en-US"/>
-        </w:rPr>
-        <w:t>Client.FullName</w:t>
-      </w:r>
-      <w:proofErr w:type="spellEnd"/>
-      <w:r>
-        <w:rPr>
-          <w:color w:val="000000" w:themeColor="text1"/>
-          <w:sz w:val="28"/>
-          <w:szCs w:val="28"/>
-          <w:lang w:val="en-US"/>
-        </w:rPr>
-        <w:t>))</w:t>
-      </w:r>
-      <w:r>
-        <w:rPr>
-          <w:color w:val="000000" w:themeColor="text1"/>
-          <w:sz w:val="28"/>
-          <w:szCs w:val="28"/>
-          <w:lang w:val="en-US"/>
-        </w:rPr>
-        <w:t xml:space="preserve"> </w:t>
-      </w:r>
-      <w:r>
-        <w:rPr>
-          <w:color w:val="000000" w:themeColor="text1"/>
-          <w:sz w:val="28"/>
-          <w:szCs w:val="28"/>
-          <w:lang w:val="en-US"/>
-        </w:rPr>
-        <w:t>{</w:t>
+        <w:t xml:space="preserve">            CloseWindow();</w:t>
       </w:r>
     </w:p>
     <w:p>
@@ -4417,34 +2456,17 @@
           <w:color w:val="000000" w:themeColor="text1"/>
           <w:sz w:val="28"/>
           <w:szCs w:val="28"/>
-        </w:rPr>
-      </w:pPr>
-      <w:r>
-        <w:rPr>
-          <w:color w:val="000000" w:themeColor="text1"/>
-          <w:sz w:val="28"/>
-          <w:szCs w:val="28"/>
-          <w:lang w:val="en-US"/>
-        </w:rPr>
-        <w:t xml:space="preserve">                </w:t>
-      </w:r>
-      <w:proofErr w:type="spellStart"/>
-      <w:r>
-        <w:rPr>
-          <w:color w:val="000000" w:themeColor="text1"/>
-          <w:sz w:val="28"/>
-          <w:szCs w:val="28"/>
-        </w:rPr>
-        <w:t>MessageBox.Show</w:t>
-      </w:r>
-      <w:proofErr w:type="spellEnd"/>
-      <w:r>
-        <w:rPr>
-          <w:color w:val="000000" w:themeColor="text1"/>
-          <w:sz w:val="28"/>
-          <w:szCs w:val="28"/>
-        </w:rPr>
-        <w:t>("Введите имя клиента");</w:t>
+          <w:lang w:val="en-US"/>
+        </w:rPr>
+      </w:pPr>
+      <w:r>
+        <w:rPr>
+          <w:color w:val="000000" w:themeColor="text1"/>
+          <w:sz w:val="28"/>
+          <w:szCs w:val="28"/>
+          <w:lang w:val="en-US"/>
+        </w:rPr>
+        <w:t xml:space="preserve">        }</w:t>
       </w:r>
     </w:p>
     <w:p>
@@ -4465,17 +2487,9 @@
           <w:color w:val="000000" w:themeColor="text1"/>
           <w:sz w:val="28"/>
           <w:szCs w:val="28"/>
-        </w:rPr>
-        <w:t xml:space="preserve">                </w:t>
-      </w:r>
-      <w:r>
-        <w:rPr>
-          <w:color w:val="000000" w:themeColor="text1"/>
-          <w:sz w:val="28"/>
-          <w:szCs w:val="28"/>
-          <w:lang w:val="en-US"/>
-        </w:rPr>
-        <w:t>return;</w:t>
+          <w:lang w:val="en-US"/>
+        </w:rPr>
+        <w:t xml:space="preserve">        private void Cancel() {</w:t>
       </w:r>
     </w:p>
     <w:p>
@@ -4498,7 +2512,7 @@
           <w:szCs w:val="28"/>
           <w:lang w:val="en-US"/>
         </w:rPr>
-        <w:t xml:space="preserve">            }</w:t>
+        <w:t xml:space="preserve">            ClientSaved = false; CloseWindow();</w:t>
       </w:r>
     </w:p>
     <w:p>
@@ -4521,27 +2535,7 @@
           <w:szCs w:val="28"/>
           <w:lang w:val="en-US"/>
         </w:rPr>
-        <w:t xml:space="preserve">            </w:t>
-      </w:r>
-      <w:proofErr w:type="spellStart"/>
-      <w:r>
-        <w:rPr>
-          <w:color w:val="000000" w:themeColor="text1"/>
-          <w:sz w:val="28"/>
-          <w:szCs w:val="28"/>
-          <w:lang w:val="en-US"/>
-        </w:rPr>
-        <w:t>ClientSaved</w:t>
-      </w:r>
-      <w:proofErr w:type="spellEnd"/>
-      <w:r>
-        <w:rPr>
-          <w:color w:val="000000" w:themeColor="text1"/>
-          <w:sz w:val="28"/>
-          <w:szCs w:val="28"/>
-          <w:lang w:val="en-US"/>
-        </w:rPr>
-        <w:t xml:space="preserve"> = true;</w:t>
+        <w:t xml:space="preserve">        }</w:t>
       </w:r>
     </w:p>
     <w:p>
@@ -4564,38 +2558,7 @@
           <w:szCs w:val="28"/>
           <w:lang w:val="en-US"/>
         </w:rPr>
-        <w:t xml:space="preserve">            </w:t>
-      </w:r>
-      <w:proofErr w:type="spellStart"/>
-      <w:proofErr w:type="gramStart"/>
-      <w:r>
-        <w:rPr>
-          <w:color w:val="000000" w:themeColor="text1"/>
-          <w:sz w:val="28"/>
-          <w:szCs w:val="28"/>
-          <w:lang w:val="en-US"/>
-        </w:rPr>
-        <w:t>CloseWindow</w:t>
-      </w:r>
-      <w:proofErr w:type="spellEnd"/>
-      <w:r>
-        <w:rPr>
-          <w:color w:val="000000" w:themeColor="text1"/>
-          <w:sz w:val="28"/>
-          <w:szCs w:val="28"/>
-          <w:lang w:val="en-US"/>
-        </w:rPr>
-        <w:t>(</w:t>
-      </w:r>
-      <w:proofErr w:type="gramEnd"/>
-      <w:r>
-        <w:rPr>
-          <w:color w:val="000000" w:themeColor="text1"/>
-          <w:sz w:val="28"/>
-          <w:szCs w:val="28"/>
-          <w:lang w:val="en-US"/>
-        </w:rPr>
-        <w:t>);</w:t>
+        <w:t xml:space="preserve">        private void CloseWindow() {</w:t>
       </w:r>
     </w:p>
     <w:p>
@@ -4608,16 +2571,17 @@
           <w:color w:val="000000" w:themeColor="text1"/>
           <w:sz w:val="28"/>
           <w:szCs w:val="28"/>
-        </w:rPr>
-      </w:pPr>
-      <w:r>
-        <w:rPr>
-          <w:color w:val="000000" w:themeColor="text1"/>
-          <w:sz w:val="28"/>
-          <w:szCs w:val="28"/>
-          <w:lang w:val="en-US"/>
-        </w:rPr>
-        <w:t xml:space="preserve">        }</w:t>
+          <w:lang w:val="en-US"/>
+        </w:rPr>
+      </w:pPr>
+      <w:r>
+        <w:rPr>
+          <w:color w:val="000000" w:themeColor="text1"/>
+          <w:sz w:val="28"/>
+          <w:szCs w:val="28"/>
+          <w:lang w:val="en-US"/>
+        </w:rPr>
+        <w:t xml:space="preserve">            foreach (Window window in Application.Current.Windows) {</w:t>
       </w:r>
     </w:p>
     <w:p>
@@ -4640,27 +2604,7 @@
           <w:szCs w:val="28"/>
           <w:lang w:val="en-US"/>
         </w:rPr>
-        <w:t xml:space="preserve">        private void </w:t>
-      </w:r>
-      <w:proofErr w:type="gramStart"/>
-      <w:r>
-        <w:rPr>
-          <w:color w:val="000000" w:themeColor="text1"/>
-          <w:sz w:val="28"/>
-          <w:szCs w:val="28"/>
-          <w:lang w:val="en-US"/>
-        </w:rPr>
-        <w:t>Cancel(</w:t>
-      </w:r>
-      <w:proofErr w:type="gramEnd"/>
-      <w:r>
-        <w:rPr>
-          <w:color w:val="000000" w:themeColor="text1"/>
-          <w:sz w:val="28"/>
-          <w:szCs w:val="28"/>
-          <w:lang w:val="en-US"/>
-        </w:rPr>
-        <w:t>)</w:t>
+        <w:t xml:space="preserve">                if (window.DataContext == this)</w:t>
       </w:r>
       <w:r>
         <w:rPr>
@@ -4701,58 +2645,7 @@
           <w:szCs w:val="28"/>
           <w:lang w:val="en-US"/>
         </w:rPr>
-        <w:t xml:space="preserve">            </w:t>
-      </w:r>
-      <w:proofErr w:type="spellStart"/>
-      <w:r>
-        <w:rPr>
-          <w:color w:val="000000" w:themeColor="text1"/>
-          <w:sz w:val="28"/>
-          <w:szCs w:val="28"/>
-          <w:lang w:val="en-US"/>
-        </w:rPr>
-        <w:t>ClientSaved</w:t>
-      </w:r>
-      <w:proofErr w:type="spellEnd"/>
-      <w:r>
-        <w:rPr>
-          <w:color w:val="000000" w:themeColor="text1"/>
-          <w:sz w:val="28"/>
-          <w:szCs w:val="28"/>
-          <w:lang w:val="en-US"/>
-        </w:rPr>
-        <w:t xml:space="preserve"> = false; </w:t>
-      </w:r>
-      <w:proofErr w:type="spellStart"/>
-      <w:proofErr w:type="gramStart"/>
-      <w:r>
-        <w:rPr>
-          <w:color w:val="000000" w:themeColor="text1"/>
-          <w:sz w:val="28"/>
-          <w:szCs w:val="28"/>
-          <w:lang w:val="en-US"/>
-        </w:rPr>
-        <w:t>CloseWindow</w:t>
-      </w:r>
-      <w:proofErr w:type="spellEnd"/>
-      <w:r>
-        <w:rPr>
-          <w:color w:val="000000" w:themeColor="text1"/>
-          <w:sz w:val="28"/>
-          <w:szCs w:val="28"/>
-          <w:lang w:val="en-US"/>
-        </w:rPr>
-        <w:t>(</w:t>
-      </w:r>
-      <w:proofErr w:type="gramEnd"/>
-      <w:r>
-        <w:rPr>
-          <w:color w:val="000000" w:themeColor="text1"/>
-          <w:sz w:val="28"/>
-          <w:szCs w:val="28"/>
-          <w:lang w:val="en-US"/>
-        </w:rPr>
-        <w:t>);</w:t>
+        <w:t xml:space="preserve">                    window.Close();</w:t>
       </w:r>
     </w:p>
     <w:p>
@@ -4765,16 +2658,17 @@
           <w:color w:val="000000" w:themeColor="text1"/>
           <w:sz w:val="28"/>
           <w:szCs w:val="28"/>
-        </w:rPr>
-      </w:pPr>
-      <w:r>
-        <w:rPr>
-          <w:color w:val="000000" w:themeColor="text1"/>
-          <w:sz w:val="28"/>
-          <w:szCs w:val="28"/>
-          <w:lang w:val="en-US"/>
-        </w:rPr>
-        <w:t xml:space="preserve">        }</w:t>
+          <w:lang w:val="en-US"/>
+        </w:rPr>
+      </w:pPr>
+      <w:r>
+        <w:rPr>
+          <w:color w:val="000000" w:themeColor="text1"/>
+          <w:sz w:val="28"/>
+          <w:szCs w:val="28"/>
+          <w:lang w:val="en-US"/>
+        </w:rPr>
+        <w:t xml:space="preserve">                    break;</w:t>
       </w:r>
     </w:p>
     <w:p>
@@ -4797,56 +2691,7 @@
           <w:szCs w:val="28"/>
           <w:lang w:val="en-US"/>
         </w:rPr>
-        <w:t xml:space="preserve">        private void </w:t>
-      </w:r>
-      <w:proofErr w:type="spellStart"/>
-      <w:proofErr w:type="gramStart"/>
-      <w:r>
-        <w:rPr>
-          <w:color w:val="000000" w:themeColor="text1"/>
-          <w:sz w:val="28"/>
-          <w:szCs w:val="28"/>
-          <w:lang w:val="en-US"/>
-        </w:rPr>
-        <w:t>CloseWindow</w:t>
-      </w:r>
-      <w:proofErr w:type="spellEnd"/>
-      <w:r>
-        <w:rPr>
-          <w:color w:val="000000" w:themeColor="text1"/>
-          <w:sz w:val="28"/>
-          <w:szCs w:val="28"/>
-          <w:lang w:val="en-US"/>
-        </w:rPr>
-        <w:t>(</w:t>
-      </w:r>
-      <w:proofErr w:type="gramEnd"/>
-      <w:r>
-        <w:rPr>
-          <w:color w:val="000000" w:themeColor="text1"/>
-          <w:sz w:val="28"/>
-          <w:szCs w:val="28"/>
-          <w:lang w:val="en-US"/>
-        </w:rPr>
-        <w:t>)</w:t>
-      </w:r>
-      <w:r>
-        <w:rPr>
-          <w:color w:val="000000" w:themeColor="text1"/>
-          <w:sz w:val="28"/>
-          <w:szCs w:val="28"/>
-          <w:lang w:val="en-US"/>
-        </w:rPr>
-        <w:t xml:space="preserve"> </w:t>
-      </w:r>
-      <w:r>
-        <w:rPr>
-          <w:color w:val="000000" w:themeColor="text1"/>
-          <w:sz w:val="28"/>
-          <w:szCs w:val="28"/>
-          <w:lang w:val="en-US"/>
-        </w:rPr>
-        <w:t>{</w:t>
+        <w:t xml:space="preserve">                }</w:t>
       </w:r>
     </w:p>
     <w:p>
@@ -4869,67 +2714,7 @@
           <w:szCs w:val="28"/>
           <w:lang w:val="en-US"/>
         </w:rPr>
-        <w:t xml:space="preserve">            foreach (Window </w:t>
-      </w:r>
-      <w:proofErr w:type="spellStart"/>
-      <w:r>
-        <w:rPr>
-          <w:color w:val="000000" w:themeColor="text1"/>
-          <w:sz w:val="28"/>
-          <w:szCs w:val="28"/>
-          <w:lang w:val="en-US"/>
-        </w:rPr>
-        <w:t>window</w:t>
-      </w:r>
-      <w:proofErr w:type="spellEnd"/>
-      <w:r>
-        <w:rPr>
-          <w:color w:val="000000" w:themeColor="text1"/>
-          <w:sz w:val="28"/>
-          <w:szCs w:val="28"/>
-          <w:lang w:val="en-US"/>
-        </w:rPr>
-        <w:t xml:space="preserve"> in </w:t>
-      </w:r>
-      <w:proofErr w:type="spellStart"/>
-      <w:proofErr w:type="gramStart"/>
-      <w:r>
-        <w:rPr>
-          <w:color w:val="000000" w:themeColor="text1"/>
-          <w:sz w:val="28"/>
-          <w:szCs w:val="28"/>
-          <w:lang w:val="en-US"/>
-        </w:rPr>
-        <w:t>Application.Current.Windows</w:t>
-      </w:r>
-      <w:proofErr w:type="spellEnd"/>
-      <w:proofErr w:type="gramEnd"/>
-      <w:r>
-        <w:rPr>
-          <w:color w:val="000000" w:themeColor="text1"/>
-          <w:sz w:val="28"/>
-          <w:szCs w:val="28"/>
-          <w:lang w:val="en-US"/>
-        </w:rPr>
-        <w:t>)</w:t>
-      </w:r>
-      <w:r>
-        <w:rPr>
-          <w:color w:val="000000" w:themeColor="text1"/>
-          <w:sz w:val="28"/>
-          <w:szCs w:val="28"/>
-          <w:lang w:val="en-US"/>
-        </w:rPr>
-        <w:t xml:space="preserve"> </w:t>
-      </w:r>
-      <w:r>
-        <w:rPr>
-          <w:color w:val="000000" w:themeColor="text1"/>
-          <w:sz w:val="28"/>
-          <w:szCs w:val="28"/>
-          <w:lang w:val="en-US"/>
-        </w:rPr>
-        <w:t>{</w:t>
+        <w:t xml:space="preserve">            }</w:t>
       </w:r>
     </w:p>
     <w:p>
@@ -4952,46 +2737,7 @@
           <w:szCs w:val="28"/>
           <w:lang w:val="en-US"/>
         </w:rPr>
-        <w:t xml:space="preserve">                if (</w:t>
-      </w:r>
-      <w:proofErr w:type="spellStart"/>
-      <w:proofErr w:type="gramStart"/>
-      <w:r>
-        <w:rPr>
-          <w:color w:val="000000" w:themeColor="text1"/>
-          <w:sz w:val="28"/>
-          <w:szCs w:val="28"/>
-          <w:lang w:val="en-US"/>
-        </w:rPr>
-        <w:t>window.DataContext</w:t>
-      </w:r>
-      <w:proofErr w:type="spellEnd"/>
-      <w:proofErr w:type="gramEnd"/>
-      <w:r>
-        <w:rPr>
-          <w:color w:val="000000" w:themeColor="text1"/>
-          <w:sz w:val="28"/>
-          <w:szCs w:val="28"/>
-          <w:lang w:val="en-US"/>
-        </w:rPr>
-        <w:t xml:space="preserve"> == this)</w:t>
-      </w:r>
-      <w:r>
-        <w:rPr>
-          <w:color w:val="000000" w:themeColor="text1"/>
-          <w:sz w:val="28"/>
-          <w:szCs w:val="28"/>
-        </w:rPr>
-        <w:t xml:space="preserve"> </w:t>
-      </w:r>
-      <w:r>
-        <w:rPr>
-          <w:color w:val="000000" w:themeColor="text1"/>
-          <w:sz w:val="28"/>
-          <w:szCs w:val="28"/>
-          <w:lang w:val="en-US"/>
-        </w:rPr>
-        <w:t>{</w:t>
+        <w:t xml:space="preserve">        }</w:t>
       </w:r>
     </w:p>
     <w:p>
@@ -5014,29 +2760,7 @@
           <w:szCs w:val="28"/>
           <w:lang w:val="en-US"/>
         </w:rPr>
-        <w:t xml:space="preserve">                    </w:t>
-      </w:r>
-      <w:proofErr w:type="spellStart"/>
-      <w:proofErr w:type="gramStart"/>
-      <w:r>
-        <w:rPr>
-          <w:color w:val="000000" w:themeColor="text1"/>
-          <w:sz w:val="28"/>
-          <w:szCs w:val="28"/>
-          <w:lang w:val="en-US"/>
-        </w:rPr>
-        <w:t>window.Close</w:t>
-      </w:r>
-      <w:proofErr w:type="spellEnd"/>
-      <w:proofErr w:type="gramEnd"/>
-      <w:r>
-        <w:rPr>
-          <w:color w:val="000000" w:themeColor="text1"/>
-          <w:sz w:val="28"/>
-          <w:szCs w:val="28"/>
-          <w:lang w:val="en-US"/>
-        </w:rPr>
-        <w:t>();</w:t>
+        <w:t xml:space="preserve">    }</w:t>
       </w:r>
     </w:p>
     <w:p>
@@ -5059,7 +2783,7 @@
           <w:szCs w:val="28"/>
           <w:lang w:val="en-US"/>
         </w:rPr>
-        <w:t xml:space="preserve">                    break;</w:t>
+        <w:t>}</w:t>
       </w:r>
     </w:p>
     <w:p>
@@ -5069,1300 +2793,40 @@
         <w:ind w:firstLine="709"/>
         <w:jc w:val="both"/>
         <w:rPr>
-          <w:color w:val="000000" w:themeColor="text1"/>
-          <w:sz w:val="28"/>
-          <w:szCs w:val="28"/>
-          <w:lang w:val="en-US"/>
-        </w:rPr>
-      </w:pPr>
-      <w:r>
-        <w:rPr>
-          <w:color w:val="000000" w:themeColor="text1"/>
-          <w:sz w:val="28"/>
-          <w:szCs w:val="28"/>
-          <w:lang w:val="en-US"/>
-        </w:rPr>
-        <w:t xml:space="preserve">                }</w:t>
-      </w:r>
-    </w:p>
-    <w:p>
-      <w:pPr>
-        <w:pStyle w:val="aa"/>
-        <w:spacing w:before="0" w:beforeAutospacing="0" w:after="0" w:afterAutospacing="0"/>
-        <w:ind w:firstLine="709"/>
-        <w:jc w:val="both"/>
-        <w:rPr>
-          <w:color w:val="000000" w:themeColor="text1"/>
-          <w:sz w:val="28"/>
-          <w:szCs w:val="28"/>
-          <w:lang w:val="en-US"/>
-        </w:rPr>
-      </w:pPr>
-      <w:r>
-        <w:rPr>
-          <w:color w:val="000000" w:themeColor="text1"/>
-          <w:sz w:val="28"/>
-          <w:szCs w:val="28"/>
-          <w:lang w:val="en-US"/>
-        </w:rPr>
-        <w:t xml:space="preserve">            }</w:t>
-      </w:r>
-    </w:p>
-    <w:p>
-      <w:pPr>
-        <w:pStyle w:val="aa"/>
-        <w:spacing w:before="0" w:beforeAutospacing="0" w:after="0" w:afterAutospacing="0"/>
-        <w:ind w:firstLine="709"/>
-        <w:jc w:val="both"/>
-        <w:rPr>
-          <w:color w:val="000000" w:themeColor="text1"/>
-          <w:sz w:val="28"/>
-          <w:szCs w:val="28"/>
-          <w:lang w:val="en-US"/>
-        </w:rPr>
-      </w:pPr>
-      <w:r>
-        <w:rPr>
-          <w:color w:val="000000" w:themeColor="text1"/>
-          <w:sz w:val="28"/>
-          <w:szCs w:val="28"/>
-          <w:lang w:val="en-US"/>
-        </w:rPr>
-        <w:t xml:space="preserve">        }</w:t>
-      </w:r>
-    </w:p>
-    <w:p>
-      <w:pPr>
-        <w:pStyle w:val="aa"/>
-        <w:spacing w:before="0" w:beforeAutospacing="0" w:after="0" w:afterAutospacing="0"/>
-        <w:ind w:firstLine="709"/>
-        <w:jc w:val="both"/>
-        <w:rPr>
-          <w:color w:val="000000" w:themeColor="text1"/>
-          <w:sz w:val="28"/>
-          <w:szCs w:val="28"/>
-          <w:lang w:val="en-US"/>
-        </w:rPr>
-      </w:pPr>
-      <w:r>
-        <w:rPr>
-          <w:color w:val="000000" w:themeColor="text1"/>
-          <w:sz w:val="28"/>
-          <w:szCs w:val="28"/>
-          <w:lang w:val="en-US"/>
-        </w:rPr>
-        <w:t xml:space="preserve">    }</w:t>
-      </w:r>
-    </w:p>
-    <w:p>
-      <w:pPr>
-        <w:pStyle w:val="aa"/>
-        <w:spacing w:before="0" w:beforeAutospacing="0" w:after="0" w:afterAutospacing="0"/>
-        <w:ind w:firstLine="709"/>
-        <w:jc w:val="both"/>
-        <w:rPr>
-          <w:color w:val="000000" w:themeColor="text1"/>
-          <w:sz w:val="28"/>
-          <w:szCs w:val="28"/>
-        </w:rPr>
-      </w:pPr>
-      <w:r>
-        <w:rPr>
-          <w:color w:val="000000" w:themeColor="text1"/>
-          <w:sz w:val="28"/>
-          <w:szCs w:val="28"/>
-          <w:lang w:val="en-US"/>
-        </w:rPr>
-        <w:t>}</w:t>
-      </w:r>
-    </w:p>
-    <w:p>
-      <w:pPr>
-        <w:pStyle w:val="aa"/>
-        <w:spacing w:before="0" w:beforeAutospacing="0" w:after="0" w:afterAutospacing="0"/>
-        <w:ind w:firstLine="709"/>
-        <w:jc w:val="both"/>
-        <w:rPr>
-          <w:color w:val="000000" w:themeColor="text1"/>
-          <w:sz w:val="28"/>
-          <w:szCs w:val="28"/>
-          <w:lang w:val="en-US"/>
-        </w:rPr>
-      </w:pPr>
-      <w:r>
-        <w:rPr>
-          <w:color w:val="000000" w:themeColor="text1"/>
-          <w:sz w:val="28"/>
-          <w:szCs w:val="28"/>
-          <w:lang w:val="en-US"/>
-        </w:rPr>
-        <w:t>namespace Task01</w:t>
-      </w:r>
-      <w:r>
-        <w:rPr>
-          <w:color w:val="000000" w:themeColor="text1"/>
-          <w:sz w:val="28"/>
-          <w:szCs w:val="28"/>
-          <w:lang w:val="en-US"/>
+          <w:color w:val="000000"/>
+          <w:sz w:val="28"/>
+          <w:szCs w:val="28"/>
+        </w:rPr>
+      </w:pPr>
+      <w:r>
+        <w:rPr>
+          <w:color w:val="000000"/>
+          <w:sz w:val="28"/>
+          <w:szCs w:val="28"/>
+        </w:rPr>
+        <w:t>Таблица</w:t>
+      </w:r>
+      <w:r>
+        <w:rPr>
+          <w:color w:val="000000"/>
+          <w:sz w:val="28"/>
+          <w:szCs w:val="28"/>
         </w:rPr>
         <w:t xml:space="preserve"> </w:t>
       </w:r>
       <w:r>
         <w:rPr>
-          <w:color w:val="000000" w:themeColor="text1"/>
-          <w:sz w:val="28"/>
-          <w:szCs w:val="28"/>
-          <w:lang w:val="en-US"/>
-        </w:rPr>
-        <w:t>{</w:t>
-      </w:r>
-    </w:p>
-    <w:p>
-      <w:pPr>
-        <w:pStyle w:val="aa"/>
-        <w:spacing w:before="0" w:beforeAutospacing="0" w:after="0" w:afterAutospacing="0"/>
-        <w:ind w:firstLine="709"/>
-        <w:jc w:val="both"/>
-        <w:rPr>
-          <w:color w:val="000000" w:themeColor="text1"/>
-          <w:sz w:val="28"/>
-          <w:szCs w:val="28"/>
-          <w:lang w:val="en-US"/>
-        </w:rPr>
-      </w:pPr>
-      <w:r>
-        <w:rPr>
-          <w:color w:val="000000" w:themeColor="text1"/>
-          <w:sz w:val="28"/>
-          <w:szCs w:val="28"/>
-          <w:lang w:val="en-US"/>
-        </w:rPr>
-        <w:t xml:space="preserve">    public class Client</w:t>
-      </w:r>
-      <w:r>
-        <w:rPr>
-          <w:color w:val="000000" w:themeColor="text1"/>
-          <w:sz w:val="28"/>
-          <w:szCs w:val="28"/>
-          <w:lang w:val="en-US"/>
-        </w:rPr>
-        <w:t xml:space="preserve"> </w:t>
-      </w:r>
-      <w:r>
-        <w:rPr>
-          <w:color w:val="000000" w:themeColor="text1"/>
-          <w:sz w:val="28"/>
-          <w:szCs w:val="28"/>
-          <w:lang w:val="en-US"/>
-        </w:rPr>
-        <w:t>{</w:t>
-      </w:r>
-    </w:p>
-    <w:p>
-      <w:pPr>
-        <w:pStyle w:val="aa"/>
-        <w:spacing w:before="0" w:beforeAutospacing="0" w:after="0" w:afterAutospacing="0"/>
-        <w:ind w:firstLine="709"/>
-        <w:jc w:val="both"/>
-        <w:rPr>
-          <w:color w:val="000000" w:themeColor="text1"/>
-          <w:sz w:val="28"/>
-          <w:szCs w:val="28"/>
-          <w:lang w:val="en-US"/>
-        </w:rPr>
-      </w:pPr>
-      <w:r>
-        <w:rPr>
-          <w:color w:val="000000" w:themeColor="text1"/>
-          <w:sz w:val="28"/>
-          <w:szCs w:val="28"/>
-          <w:lang w:val="en-US"/>
-        </w:rPr>
-        <w:t xml:space="preserve">        public string </w:t>
-      </w:r>
-      <w:proofErr w:type="spellStart"/>
-      <w:r>
-        <w:rPr>
-          <w:color w:val="000000" w:themeColor="text1"/>
-          <w:sz w:val="28"/>
-          <w:szCs w:val="28"/>
-          <w:lang w:val="en-US"/>
-        </w:rPr>
-        <w:t>FullName</w:t>
-      </w:r>
-      <w:proofErr w:type="spellEnd"/>
-      <w:r>
-        <w:rPr>
-          <w:color w:val="000000" w:themeColor="text1"/>
-          <w:sz w:val="28"/>
-          <w:szCs w:val="28"/>
-          <w:lang w:val="en-US"/>
-        </w:rPr>
-        <w:t xml:space="preserve"> </w:t>
-      </w:r>
-      <w:proofErr w:type="gramStart"/>
-      <w:r>
-        <w:rPr>
-          <w:color w:val="000000" w:themeColor="text1"/>
-          <w:sz w:val="28"/>
-          <w:szCs w:val="28"/>
-          <w:lang w:val="en-US"/>
-        </w:rPr>
-        <w:t>{ get</w:t>
-      </w:r>
-      <w:proofErr w:type="gramEnd"/>
-      <w:r>
-        <w:rPr>
-          <w:color w:val="000000" w:themeColor="text1"/>
-          <w:sz w:val="28"/>
-          <w:szCs w:val="28"/>
-          <w:lang w:val="en-US"/>
-        </w:rPr>
-        <w:t>; set; }</w:t>
-      </w:r>
-    </w:p>
-    <w:p>
-      <w:pPr>
-        <w:pStyle w:val="aa"/>
-        <w:spacing w:before="0" w:beforeAutospacing="0" w:after="0" w:afterAutospacing="0"/>
-        <w:ind w:firstLine="709"/>
-        <w:jc w:val="both"/>
-        <w:rPr>
-          <w:color w:val="000000" w:themeColor="text1"/>
-          <w:sz w:val="28"/>
-          <w:szCs w:val="28"/>
-          <w:lang w:val="en-US"/>
-        </w:rPr>
-      </w:pPr>
-      <w:r>
-        <w:rPr>
-          <w:color w:val="000000" w:themeColor="text1"/>
-          <w:sz w:val="28"/>
-          <w:szCs w:val="28"/>
-          <w:lang w:val="en-US"/>
-        </w:rPr>
-        <w:t xml:space="preserve">        public string Contact </w:t>
-      </w:r>
-      <w:proofErr w:type="gramStart"/>
-      <w:r>
-        <w:rPr>
-          <w:color w:val="000000" w:themeColor="text1"/>
-          <w:sz w:val="28"/>
-          <w:szCs w:val="28"/>
-          <w:lang w:val="en-US"/>
-        </w:rPr>
-        <w:t>{  get</w:t>
-      </w:r>
-      <w:proofErr w:type="gramEnd"/>
-      <w:r>
-        <w:rPr>
-          <w:color w:val="000000" w:themeColor="text1"/>
-          <w:sz w:val="28"/>
-          <w:szCs w:val="28"/>
-          <w:lang w:val="en-US"/>
-        </w:rPr>
-        <w:t>; set; }</w:t>
-      </w:r>
-    </w:p>
-    <w:p>
-      <w:pPr>
-        <w:pStyle w:val="aa"/>
-        <w:spacing w:before="0" w:beforeAutospacing="0" w:after="0" w:afterAutospacing="0"/>
-        <w:ind w:firstLine="709"/>
-        <w:jc w:val="both"/>
-        <w:rPr>
-          <w:color w:val="000000" w:themeColor="text1"/>
-          <w:sz w:val="28"/>
-          <w:szCs w:val="28"/>
-          <w:lang w:val="en-US"/>
-        </w:rPr>
-      </w:pPr>
-      <w:r>
-        <w:rPr>
-          <w:color w:val="000000" w:themeColor="text1"/>
-          <w:sz w:val="28"/>
-          <w:szCs w:val="28"/>
-          <w:lang w:val="en-US"/>
-        </w:rPr>
-        <w:t xml:space="preserve">    }</w:t>
-      </w:r>
-    </w:p>
-    <w:p>
-      <w:pPr>
-        <w:pStyle w:val="aa"/>
-        <w:spacing w:before="0" w:beforeAutospacing="0" w:after="0" w:afterAutospacing="0"/>
-        <w:ind w:firstLine="709"/>
-        <w:jc w:val="both"/>
-        <w:rPr>
-          <w:color w:val="000000" w:themeColor="text1"/>
-          <w:sz w:val="28"/>
-          <w:szCs w:val="28"/>
-          <w:lang w:val="en-US"/>
-        </w:rPr>
-      </w:pPr>
-      <w:r>
-        <w:rPr>
-          <w:color w:val="000000" w:themeColor="text1"/>
-          <w:sz w:val="28"/>
-          <w:szCs w:val="28"/>
-          <w:lang w:val="en-US"/>
-        </w:rPr>
-        <w:t>}</w:t>
-      </w:r>
-    </w:p>
-    <w:p>
-      <w:pPr>
-        <w:pStyle w:val="aa"/>
-        <w:spacing w:before="0" w:beforeAutospacing="0" w:after="0" w:afterAutospacing="0"/>
-        <w:ind w:firstLine="709"/>
-        <w:jc w:val="both"/>
-        <w:rPr>
-          <w:color w:val="000000" w:themeColor="text1"/>
-          <w:sz w:val="28"/>
-          <w:szCs w:val="28"/>
-        </w:rPr>
-      </w:pPr>
-      <w:r>
-        <w:rPr>
-          <w:color w:val="000000" w:themeColor="text1"/>
-          <w:sz w:val="28"/>
-          <w:szCs w:val="28"/>
-          <w:lang w:val="en-US"/>
-        </w:rPr>
-        <w:t>using System;</w:t>
-      </w:r>
-    </w:p>
-    <w:p>
-      <w:pPr>
-        <w:pStyle w:val="aa"/>
-        <w:spacing w:before="0" w:beforeAutospacing="0" w:after="0" w:afterAutospacing="0"/>
-        <w:ind w:firstLine="709"/>
-        <w:jc w:val="both"/>
-        <w:rPr>
-          <w:color w:val="000000" w:themeColor="text1"/>
-          <w:sz w:val="28"/>
-          <w:szCs w:val="28"/>
-        </w:rPr>
-      </w:pPr>
-      <w:r>
-        <w:rPr>
-          <w:color w:val="000000" w:themeColor="text1"/>
-          <w:sz w:val="28"/>
-          <w:szCs w:val="28"/>
-          <w:lang w:val="en-US"/>
-        </w:rPr>
-        <w:t xml:space="preserve">using </w:t>
-      </w:r>
-      <w:proofErr w:type="spellStart"/>
-      <w:proofErr w:type="gramStart"/>
-      <w:r>
-        <w:rPr>
-          <w:color w:val="000000" w:themeColor="text1"/>
-          <w:sz w:val="28"/>
-          <w:szCs w:val="28"/>
-          <w:lang w:val="en-US"/>
-        </w:rPr>
-        <w:t>System.Windows.Input</w:t>
-      </w:r>
-      <w:proofErr w:type="spellEnd"/>
-      <w:proofErr w:type="gramEnd"/>
-      <w:r>
-        <w:rPr>
-          <w:color w:val="000000" w:themeColor="text1"/>
-          <w:sz w:val="28"/>
-          <w:szCs w:val="28"/>
-          <w:lang w:val="en-US"/>
-        </w:rPr>
-        <w:t>;</w:t>
-      </w:r>
-    </w:p>
-    <w:p>
-      <w:pPr>
-        <w:pStyle w:val="aa"/>
-        <w:spacing w:before="0" w:beforeAutospacing="0" w:after="0" w:afterAutospacing="0"/>
-        <w:ind w:firstLine="709"/>
-        <w:jc w:val="both"/>
-        <w:rPr>
-          <w:color w:val="000000" w:themeColor="text1"/>
-          <w:sz w:val="28"/>
-          <w:szCs w:val="28"/>
-          <w:lang w:val="en-US"/>
-        </w:rPr>
-      </w:pPr>
-      <w:r>
-        <w:rPr>
-          <w:color w:val="000000" w:themeColor="text1"/>
-          <w:sz w:val="28"/>
-          <w:szCs w:val="28"/>
-          <w:lang w:val="en-US"/>
-        </w:rPr>
-        <w:t>namespace Task01</w:t>
-      </w:r>
-      <w:r>
-        <w:rPr>
-          <w:color w:val="000000" w:themeColor="text1"/>
-          <w:sz w:val="28"/>
-          <w:szCs w:val="28"/>
-          <w:lang w:val="en-US"/>
-        </w:rPr>
-        <w:t xml:space="preserve"> </w:t>
-      </w:r>
-      <w:r>
-        <w:rPr>
-          <w:color w:val="000000" w:themeColor="text1"/>
-          <w:sz w:val="28"/>
-          <w:szCs w:val="28"/>
-          <w:lang w:val="en-US"/>
-        </w:rPr>
-        <w:t>{</w:t>
-      </w:r>
-    </w:p>
-    <w:p>
-      <w:pPr>
-        <w:pStyle w:val="aa"/>
-        <w:spacing w:before="0" w:beforeAutospacing="0" w:after="0" w:afterAutospacing="0"/>
-        <w:ind w:firstLine="709"/>
-        <w:jc w:val="both"/>
-        <w:rPr>
-          <w:color w:val="000000" w:themeColor="text1"/>
-          <w:sz w:val="28"/>
-          <w:szCs w:val="28"/>
-          <w:lang w:val="en-US"/>
-        </w:rPr>
-      </w:pPr>
-      <w:r>
-        <w:rPr>
-          <w:color w:val="000000" w:themeColor="text1"/>
-          <w:sz w:val="28"/>
-          <w:szCs w:val="28"/>
-          <w:lang w:val="en-US"/>
-        </w:rPr>
-        <w:t xml:space="preserve">    public class </w:t>
-      </w:r>
-      <w:proofErr w:type="spellStart"/>
-      <w:proofErr w:type="gramStart"/>
-      <w:r>
-        <w:rPr>
-          <w:color w:val="000000" w:themeColor="text1"/>
-          <w:sz w:val="28"/>
-          <w:szCs w:val="28"/>
-          <w:lang w:val="en-US"/>
-        </w:rPr>
-        <w:t>RelayCommand</w:t>
-      </w:r>
-      <w:proofErr w:type="spellEnd"/>
-      <w:r>
-        <w:rPr>
-          <w:color w:val="000000" w:themeColor="text1"/>
-          <w:sz w:val="28"/>
-          <w:szCs w:val="28"/>
-          <w:lang w:val="en-US"/>
-        </w:rPr>
-        <w:t xml:space="preserve"> :</w:t>
-      </w:r>
-      <w:proofErr w:type="gramEnd"/>
-      <w:r>
-        <w:rPr>
-          <w:color w:val="000000" w:themeColor="text1"/>
-          <w:sz w:val="28"/>
-          <w:szCs w:val="28"/>
-          <w:lang w:val="en-US"/>
-        </w:rPr>
-        <w:t xml:space="preserve"> </w:t>
-      </w:r>
-      <w:proofErr w:type="spellStart"/>
-      <w:r>
-        <w:rPr>
-          <w:color w:val="000000" w:themeColor="text1"/>
-          <w:sz w:val="28"/>
-          <w:szCs w:val="28"/>
-          <w:lang w:val="en-US"/>
-        </w:rPr>
-        <w:t>ICommand</w:t>
-      </w:r>
-      <w:proofErr w:type="spellEnd"/>
-      <w:r>
-        <w:rPr>
-          <w:color w:val="000000" w:themeColor="text1"/>
-          <w:sz w:val="28"/>
-          <w:szCs w:val="28"/>
-          <w:lang w:val="en-US"/>
-        </w:rPr>
-        <w:t xml:space="preserve"> </w:t>
-      </w:r>
-      <w:r>
-        <w:rPr>
-          <w:color w:val="000000" w:themeColor="text1"/>
-          <w:sz w:val="28"/>
-          <w:szCs w:val="28"/>
-          <w:lang w:val="en-US"/>
-        </w:rPr>
-        <w:t>{</w:t>
-      </w:r>
-    </w:p>
-    <w:p>
-      <w:pPr>
-        <w:pStyle w:val="aa"/>
-        <w:spacing w:before="0" w:beforeAutospacing="0" w:after="0" w:afterAutospacing="0"/>
-        <w:ind w:firstLine="709"/>
-        <w:jc w:val="both"/>
-        <w:rPr>
-          <w:color w:val="000000" w:themeColor="text1"/>
-          <w:sz w:val="28"/>
-          <w:szCs w:val="28"/>
-          <w:lang w:val="en-US"/>
-        </w:rPr>
-      </w:pPr>
-      <w:r>
-        <w:rPr>
-          <w:color w:val="000000" w:themeColor="text1"/>
-          <w:sz w:val="28"/>
-          <w:szCs w:val="28"/>
-          <w:lang w:val="en-US"/>
-        </w:rPr>
-        <w:t xml:space="preserve">        private </w:t>
-      </w:r>
-      <w:proofErr w:type="spellStart"/>
-      <w:r>
-        <w:rPr>
-          <w:color w:val="000000" w:themeColor="text1"/>
-          <w:sz w:val="28"/>
-          <w:szCs w:val="28"/>
-          <w:lang w:val="en-US"/>
-        </w:rPr>
-        <w:t>readonly</w:t>
-      </w:r>
-      <w:proofErr w:type="spellEnd"/>
-      <w:r>
-        <w:rPr>
-          <w:color w:val="000000" w:themeColor="text1"/>
-          <w:sz w:val="28"/>
-          <w:szCs w:val="28"/>
-          <w:lang w:val="en-US"/>
-        </w:rPr>
-        <w:t xml:space="preserve"> Action&lt;object&gt; execute;</w:t>
-      </w:r>
-    </w:p>
-    <w:p>
-      <w:pPr>
-        <w:pStyle w:val="aa"/>
-        <w:spacing w:before="0" w:beforeAutospacing="0" w:after="0" w:afterAutospacing="0"/>
-        <w:ind w:firstLine="709"/>
-        <w:jc w:val="both"/>
-        <w:rPr>
-          <w:color w:val="000000" w:themeColor="text1"/>
-          <w:sz w:val="28"/>
-          <w:szCs w:val="28"/>
-        </w:rPr>
-      </w:pPr>
-      <w:r>
-        <w:rPr>
-          <w:color w:val="000000" w:themeColor="text1"/>
-          <w:sz w:val="28"/>
-          <w:szCs w:val="28"/>
-          <w:lang w:val="en-US"/>
-        </w:rPr>
-        <w:t xml:space="preserve">        private </w:t>
-      </w:r>
-      <w:proofErr w:type="spellStart"/>
-      <w:r>
-        <w:rPr>
-          <w:color w:val="000000" w:themeColor="text1"/>
-          <w:sz w:val="28"/>
-          <w:szCs w:val="28"/>
-          <w:lang w:val="en-US"/>
-        </w:rPr>
-        <w:t>readonly</w:t>
-      </w:r>
-      <w:proofErr w:type="spellEnd"/>
-      <w:r>
-        <w:rPr>
-          <w:color w:val="000000" w:themeColor="text1"/>
-          <w:sz w:val="28"/>
-          <w:szCs w:val="28"/>
-          <w:lang w:val="en-US"/>
-        </w:rPr>
-        <w:t xml:space="preserve"> Predicate&lt;object&gt; </w:t>
-      </w:r>
-      <w:proofErr w:type="spellStart"/>
-      <w:r>
-        <w:rPr>
-          <w:color w:val="000000" w:themeColor="text1"/>
-          <w:sz w:val="28"/>
-          <w:szCs w:val="28"/>
-          <w:lang w:val="en-US"/>
-        </w:rPr>
-        <w:t>canExecute</w:t>
-      </w:r>
-      <w:proofErr w:type="spellEnd"/>
-      <w:r>
-        <w:rPr>
-          <w:color w:val="000000" w:themeColor="text1"/>
-          <w:sz w:val="28"/>
-          <w:szCs w:val="28"/>
-          <w:lang w:val="en-US"/>
-        </w:rPr>
-        <w:t>;</w:t>
-      </w:r>
-    </w:p>
-    <w:p>
-      <w:pPr>
-        <w:pStyle w:val="aa"/>
-        <w:spacing w:before="0" w:beforeAutospacing="0" w:after="0" w:afterAutospacing="0"/>
-        <w:ind w:firstLine="709"/>
-        <w:jc w:val="both"/>
-        <w:rPr>
-          <w:color w:val="000000" w:themeColor="text1"/>
-          <w:sz w:val="28"/>
-          <w:szCs w:val="28"/>
-          <w:lang w:val="en-US"/>
-        </w:rPr>
-      </w:pPr>
-      <w:r>
-        <w:rPr>
-          <w:color w:val="000000" w:themeColor="text1"/>
-          <w:sz w:val="28"/>
-          <w:szCs w:val="28"/>
-          <w:lang w:val="en-US"/>
-        </w:rPr>
-        <w:t xml:space="preserve">        public </w:t>
-      </w:r>
-      <w:proofErr w:type="spellStart"/>
-      <w:proofErr w:type="gramStart"/>
-      <w:r>
-        <w:rPr>
-          <w:color w:val="000000" w:themeColor="text1"/>
-          <w:sz w:val="28"/>
-          <w:szCs w:val="28"/>
-          <w:lang w:val="en-US"/>
-        </w:rPr>
-        <w:t>RelayCommand</w:t>
-      </w:r>
-      <w:proofErr w:type="spellEnd"/>
-      <w:r>
-        <w:rPr>
-          <w:color w:val="000000" w:themeColor="text1"/>
-          <w:sz w:val="28"/>
-          <w:szCs w:val="28"/>
-          <w:lang w:val="en-US"/>
-        </w:rPr>
-        <w:t>(</w:t>
-      </w:r>
-      <w:proofErr w:type="gramEnd"/>
-      <w:r>
-        <w:rPr>
-          <w:color w:val="000000" w:themeColor="text1"/>
-          <w:sz w:val="28"/>
-          <w:szCs w:val="28"/>
-          <w:lang w:val="en-US"/>
-        </w:rPr>
-        <w:t xml:space="preserve">Action&lt;object&gt; execute, Predicate&lt;object&gt; </w:t>
-      </w:r>
-      <w:proofErr w:type="spellStart"/>
-      <w:r>
-        <w:rPr>
-          <w:color w:val="000000" w:themeColor="text1"/>
-          <w:sz w:val="28"/>
-          <w:szCs w:val="28"/>
-          <w:lang w:val="en-US"/>
-        </w:rPr>
-        <w:t>canExecute</w:t>
-      </w:r>
-      <w:proofErr w:type="spellEnd"/>
-      <w:r>
-        <w:rPr>
-          <w:color w:val="000000" w:themeColor="text1"/>
-          <w:sz w:val="28"/>
-          <w:szCs w:val="28"/>
-          <w:lang w:val="en-US"/>
-        </w:rPr>
-        <w:t xml:space="preserve"> = null)</w:t>
-      </w:r>
-      <w:r>
-        <w:rPr>
-          <w:color w:val="000000" w:themeColor="text1"/>
-          <w:sz w:val="28"/>
-          <w:szCs w:val="28"/>
-          <w:lang w:val="en-US"/>
-        </w:rPr>
-        <w:t xml:space="preserve"> </w:t>
-      </w:r>
-      <w:r>
-        <w:rPr>
-          <w:color w:val="000000" w:themeColor="text1"/>
-          <w:sz w:val="28"/>
-          <w:szCs w:val="28"/>
-          <w:lang w:val="en-US"/>
-        </w:rPr>
-        <w:t>{</w:t>
-      </w:r>
-    </w:p>
-    <w:p>
-      <w:pPr>
-        <w:pStyle w:val="aa"/>
-        <w:spacing w:before="0" w:beforeAutospacing="0" w:after="0" w:afterAutospacing="0"/>
-        <w:ind w:firstLine="709"/>
-        <w:jc w:val="both"/>
-        <w:rPr>
-          <w:color w:val="000000" w:themeColor="text1"/>
-          <w:sz w:val="28"/>
-          <w:szCs w:val="28"/>
-          <w:lang w:val="en-US"/>
-        </w:rPr>
-      </w:pPr>
-      <w:r>
-        <w:rPr>
-          <w:color w:val="000000" w:themeColor="text1"/>
-          <w:sz w:val="28"/>
-          <w:szCs w:val="28"/>
-          <w:lang w:val="en-US"/>
-        </w:rPr>
-        <w:t xml:space="preserve">            </w:t>
-      </w:r>
-      <w:proofErr w:type="spellStart"/>
-      <w:proofErr w:type="gramStart"/>
-      <w:r>
-        <w:rPr>
-          <w:color w:val="000000" w:themeColor="text1"/>
-          <w:sz w:val="28"/>
-          <w:szCs w:val="28"/>
-          <w:lang w:val="en-US"/>
-        </w:rPr>
-        <w:t>this.execute</w:t>
-      </w:r>
-      <w:proofErr w:type="spellEnd"/>
-      <w:proofErr w:type="gramEnd"/>
-      <w:r>
-        <w:rPr>
-          <w:color w:val="000000" w:themeColor="text1"/>
-          <w:sz w:val="28"/>
-          <w:szCs w:val="28"/>
-          <w:lang w:val="en-US"/>
-        </w:rPr>
-        <w:t xml:space="preserve"> = execute;</w:t>
-      </w:r>
-    </w:p>
-    <w:p>
-      <w:pPr>
-        <w:pStyle w:val="aa"/>
-        <w:spacing w:before="0" w:beforeAutospacing="0" w:after="0" w:afterAutospacing="0"/>
-        <w:ind w:firstLine="709"/>
-        <w:jc w:val="both"/>
-        <w:rPr>
-          <w:color w:val="000000" w:themeColor="text1"/>
-          <w:sz w:val="28"/>
-          <w:szCs w:val="28"/>
-          <w:lang w:val="en-US"/>
-        </w:rPr>
-      </w:pPr>
-      <w:r>
-        <w:rPr>
-          <w:color w:val="000000" w:themeColor="text1"/>
-          <w:sz w:val="28"/>
-          <w:szCs w:val="28"/>
-          <w:lang w:val="en-US"/>
-        </w:rPr>
-        <w:t xml:space="preserve">            </w:t>
-      </w:r>
-      <w:proofErr w:type="spellStart"/>
-      <w:proofErr w:type="gramStart"/>
-      <w:r>
-        <w:rPr>
-          <w:color w:val="000000" w:themeColor="text1"/>
-          <w:sz w:val="28"/>
-          <w:szCs w:val="28"/>
-          <w:lang w:val="en-US"/>
-        </w:rPr>
-        <w:t>this.canExecute</w:t>
-      </w:r>
-      <w:proofErr w:type="spellEnd"/>
-      <w:proofErr w:type="gramEnd"/>
-      <w:r>
-        <w:rPr>
-          <w:color w:val="000000" w:themeColor="text1"/>
-          <w:sz w:val="28"/>
-          <w:szCs w:val="28"/>
-          <w:lang w:val="en-US"/>
-        </w:rPr>
-        <w:t xml:space="preserve"> = </w:t>
-      </w:r>
-      <w:proofErr w:type="spellStart"/>
-      <w:r>
-        <w:rPr>
-          <w:color w:val="000000" w:themeColor="text1"/>
-          <w:sz w:val="28"/>
-          <w:szCs w:val="28"/>
-          <w:lang w:val="en-US"/>
-        </w:rPr>
-        <w:t>canExecute</w:t>
-      </w:r>
-      <w:proofErr w:type="spellEnd"/>
-      <w:r>
-        <w:rPr>
-          <w:color w:val="000000" w:themeColor="text1"/>
-          <w:sz w:val="28"/>
-          <w:szCs w:val="28"/>
-          <w:lang w:val="en-US"/>
-        </w:rPr>
-        <w:t>;</w:t>
-      </w:r>
-    </w:p>
-    <w:p>
-      <w:pPr>
-        <w:pStyle w:val="aa"/>
-        <w:spacing w:before="0" w:beforeAutospacing="0" w:after="0" w:afterAutospacing="0"/>
-        <w:ind w:firstLine="709"/>
-        <w:jc w:val="both"/>
-        <w:rPr>
-          <w:color w:val="000000" w:themeColor="text1"/>
-          <w:sz w:val="28"/>
-          <w:szCs w:val="28"/>
-        </w:rPr>
-      </w:pPr>
-      <w:r>
-        <w:rPr>
-          <w:color w:val="000000" w:themeColor="text1"/>
-          <w:sz w:val="28"/>
-          <w:szCs w:val="28"/>
-          <w:lang w:val="en-US"/>
-        </w:rPr>
-        <w:t xml:space="preserve">        }</w:t>
-      </w:r>
-    </w:p>
-    <w:p>
-      <w:pPr>
-        <w:pStyle w:val="aa"/>
-        <w:spacing w:before="0" w:beforeAutospacing="0" w:after="0" w:afterAutospacing="0"/>
-        <w:ind w:firstLine="709"/>
-        <w:jc w:val="both"/>
-        <w:rPr>
-          <w:color w:val="000000" w:themeColor="text1"/>
-          <w:sz w:val="28"/>
-          <w:szCs w:val="28"/>
-          <w:lang w:val="en-US"/>
-        </w:rPr>
-      </w:pPr>
-      <w:r>
-        <w:rPr>
-          <w:color w:val="000000" w:themeColor="text1"/>
-          <w:sz w:val="28"/>
-          <w:szCs w:val="28"/>
-          <w:lang w:val="en-US"/>
-        </w:rPr>
-        <w:lastRenderedPageBreak/>
-        <w:t xml:space="preserve">        public bool </w:t>
-      </w:r>
-      <w:proofErr w:type="spellStart"/>
-      <w:proofErr w:type="gramStart"/>
-      <w:r>
-        <w:rPr>
-          <w:color w:val="000000" w:themeColor="text1"/>
-          <w:sz w:val="28"/>
-          <w:szCs w:val="28"/>
-          <w:lang w:val="en-US"/>
-        </w:rPr>
-        <w:t>CanExecute</w:t>
-      </w:r>
-      <w:proofErr w:type="spellEnd"/>
-      <w:r>
-        <w:rPr>
-          <w:color w:val="000000" w:themeColor="text1"/>
-          <w:sz w:val="28"/>
-          <w:szCs w:val="28"/>
-          <w:lang w:val="en-US"/>
-        </w:rPr>
-        <w:t>(</w:t>
-      </w:r>
-      <w:proofErr w:type="gramEnd"/>
-      <w:r>
-        <w:rPr>
-          <w:color w:val="000000" w:themeColor="text1"/>
-          <w:sz w:val="28"/>
-          <w:szCs w:val="28"/>
-          <w:lang w:val="en-US"/>
-        </w:rPr>
-        <w:t xml:space="preserve">object parameter) =&gt; </w:t>
-      </w:r>
-      <w:proofErr w:type="spellStart"/>
-      <w:r>
-        <w:rPr>
-          <w:color w:val="000000" w:themeColor="text1"/>
-          <w:sz w:val="28"/>
-          <w:szCs w:val="28"/>
-          <w:lang w:val="en-US"/>
-        </w:rPr>
-        <w:t>canExecute</w:t>
-      </w:r>
-      <w:proofErr w:type="spellEnd"/>
-      <w:r>
-        <w:rPr>
-          <w:color w:val="000000" w:themeColor="text1"/>
-          <w:sz w:val="28"/>
-          <w:szCs w:val="28"/>
-          <w:lang w:val="en-US"/>
-        </w:rPr>
-        <w:t>?.Invoke(parameter) ?? true;</w:t>
-      </w:r>
-    </w:p>
-    <w:p>
-      <w:pPr>
-        <w:pStyle w:val="aa"/>
-        <w:spacing w:before="0" w:beforeAutospacing="0" w:after="0" w:afterAutospacing="0"/>
-        <w:ind w:firstLine="709"/>
-        <w:jc w:val="both"/>
-        <w:rPr>
-          <w:color w:val="000000" w:themeColor="text1"/>
-          <w:sz w:val="28"/>
-          <w:szCs w:val="28"/>
-          <w:lang w:val="en-US"/>
-        </w:rPr>
-      </w:pPr>
-      <w:r>
-        <w:rPr>
-          <w:color w:val="000000" w:themeColor="text1"/>
-          <w:sz w:val="28"/>
-          <w:szCs w:val="28"/>
-          <w:lang w:val="en-US"/>
-        </w:rPr>
-        <w:t xml:space="preserve">        public void </w:t>
-      </w:r>
-      <w:proofErr w:type="gramStart"/>
-      <w:r>
-        <w:rPr>
-          <w:color w:val="000000" w:themeColor="text1"/>
-          <w:sz w:val="28"/>
-          <w:szCs w:val="28"/>
-          <w:lang w:val="en-US"/>
-        </w:rPr>
-        <w:t>Execute(</w:t>
-      </w:r>
-      <w:proofErr w:type="gramEnd"/>
-      <w:r>
-        <w:rPr>
-          <w:color w:val="000000" w:themeColor="text1"/>
-          <w:sz w:val="28"/>
-          <w:szCs w:val="28"/>
-          <w:lang w:val="en-US"/>
-        </w:rPr>
-        <w:t>object parameter) =&gt; execute(parameter);</w:t>
-      </w:r>
-    </w:p>
-    <w:p>
-      <w:pPr>
-        <w:pStyle w:val="aa"/>
-        <w:spacing w:before="0" w:beforeAutospacing="0" w:after="0" w:afterAutospacing="0"/>
-        <w:ind w:firstLine="709"/>
-        <w:jc w:val="both"/>
-        <w:rPr>
-          <w:color w:val="000000" w:themeColor="text1"/>
-          <w:sz w:val="28"/>
-          <w:szCs w:val="28"/>
-          <w:lang w:val="en-US"/>
-        </w:rPr>
-      </w:pPr>
-      <w:r>
-        <w:rPr>
-          <w:color w:val="000000" w:themeColor="text1"/>
-          <w:sz w:val="28"/>
-          <w:szCs w:val="28"/>
-          <w:lang w:val="en-US"/>
-        </w:rPr>
-        <w:t xml:space="preserve">        public event </w:t>
-      </w:r>
-      <w:proofErr w:type="spellStart"/>
-      <w:r>
-        <w:rPr>
-          <w:color w:val="000000" w:themeColor="text1"/>
-          <w:sz w:val="28"/>
-          <w:szCs w:val="28"/>
-          <w:lang w:val="en-US"/>
-        </w:rPr>
-        <w:t>EventHandler</w:t>
-      </w:r>
-      <w:proofErr w:type="spellEnd"/>
-      <w:r>
-        <w:rPr>
-          <w:color w:val="000000" w:themeColor="text1"/>
-          <w:sz w:val="28"/>
-          <w:szCs w:val="28"/>
-          <w:lang w:val="en-US"/>
-        </w:rPr>
-        <w:t xml:space="preserve"> </w:t>
-      </w:r>
-      <w:proofErr w:type="spellStart"/>
-      <w:r>
-        <w:rPr>
-          <w:color w:val="000000" w:themeColor="text1"/>
-          <w:sz w:val="28"/>
-          <w:szCs w:val="28"/>
-          <w:lang w:val="en-US"/>
-        </w:rPr>
-        <w:t>CanExecuteChanged</w:t>
-      </w:r>
-      <w:proofErr w:type="spellEnd"/>
-      <w:r>
-        <w:rPr>
-          <w:color w:val="000000" w:themeColor="text1"/>
-          <w:sz w:val="28"/>
-          <w:szCs w:val="28"/>
-        </w:rPr>
-        <w:t xml:space="preserve"> </w:t>
-      </w:r>
-      <w:r>
-        <w:rPr>
-          <w:color w:val="000000" w:themeColor="text1"/>
-          <w:sz w:val="28"/>
-          <w:szCs w:val="28"/>
-          <w:lang w:val="en-US"/>
-        </w:rPr>
-        <w:t>{</w:t>
-      </w:r>
-    </w:p>
-    <w:p>
-      <w:pPr>
-        <w:pStyle w:val="aa"/>
-        <w:spacing w:before="0" w:beforeAutospacing="0" w:after="0" w:afterAutospacing="0"/>
-        <w:ind w:firstLine="709"/>
-        <w:jc w:val="both"/>
-        <w:rPr>
-          <w:color w:val="000000" w:themeColor="text1"/>
-          <w:sz w:val="28"/>
-          <w:szCs w:val="28"/>
-          <w:lang w:val="en-US"/>
-        </w:rPr>
-      </w:pPr>
-      <w:r>
-        <w:rPr>
-          <w:color w:val="000000" w:themeColor="text1"/>
-          <w:sz w:val="28"/>
-          <w:szCs w:val="28"/>
-          <w:lang w:val="en-US"/>
-        </w:rPr>
-        <w:t xml:space="preserve">            add </w:t>
-      </w:r>
-      <w:proofErr w:type="gramStart"/>
-      <w:r>
-        <w:rPr>
-          <w:color w:val="000000" w:themeColor="text1"/>
-          <w:sz w:val="28"/>
-          <w:szCs w:val="28"/>
-          <w:lang w:val="en-US"/>
-        </w:rPr>
-        <w:t xml:space="preserve">{ </w:t>
-      </w:r>
-      <w:proofErr w:type="spellStart"/>
-      <w:r>
-        <w:rPr>
-          <w:color w:val="000000" w:themeColor="text1"/>
-          <w:sz w:val="28"/>
-          <w:szCs w:val="28"/>
-          <w:lang w:val="en-US"/>
-        </w:rPr>
-        <w:t>CommandManager.RequerySuggested</w:t>
-      </w:r>
-      <w:proofErr w:type="spellEnd"/>
-      <w:proofErr w:type="gramEnd"/>
-      <w:r>
-        <w:rPr>
-          <w:color w:val="000000" w:themeColor="text1"/>
-          <w:sz w:val="28"/>
-          <w:szCs w:val="28"/>
-          <w:lang w:val="en-US"/>
-        </w:rPr>
-        <w:t xml:space="preserve"> += value; }</w:t>
-      </w:r>
-    </w:p>
-    <w:p>
-      <w:pPr>
-        <w:pStyle w:val="aa"/>
-        <w:spacing w:before="0" w:beforeAutospacing="0" w:after="0" w:afterAutospacing="0"/>
-        <w:ind w:firstLine="709"/>
-        <w:jc w:val="both"/>
-        <w:rPr>
-          <w:color w:val="000000" w:themeColor="text1"/>
-          <w:sz w:val="28"/>
-          <w:szCs w:val="28"/>
-        </w:rPr>
-      </w:pPr>
-      <w:r>
-        <w:rPr>
-          <w:color w:val="000000" w:themeColor="text1"/>
-          <w:sz w:val="28"/>
-          <w:szCs w:val="28"/>
-          <w:lang w:val="en-US"/>
-        </w:rPr>
-        <w:t xml:space="preserve">            </w:t>
-      </w:r>
-      <w:proofErr w:type="spellStart"/>
-      <w:r>
-        <w:rPr>
-          <w:color w:val="000000" w:themeColor="text1"/>
-          <w:sz w:val="28"/>
-          <w:szCs w:val="28"/>
-        </w:rPr>
-        <w:t>remove</w:t>
-      </w:r>
-      <w:proofErr w:type="spellEnd"/>
-      <w:r>
-        <w:rPr>
-          <w:color w:val="000000" w:themeColor="text1"/>
-          <w:sz w:val="28"/>
-          <w:szCs w:val="28"/>
-        </w:rPr>
-        <w:t xml:space="preserve"> </w:t>
-      </w:r>
-      <w:proofErr w:type="gramStart"/>
-      <w:r>
-        <w:rPr>
-          <w:color w:val="000000" w:themeColor="text1"/>
-          <w:sz w:val="28"/>
-          <w:szCs w:val="28"/>
-        </w:rPr>
-        <w:t xml:space="preserve">{ </w:t>
-      </w:r>
-      <w:proofErr w:type="spellStart"/>
-      <w:r>
-        <w:rPr>
-          <w:color w:val="000000" w:themeColor="text1"/>
-          <w:sz w:val="28"/>
-          <w:szCs w:val="28"/>
-        </w:rPr>
-        <w:t>CommandManager.RequerySuggested</w:t>
-      </w:r>
-      <w:proofErr w:type="spellEnd"/>
-      <w:proofErr w:type="gramEnd"/>
-      <w:r>
-        <w:rPr>
-          <w:color w:val="000000" w:themeColor="text1"/>
-          <w:sz w:val="28"/>
-          <w:szCs w:val="28"/>
-        </w:rPr>
-        <w:t xml:space="preserve"> -= </w:t>
-      </w:r>
-      <w:proofErr w:type="spellStart"/>
-      <w:r>
-        <w:rPr>
-          <w:color w:val="000000" w:themeColor="text1"/>
-          <w:sz w:val="28"/>
-          <w:szCs w:val="28"/>
-        </w:rPr>
-        <w:t>value</w:t>
-      </w:r>
-      <w:proofErr w:type="spellEnd"/>
-      <w:r>
-        <w:rPr>
-          <w:color w:val="000000" w:themeColor="text1"/>
-          <w:sz w:val="28"/>
-          <w:szCs w:val="28"/>
-        </w:rPr>
-        <w:t>; }</w:t>
-      </w:r>
-    </w:p>
-    <w:p>
-      <w:pPr>
-        <w:pStyle w:val="aa"/>
-        <w:spacing w:before="0" w:beforeAutospacing="0" w:after="0" w:afterAutospacing="0"/>
-        <w:ind w:firstLine="709"/>
-        <w:jc w:val="both"/>
-        <w:rPr>
-          <w:color w:val="000000" w:themeColor="text1"/>
-          <w:sz w:val="28"/>
-          <w:szCs w:val="28"/>
-        </w:rPr>
-      </w:pPr>
-      <w:r>
-        <w:rPr>
-          <w:color w:val="000000" w:themeColor="text1"/>
-          <w:sz w:val="28"/>
-          <w:szCs w:val="28"/>
-        </w:rPr>
-        <w:t xml:space="preserve">        }</w:t>
-      </w:r>
-    </w:p>
-    <w:p>
-      <w:pPr>
-        <w:pStyle w:val="aa"/>
-        <w:spacing w:before="0" w:beforeAutospacing="0" w:after="0" w:afterAutospacing="0"/>
-        <w:ind w:firstLine="709"/>
-        <w:jc w:val="both"/>
-        <w:rPr>
-          <w:color w:val="000000" w:themeColor="text1"/>
-          <w:sz w:val="28"/>
-          <w:szCs w:val="28"/>
-        </w:rPr>
-      </w:pPr>
-      <w:r>
-        <w:rPr>
-          <w:color w:val="000000" w:themeColor="text1"/>
-          <w:sz w:val="28"/>
-          <w:szCs w:val="28"/>
-        </w:rPr>
-        <w:t xml:space="preserve">    }</w:t>
-      </w:r>
-    </w:p>
-    <w:p>
-      <w:pPr>
-        <w:pStyle w:val="aa"/>
-        <w:spacing w:before="0" w:beforeAutospacing="0" w:after="0" w:afterAutospacing="0"/>
-        <w:ind w:firstLine="709"/>
-        <w:jc w:val="both"/>
-        <w:rPr>
-          <w:color w:val="000000" w:themeColor="text1"/>
-          <w:sz w:val="28"/>
-          <w:szCs w:val="28"/>
-        </w:rPr>
-      </w:pPr>
-      <w:r>
-        <w:rPr>
-          <w:color w:val="000000" w:themeColor="text1"/>
-          <w:sz w:val="28"/>
-          <w:szCs w:val="28"/>
-        </w:rPr>
-        <w:t>}</w:t>
-      </w:r>
-    </w:p>
-    <w:p>
-      <w:pPr>
-        <w:pStyle w:val="aa"/>
-        <w:spacing w:before="0" w:beforeAutospacing="0" w:after="0" w:afterAutospacing="0"/>
-        <w:ind w:firstLine="709"/>
-        <w:jc w:val="both"/>
-        <w:rPr>
           <w:color w:val="000000"/>
           <w:sz w:val="28"/>
           <w:szCs w:val="28"/>
         </w:rPr>
-      </w:pPr>
+        <w:t>1</w:t>
+      </w:r>
       <w:r>
         <w:rPr>
           <w:color w:val="000000"/>
           <w:sz w:val="28"/>
           <w:szCs w:val="28"/>
-        </w:rPr>
-        <w:t>Таблица</w:t>
-      </w:r>
-      <w:r>
-        <w:rPr>
-          <w:color w:val="000000"/>
-          <w:sz w:val="28"/>
-          <w:szCs w:val="28"/>
-        </w:rPr>
-        <w:t xml:space="preserve"> </w:t>
-      </w:r>
-      <w:r>
-        <w:rPr>
-          <w:color w:val="000000"/>
-          <w:sz w:val="28"/>
-          <w:szCs w:val="28"/>
-        </w:rPr>
-        <w:t>1</w:t>
-      </w:r>
-      <w:r>
-        <w:rPr>
-          <w:color w:val="000000"/>
-          <w:sz w:val="28"/>
-          <w:szCs w:val="28"/>
-          <w:lang w:val="en-US"/>
         </w:rPr>
         <w:t>3</w:t>
       </w:r>
@@ -6532,7 +2996,6 @@
               </w:rPr>
               <w:t xml:space="preserve">, </w:t>
             </w:r>
-            <w:proofErr w:type="spellStart"/>
             <w:r>
               <w:rPr>
                 <w:color w:val="000000"/>
@@ -6542,7 +3005,6 @@
               </w:rPr>
               <w:t>pu</w:t>
             </w:r>
-            <w:proofErr w:type="spellEnd"/>
             <w:r>
               <w:rPr>
                 <w:color w:val="000000"/>
@@ -6568,7 +3030,6 @@
               </w:rPr>
               <w:t>1@</w:t>
             </w:r>
-            <w:proofErr w:type="spellStart"/>
             <w:r>
               <w:rPr>
                 <w:color w:val="000000"/>
@@ -6578,7 +3039,6 @@
               </w:rPr>
               <w:t>gmail</w:t>
             </w:r>
-            <w:proofErr w:type="spellEnd"/>
             <w:r>
               <w:rPr>
                 <w:color w:val="000000"/>
@@ -6620,7 +3080,6 @@
               </w:rPr>
               <w:t xml:space="preserve">Макарчук Богдан Владимирович, </w:t>
             </w:r>
-            <w:proofErr w:type="spellStart"/>
             <w:r>
               <w:rPr>
                 <w:color w:val="000000"/>
@@ -6630,7 +3089,6 @@
               </w:rPr>
               <w:t>pu</w:t>
             </w:r>
-            <w:proofErr w:type="spellEnd"/>
             <w:r>
               <w:rPr>
                 <w:color w:val="000000"/>
@@ -6656,7 +3114,6 @@
               </w:rPr>
               <w:t>1@</w:t>
             </w:r>
-            <w:proofErr w:type="spellStart"/>
             <w:r>
               <w:rPr>
                 <w:color w:val="000000"/>
@@ -6666,7 +3123,6 @@
               </w:rPr>
               <w:t>gmail</w:t>
             </w:r>
-            <w:proofErr w:type="spellEnd"/>
             <w:r>
               <w:rPr>
                 <w:color w:val="000000"/>
@@ -6742,9 +3198,9 @@
           <w:szCs w:val="28"/>
         </w:rPr>
         <w:drawing>
-          <wp:inline distT="0" distB="0" distL="0" distR="0" wp14:anchorId="7EB50176" wp14:editId="76C540DF">
-            <wp:extent cx="5128260" cy="2902447"/>
-            <wp:effectExtent l="0" t="0" r="0" b="0"/>
+          <wp:inline distT="0" distB="0" distL="0" distR="0" wp14:anchorId="7EB50176" wp14:editId="12C77C63">
+            <wp:extent cx="3744560" cy="2119313"/>
+            <wp:effectExtent l="0" t="0" r="8890" b="0"/>
             <wp:docPr id="1370136132" name="Рисунок 1"/>
             <wp:cNvGraphicFramePr>
               <a:graphicFrameLocks xmlns:a="http://schemas.openxmlformats.org/drawingml/2006/main" noChangeAspect="1"/>
@@ -6765,7 +3221,7 @@
                   <pic:spPr>
                     <a:xfrm>
                       <a:off x="0" y="0"/>
-                      <a:ext cx="5144080" cy="2911401"/>
+                      <a:ext cx="3794580" cy="2147623"/>
                     </a:xfrm>
                     <a:prstGeom prst="rect">
                       <a:avLst/>
@@ -6835,7 +3291,7 @@
 </file>
 
 <file path=word/endnotes.xml><?xml version="1.0" encoding="utf-8"?>
-<w:endnotes xmlns:wpc="http://schemas.microsoft.com/office/word/2010/wordprocessingCanvas" xmlns:cx="http://schemas.microsoft.com/office/drawing/2014/chartex" xmlns:cx1="http://schemas.microsoft.com/office/drawing/2015/9/8/chartex" xmlns:cx2="http://schemas.microsoft.com/office/drawing/2015/10/21/chartex" xmlns:cx3="http://schemas.microsoft.com/office/drawing/2016/5/9/chartex" xmlns:cx4="http://schemas.microsoft.com/office/drawing/2016/5/10/chartex" xmlns:cx5="http://schemas.microsoft.com/office/drawing/2016/5/11/chartex" xmlns:cx6="http://schemas.microsoft.com/office/drawing/2016/5/12/chartex" xmlns:cx7="http://schemas.microsoft.com/office/drawing/2016/5/13/chartex" xmlns:cx8="http://schemas.microsoft.com/office/drawing/2016/5/14/chartex" xmlns:mc="http://schemas.openxmlformats.org/markup-compatibility/2006" xmlns:aink="http://schemas.microsoft.com/office/drawing/2016/ink" xmlns:am3d="http://schemas.microsoft.com/office/drawing/2017/model3d" xmlns:o="urn:schemas-microsoft-com:office:office" xmlns:oel="http://schemas.microsoft.com/office/2019/extlst" xmlns:r="http://schemas.openxmlformats.org/officeDocument/2006/relationships" xmlns:m="http://schemas.openxmlformats.org/officeDocument/2006/math" xmlns:v="urn:schemas-microsoft-com:vml" xmlns:wp14="http://schemas.microsoft.com/office/word/2010/wordprocessingDrawing" xmlns:wp="http://schemas.openxmlformats.org/drawingml/2006/wordprocessingDrawing" xmlns:w10="urn:schemas-microsoft-com:office:word" xmlns:w="http://schemas.openxmlformats.org/wordprocessingml/2006/main" xmlns:w14="http://schemas.microsoft.com/office/word/2010/wordml" xmlns:w15="http://schemas.microsoft.com/office/word/2012/wordml" xmlns:w16cex="http://schemas.microsoft.com/office/word/2018/wordml/cex" xmlns:w16cid="http://schemas.microsoft.com/office/word/2016/wordml/cid" xmlns:w16="http://schemas.microsoft.com/office/word/2018/wordml" xmlns:w16du="http://schemas.microsoft.com/office/word/2023/wordml/word16du" xmlns:w16sdtdh="http://schemas.microsoft.com/office/word/2020/wordml/sdtdatahash" xmlns:w16se="http://schemas.microsoft.com/office/word/2015/wordml/symex" xmlns:wpg="http://schemas.microsoft.com/office/word/2010/wordprocessingGroup" xmlns:wpi="http://schemas.microsoft.com/office/word/2010/wordprocessingInk" xmlns:wne="http://schemas.microsoft.com/office/word/2006/wordml" xmlns:wps="http://schemas.microsoft.com/office/word/2010/wordprocessingShape" mc:Ignorable="w14 w15 w16se w16cid w16 w16cex w16sdtdh w16du wp14">
+<w:endnotes xmlns:wpc="http://schemas.microsoft.com/office/word/2010/wordprocessingCanvas" xmlns:cx="http://schemas.microsoft.com/office/drawing/2014/chartex" xmlns:cx1="http://schemas.microsoft.com/office/drawing/2015/9/8/chartex" xmlns:cx2="http://schemas.microsoft.com/office/drawing/2015/10/21/chartex" xmlns:cx3="http://schemas.microsoft.com/office/drawing/2016/5/9/chartex" xmlns:cx4="http://schemas.microsoft.com/office/drawing/2016/5/10/chartex" xmlns:cx5="http://schemas.microsoft.com/office/drawing/2016/5/11/chartex" xmlns:cx6="http://schemas.microsoft.com/office/drawing/2016/5/12/chartex" xmlns:cx7="http://schemas.microsoft.com/office/drawing/2016/5/13/chartex" xmlns:cx8="http://schemas.microsoft.com/office/drawing/2016/5/14/chartex" xmlns:mc="http://schemas.openxmlformats.org/markup-compatibility/2006" xmlns:aink="http://schemas.microsoft.com/office/drawing/2016/ink" xmlns:am3d="http://schemas.microsoft.com/office/drawing/2017/model3d" xmlns:o="urn:schemas-microsoft-com:office:office" xmlns:oel="http://schemas.microsoft.com/office/2019/extlst" xmlns:r="http://schemas.openxmlformats.org/officeDocument/2006/relationships" xmlns:m="http://schemas.openxmlformats.org/officeDocument/2006/math" xmlns:v="urn:schemas-microsoft-com:vml" xmlns:wp14="http://schemas.microsoft.com/office/word/2010/wordprocessingDrawing" xmlns:wp="http://schemas.openxmlformats.org/drawingml/2006/wordprocessingDrawing" xmlns:w10="urn:schemas-microsoft-com:office:word" xmlns:w="http://schemas.openxmlformats.org/wordprocessingml/2006/main" xmlns:w14="http://schemas.microsoft.com/office/word/2010/wordml" xmlns:w15="http://schemas.microsoft.com/office/word/2012/wordml" xmlns:w16cex="http://schemas.microsoft.com/office/word/2018/wordml/cex" xmlns:w16cid="http://schemas.microsoft.com/office/word/2016/wordml/cid" xmlns:w16="http://schemas.microsoft.com/office/word/2018/wordml" xmlns:w16du="http://schemas.microsoft.com/office/word/2023/wordml/word16du" xmlns:w16sdtdh="http://schemas.microsoft.com/office/word/2020/wordml/sdtdatahash" xmlns:w16sdtfl="http://schemas.microsoft.com/office/word/2024/wordml/sdtformatlock" xmlns:w16se="http://schemas.microsoft.com/office/word/2015/wordml/symex" xmlns:wpg="http://schemas.microsoft.com/office/word/2010/wordprocessingGroup" xmlns:wpi="http://schemas.microsoft.com/office/word/2010/wordprocessingInk" xmlns:wne="http://schemas.microsoft.com/office/word/2006/wordml" xmlns:wps="http://schemas.microsoft.com/office/word/2010/wordprocessingShape" mc:Ignorable="w14 w15 w16se w16cid w16 w16cex w16sdtdh w16sdtfl w16du wp14">
   <w:endnote w:type="separator" w:id="-1">
     <w:p>
       <w:r>
@@ -6854,7 +3310,7 @@
 </file>
 
 <file path=word/footer1.xml><?xml version="1.0" encoding="utf-8"?>
-<w:ftr xmlns:wpc="http://schemas.microsoft.com/office/word/2010/wordprocessingCanvas" xmlns:cx="http://schemas.microsoft.com/office/drawing/2014/chartex" xmlns:cx1="http://schemas.microsoft.com/office/drawing/2015/9/8/chartex" xmlns:cx2="http://schemas.microsoft.com/office/drawing/2015/10/21/chartex" xmlns:cx3="http://schemas.microsoft.com/office/drawing/2016/5/9/chartex" xmlns:cx4="http://schemas.microsoft.com/office/drawing/2016/5/10/chartex" xmlns:cx5="http://schemas.microsoft.com/office/drawing/2016/5/11/chartex" xmlns:cx6="http://schemas.microsoft.com/office/drawing/2016/5/12/chartex" xmlns:cx7="http://schemas.microsoft.com/office/drawing/2016/5/13/chartex" xmlns:cx8="http://schemas.microsoft.com/office/drawing/2016/5/14/chartex" xmlns:mc="http://schemas.openxmlformats.org/markup-compatibility/2006" xmlns:aink="http://schemas.microsoft.com/office/drawing/2016/ink" xmlns:am3d="http://schemas.microsoft.com/office/drawing/2017/model3d" xmlns:o="urn:schemas-microsoft-com:office:office" xmlns:oel="http://schemas.microsoft.com/office/2019/extlst" xmlns:r="http://schemas.openxmlformats.org/officeDocument/2006/relationships" xmlns:m="http://schemas.openxmlformats.org/officeDocument/2006/math" xmlns:v="urn:schemas-microsoft-com:vml" xmlns:wp14="http://schemas.microsoft.com/office/word/2010/wordprocessingDrawing" xmlns:wp="http://schemas.openxmlformats.org/drawingml/2006/wordprocessingDrawing" xmlns:w10="urn:schemas-microsoft-com:office:word" xmlns:w="http://schemas.openxmlformats.org/wordprocessingml/2006/main" xmlns:w14="http://schemas.microsoft.com/office/word/2010/wordml" xmlns:w15="http://schemas.microsoft.com/office/word/2012/wordml" xmlns:w16cex="http://schemas.microsoft.com/office/word/2018/wordml/cex" xmlns:w16cid="http://schemas.microsoft.com/office/word/2016/wordml/cid" xmlns:w16="http://schemas.microsoft.com/office/word/2018/wordml" xmlns:w16du="http://schemas.microsoft.com/office/word/2023/wordml/word16du" xmlns:w16sdtdh="http://schemas.microsoft.com/office/word/2020/wordml/sdtdatahash" xmlns:w16se="http://schemas.microsoft.com/office/word/2015/wordml/symex" xmlns:wpg="http://schemas.microsoft.com/office/word/2010/wordprocessingGroup" xmlns:wpi="http://schemas.microsoft.com/office/word/2010/wordprocessingInk" xmlns:wne="http://schemas.microsoft.com/office/word/2006/wordml" xmlns:wps="http://schemas.microsoft.com/office/word/2010/wordprocessingShape" mc:Ignorable="w14 w15 w16se w16cid w16 w16cex w16sdtdh w16du wp14">
+<w:ftr xmlns:wpc="http://schemas.microsoft.com/office/word/2010/wordprocessingCanvas" xmlns:cx="http://schemas.microsoft.com/office/drawing/2014/chartex" xmlns:cx1="http://schemas.microsoft.com/office/drawing/2015/9/8/chartex" xmlns:cx2="http://schemas.microsoft.com/office/drawing/2015/10/21/chartex" xmlns:cx3="http://schemas.microsoft.com/office/drawing/2016/5/9/chartex" xmlns:cx4="http://schemas.microsoft.com/office/drawing/2016/5/10/chartex" xmlns:cx5="http://schemas.microsoft.com/office/drawing/2016/5/11/chartex" xmlns:cx6="http://schemas.microsoft.com/office/drawing/2016/5/12/chartex" xmlns:cx7="http://schemas.microsoft.com/office/drawing/2016/5/13/chartex" xmlns:cx8="http://schemas.microsoft.com/office/drawing/2016/5/14/chartex" xmlns:mc="http://schemas.openxmlformats.org/markup-compatibility/2006" xmlns:aink="http://schemas.microsoft.com/office/drawing/2016/ink" xmlns:am3d="http://schemas.microsoft.com/office/drawing/2017/model3d" xmlns:o="urn:schemas-microsoft-com:office:office" xmlns:oel="http://schemas.microsoft.com/office/2019/extlst" xmlns:r="http://schemas.openxmlformats.org/officeDocument/2006/relationships" xmlns:m="http://schemas.openxmlformats.org/officeDocument/2006/math" xmlns:v="urn:schemas-microsoft-com:vml" xmlns:wp14="http://schemas.microsoft.com/office/word/2010/wordprocessingDrawing" xmlns:wp="http://schemas.openxmlformats.org/drawingml/2006/wordprocessingDrawing" xmlns:w10="urn:schemas-microsoft-com:office:word" xmlns:w="http://schemas.openxmlformats.org/wordprocessingml/2006/main" xmlns:w14="http://schemas.microsoft.com/office/word/2010/wordml" xmlns:w15="http://schemas.microsoft.com/office/word/2012/wordml" xmlns:w16cex="http://schemas.microsoft.com/office/word/2018/wordml/cex" xmlns:w16cid="http://schemas.microsoft.com/office/word/2016/wordml/cid" xmlns:w16="http://schemas.microsoft.com/office/word/2018/wordml" xmlns:w16du="http://schemas.microsoft.com/office/word/2023/wordml/word16du" xmlns:w16sdtdh="http://schemas.microsoft.com/office/word/2020/wordml/sdtdatahash" xmlns:w16sdtfl="http://schemas.microsoft.com/office/word/2024/wordml/sdtformatlock" xmlns:w16se="http://schemas.microsoft.com/office/word/2015/wordml/symex" xmlns:wpg="http://schemas.microsoft.com/office/word/2010/wordprocessingGroup" xmlns:wpi="http://schemas.microsoft.com/office/word/2010/wordprocessingInk" xmlns:wne="http://schemas.microsoft.com/office/word/2006/wordml" xmlns:wps="http://schemas.microsoft.com/office/word/2010/wordprocessingShape" mc:Ignorable="w14 w15 w16se w16cid w16 w16cex w16sdtdh w16sdtfl w16du wp14">
   <w:p>
     <w:pPr>
       <w:pStyle w:val="a4"/>
@@ -6892,7 +3348,7 @@
 </file>
 
 <file path=word/footer2.xml><?xml version="1.0" encoding="utf-8"?>
-<w:ftr xmlns:wpc="http://schemas.microsoft.com/office/word/2010/wordprocessingCanvas" xmlns:cx="http://schemas.microsoft.com/office/drawing/2014/chartex" xmlns:cx1="http://schemas.microsoft.com/office/drawing/2015/9/8/chartex" xmlns:cx2="http://schemas.microsoft.com/office/drawing/2015/10/21/chartex" xmlns:cx3="http://schemas.microsoft.com/office/drawing/2016/5/9/chartex" xmlns:cx4="http://schemas.microsoft.com/office/drawing/2016/5/10/chartex" xmlns:cx5="http://schemas.microsoft.com/office/drawing/2016/5/11/chartex" xmlns:cx6="http://schemas.microsoft.com/office/drawing/2016/5/12/chartex" xmlns:cx7="http://schemas.microsoft.com/office/drawing/2016/5/13/chartex" xmlns:cx8="http://schemas.microsoft.com/office/drawing/2016/5/14/chartex" xmlns:mc="http://schemas.openxmlformats.org/markup-compatibility/2006" xmlns:aink="http://schemas.microsoft.com/office/drawing/2016/ink" xmlns:am3d="http://schemas.microsoft.com/office/drawing/2017/model3d" xmlns:o="urn:schemas-microsoft-com:office:office" xmlns:oel="http://schemas.microsoft.com/office/2019/extlst" xmlns:r="http://schemas.openxmlformats.org/officeDocument/2006/relationships" xmlns:m="http://schemas.openxmlformats.org/officeDocument/2006/math" xmlns:v="urn:schemas-microsoft-com:vml" xmlns:wp14="http://schemas.microsoft.com/office/word/2010/wordprocessingDrawing" xmlns:wp="http://schemas.openxmlformats.org/drawingml/2006/wordprocessingDrawing" xmlns:w10="urn:schemas-microsoft-com:office:word" xmlns:w="http://schemas.openxmlformats.org/wordprocessingml/2006/main" xmlns:w14="http://schemas.microsoft.com/office/word/2010/wordml" xmlns:w15="http://schemas.microsoft.com/office/word/2012/wordml" xmlns:w16cex="http://schemas.microsoft.com/office/word/2018/wordml/cex" xmlns:w16cid="http://schemas.microsoft.com/office/word/2016/wordml/cid" xmlns:w16="http://schemas.microsoft.com/office/word/2018/wordml" xmlns:w16du="http://schemas.microsoft.com/office/word/2023/wordml/word16du" xmlns:w16sdtdh="http://schemas.microsoft.com/office/word/2020/wordml/sdtdatahash" xmlns:w16se="http://schemas.microsoft.com/office/word/2015/wordml/symex" xmlns:wpg="http://schemas.microsoft.com/office/word/2010/wordprocessingGroup" xmlns:wpi="http://schemas.microsoft.com/office/word/2010/wordprocessingInk" xmlns:wne="http://schemas.microsoft.com/office/word/2006/wordml" xmlns:wps="http://schemas.microsoft.com/office/word/2010/wordprocessingShape" mc:Ignorable="w14 w15 w16se w16cid w16 w16cex w16sdtdh w16du wp14">
+<w:ftr xmlns:wpc="http://schemas.microsoft.com/office/word/2010/wordprocessingCanvas" xmlns:cx="http://schemas.microsoft.com/office/drawing/2014/chartex" xmlns:cx1="http://schemas.microsoft.com/office/drawing/2015/9/8/chartex" xmlns:cx2="http://schemas.microsoft.com/office/drawing/2015/10/21/chartex" xmlns:cx3="http://schemas.microsoft.com/office/drawing/2016/5/9/chartex" xmlns:cx4="http://schemas.microsoft.com/office/drawing/2016/5/10/chartex" xmlns:cx5="http://schemas.microsoft.com/office/drawing/2016/5/11/chartex" xmlns:cx6="http://schemas.microsoft.com/office/drawing/2016/5/12/chartex" xmlns:cx7="http://schemas.microsoft.com/office/drawing/2016/5/13/chartex" xmlns:cx8="http://schemas.microsoft.com/office/drawing/2016/5/14/chartex" xmlns:mc="http://schemas.openxmlformats.org/markup-compatibility/2006" xmlns:aink="http://schemas.microsoft.com/office/drawing/2016/ink" xmlns:am3d="http://schemas.microsoft.com/office/drawing/2017/model3d" xmlns:o="urn:schemas-microsoft-com:office:office" xmlns:oel="http://schemas.microsoft.com/office/2019/extlst" xmlns:r="http://schemas.openxmlformats.org/officeDocument/2006/relationships" xmlns:m="http://schemas.openxmlformats.org/officeDocument/2006/math" xmlns:v="urn:schemas-microsoft-com:vml" xmlns:wp14="http://schemas.microsoft.com/office/word/2010/wordprocessingDrawing" xmlns:wp="http://schemas.openxmlformats.org/drawingml/2006/wordprocessingDrawing" xmlns:w10="urn:schemas-microsoft-com:office:word" xmlns:w="http://schemas.openxmlformats.org/wordprocessingml/2006/main" xmlns:w14="http://schemas.microsoft.com/office/word/2010/wordml" xmlns:w15="http://schemas.microsoft.com/office/word/2012/wordml" xmlns:w16cex="http://schemas.microsoft.com/office/word/2018/wordml/cex" xmlns:w16cid="http://schemas.microsoft.com/office/word/2016/wordml/cid" xmlns:w16="http://schemas.microsoft.com/office/word/2018/wordml" xmlns:w16du="http://schemas.microsoft.com/office/word/2023/wordml/word16du" xmlns:w16sdtdh="http://schemas.microsoft.com/office/word/2020/wordml/sdtdatahash" xmlns:w16sdtfl="http://schemas.microsoft.com/office/word/2024/wordml/sdtformatlock" xmlns:w16se="http://schemas.microsoft.com/office/word/2015/wordml/symex" xmlns:wpg="http://schemas.microsoft.com/office/word/2010/wordprocessingGroup" xmlns:wpi="http://schemas.microsoft.com/office/word/2010/wordprocessingInk" xmlns:wne="http://schemas.microsoft.com/office/word/2006/wordml" xmlns:wps="http://schemas.microsoft.com/office/word/2010/wordprocessingShape" mc:Ignorable="w14 w15 w16se w16cid w16 w16cex w16sdtdh w16sdtfl w16du wp14">
   <w:p>
     <w:pPr>
       <w:pStyle w:val="a4"/>
@@ -7719,15 +4175,7 @@
                               <w:sz w:val="28"/>
                               <w:szCs w:val="28"/>
                             </w:rPr>
-                            <w:t>УП 5-04-0612-</w:t>
-                          </w:r>
-                          <w:proofErr w:type="gramStart"/>
-                          <w:r>
-                            <w:rPr>
-                              <w:sz w:val="28"/>
-                              <w:szCs w:val="28"/>
-                            </w:rPr>
-                            <w:t>02.4</w:t>
+                            <w:t>УП 5-04-0612-02.4</w:t>
                           </w:r>
                           <w:r>
                             <w:rPr>
@@ -7748,15 +4196,7 @@
                               <w:sz w:val="28"/>
                               <w:szCs w:val="28"/>
                             </w:rPr>
-                            <w:t>М</w:t>
-                          </w:r>
-                          <w:proofErr w:type="gramEnd"/>
-                          <w:r>
-                            <w:rPr>
-                              <w:sz w:val="28"/>
-                              <w:szCs w:val="28"/>
-                            </w:rPr>
-                            <w:t>-134</w:t>
+                            <w:t>М-134</w:t>
                           </w:r>
                           <w:r>
                             <w:rPr>
@@ -7770,7 +4210,14 @@
                               <w:sz w:val="28"/>
                               <w:szCs w:val="28"/>
                             </w:rPr>
-                            <w:t>25</w:t>
+                            <w:t>2</w:t>
+                          </w:r>
+                          <w:r>
+                            <w:rPr>
+                              <w:sz w:val="28"/>
+                              <w:szCs w:val="28"/>
+                            </w:rPr>
+                            <w:t>6</w:t>
                           </w:r>
                           <w:r>
                             <w:rPr>
@@ -7840,15 +4287,7 @@
                         <w:sz w:val="28"/>
                         <w:szCs w:val="28"/>
                       </w:rPr>
-                      <w:t>УП 5-04-0612-</w:t>
-                    </w:r>
-                    <w:proofErr w:type="gramStart"/>
-                    <w:r>
-                      <w:rPr>
-                        <w:sz w:val="28"/>
-                        <w:szCs w:val="28"/>
-                      </w:rPr>
-                      <w:t>02.4</w:t>
+                      <w:t>УП 5-04-0612-02.4</w:t>
                     </w:r>
                     <w:r>
                       <w:rPr>
@@ -7869,15 +4308,7 @@
                         <w:sz w:val="28"/>
                         <w:szCs w:val="28"/>
                       </w:rPr>
-                      <w:t>М</w:t>
-                    </w:r>
-                    <w:proofErr w:type="gramEnd"/>
-                    <w:r>
-                      <w:rPr>
-                        <w:sz w:val="28"/>
-                        <w:szCs w:val="28"/>
-                      </w:rPr>
-                      <w:t>-134</w:t>
+                      <w:t>М-134</w:t>
                     </w:r>
                     <w:r>
                       <w:rPr>
@@ -7891,7 +4322,14 @@
                         <w:sz w:val="28"/>
                         <w:szCs w:val="28"/>
                       </w:rPr>
-                      <w:t>25</w:t>
+                      <w:t>2</w:t>
+                    </w:r>
+                    <w:r>
+                      <w:rPr>
+                        <w:sz w:val="28"/>
+                        <w:szCs w:val="28"/>
+                      </w:rPr>
+                      <w:t>6</w:t>
                     </w:r>
                     <w:r>
                       <w:rPr>
@@ -8832,7 +5270,7 @@
 </file>
 
 <file path=word/footer3.xml><?xml version="1.0" encoding="utf-8"?>
-<w:ftr xmlns:wpc="http://schemas.microsoft.com/office/word/2010/wordprocessingCanvas" xmlns:cx="http://schemas.microsoft.com/office/drawing/2014/chartex" xmlns:cx1="http://schemas.microsoft.com/office/drawing/2015/9/8/chartex" xmlns:cx2="http://schemas.microsoft.com/office/drawing/2015/10/21/chartex" xmlns:cx3="http://schemas.microsoft.com/office/drawing/2016/5/9/chartex" xmlns:cx4="http://schemas.microsoft.com/office/drawing/2016/5/10/chartex" xmlns:cx5="http://schemas.microsoft.com/office/drawing/2016/5/11/chartex" xmlns:cx6="http://schemas.microsoft.com/office/drawing/2016/5/12/chartex" xmlns:cx7="http://schemas.microsoft.com/office/drawing/2016/5/13/chartex" xmlns:cx8="http://schemas.microsoft.com/office/drawing/2016/5/14/chartex" xmlns:mc="http://schemas.openxmlformats.org/markup-compatibility/2006" xmlns:aink="http://schemas.microsoft.com/office/drawing/2016/ink" xmlns:am3d="http://schemas.microsoft.com/office/drawing/2017/model3d" xmlns:o="urn:schemas-microsoft-com:office:office" xmlns:oel="http://schemas.microsoft.com/office/2019/extlst" xmlns:r="http://schemas.openxmlformats.org/officeDocument/2006/relationships" xmlns:m="http://schemas.openxmlformats.org/officeDocument/2006/math" xmlns:v="urn:schemas-microsoft-com:vml" xmlns:wp14="http://schemas.microsoft.com/office/word/2010/wordprocessingDrawing" xmlns:wp="http://schemas.openxmlformats.org/drawingml/2006/wordprocessingDrawing" xmlns:w10="urn:schemas-microsoft-com:office:word" xmlns:w="http://schemas.openxmlformats.org/wordprocessingml/2006/main" xmlns:w14="http://schemas.microsoft.com/office/word/2010/wordml" xmlns:w15="http://schemas.microsoft.com/office/word/2012/wordml" xmlns:w16cex="http://schemas.microsoft.com/office/word/2018/wordml/cex" xmlns:w16cid="http://schemas.microsoft.com/office/word/2016/wordml/cid" xmlns:w16="http://schemas.microsoft.com/office/word/2018/wordml" xmlns:w16du="http://schemas.microsoft.com/office/word/2023/wordml/word16du" xmlns:w16sdtdh="http://schemas.microsoft.com/office/word/2020/wordml/sdtdatahash" xmlns:w16se="http://schemas.microsoft.com/office/word/2015/wordml/symex" xmlns:wpg="http://schemas.microsoft.com/office/word/2010/wordprocessingGroup" xmlns:wpi="http://schemas.microsoft.com/office/word/2010/wordprocessingInk" xmlns:wne="http://schemas.microsoft.com/office/word/2006/wordml" xmlns:wps="http://schemas.microsoft.com/office/word/2010/wordprocessingShape" mc:Ignorable="w14 w15 w16se w16cid w16 w16cex w16sdtdh w16du wp14">
+<w:ftr xmlns:wpc="http://schemas.microsoft.com/office/word/2010/wordprocessingCanvas" xmlns:cx="http://schemas.microsoft.com/office/drawing/2014/chartex" xmlns:cx1="http://schemas.microsoft.com/office/drawing/2015/9/8/chartex" xmlns:cx2="http://schemas.microsoft.com/office/drawing/2015/10/21/chartex" xmlns:cx3="http://schemas.microsoft.com/office/drawing/2016/5/9/chartex" xmlns:cx4="http://schemas.microsoft.com/office/drawing/2016/5/10/chartex" xmlns:cx5="http://schemas.microsoft.com/office/drawing/2016/5/11/chartex" xmlns:cx6="http://schemas.microsoft.com/office/drawing/2016/5/12/chartex" xmlns:cx7="http://schemas.microsoft.com/office/drawing/2016/5/13/chartex" xmlns:cx8="http://schemas.microsoft.com/office/drawing/2016/5/14/chartex" xmlns:mc="http://schemas.openxmlformats.org/markup-compatibility/2006" xmlns:aink="http://schemas.microsoft.com/office/drawing/2016/ink" xmlns:am3d="http://schemas.microsoft.com/office/drawing/2017/model3d" xmlns:o="urn:schemas-microsoft-com:office:office" xmlns:oel="http://schemas.microsoft.com/office/2019/extlst" xmlns:r="http://schemas.openxmlformats.org/officeDocument/2006/relationships" xmlns:m="http://schemas.openxmlformats.org/officeDocument/2006/math" xmlns:v="urn:schemas-microsoft-com:vml" xmlns:wp14="http://schemas.microsoft.com/office/word/2010/wordprocessingDrawing" xmlns:wp="http://schemas.openxmlformats.org/drawingml/2006/wordprocessingDrawing" xmlns:w10="urn:schemas-microsoft-com:office:word" xmlns:w="http://schemas.openxmlformats.org/wordprocessingml/2006/main" xmlns:w14="http://schemas.microsoft.com/office/word/2010/wordml" xmlns:w15="http://schemas.microsoft.com/office/word/2012/wordml" xmlns:w16cex="http://schemas.microsoft.com/office/word/2018/wordml/cex" xmlns:w16cid="http://schemas.microsoft.com/office/word/2016/wordml/cid" xmlns:w16="http://schemas.microsoft.com/office/word/2018/wordml" xmlns:w16du="http://schemas.microsoft.com/office/word/2023/wordml/word16du" xmlns:w16sdtdh="http://schemas.microsoft.com/office/word/2020/wordml/sdtdatahash" xmlns:w16sdtfl="http://schemas.microsoft.com/office/word/2024/wordml/sdtformatlock" xmlns:w16se="http://schemas.microsoft.com/office/word/2015/wordml/symex" xmlns:wpg="http://schemas.microsoft.com/office/word/2010/wordprocessingGroup" xmlns:wpi="http://schemas.microsoft.com/office/word/2010/wordprocessingInk" xmlns:wne="http://schemas.microsoft.com/office/word/2006/wordml" xmlns:wps="http://schemas.microsoft.com/office/word/2010/wordprocessingShape" mc:Ignorable="w14 w15 w16se w16cid w16 w16cex w16sdtdh w16sdtfl w16du wp14">
   <w:p>
     <w:pPr>
       <w:pStyle w:val="a4"/>
@@ -8953,25 +5391,13 @@
                           <w:r>
                             <w:t xml:space="preserve"> </w:t>
                           </w:r>
-                          <w:proofErr w:type="spellStart"/>
-                          <w:proofErr w:type="gramStart"/>
                           <w:r>
                             <w:rPr>
                               <w:rFonts w:ascii="ISOCPEUR" w:hAnsi="ISOCPEUR"/>
                               <w:i/>
                               <w:sz w:val="22"/>
                             </w:rPr>
-                            <w:t>Н.контр</w:t>
-                          </w:r>
-                          <w:proofErr w:type="spellEnd"/>
-                          <w:proofErr w:type="gramEnd"/>
-                          <w:r>
-                            <w:rPr>
-                              <w:rFonts w:ascii="ISOCPEUR" w:hAnsi="ISOCPEUR"/>
-                              <w:i/>
-                              <w:sz w:val="22"/>
-                            </w:rPr>
-                            <w:t>.</w:t>
+                            <w:t>Н.контр.</w:t>
                           </w:r>
                         </w:p>
                       </w:txbxContent>
@@ -9012,25 +5438,13 @@
                     <w:r>
                       <w:t xml:space="preserve"> </w:t>
                     </w:r>
-                    <w:proofErr w:type="spellStart"/>
-                    <w:proofErr w:type="gramStart"/>
                     <w:r>
                       <w:rPr>
                         <w:rFonts w:ascii="ISOCPEUR" w:hAnsi="ISOCPEUR"/>
                         <w:i/>
                         <w:sz w:val="22"/>
                       </w:rPr>
-                      <w:t>Н.контр</w:t>
-                    </w:r>
-                    <w:proofErr w:type="spellEnd"/>
-                    <w:proofErr w:type="gramEnd"/>
-                    <w:r>
-                      <w:rPr>
-                        <w:rFonts w:ascii="ISOCPEUR" w:hAnsi="ISOCPEUR"/>
-                        <w:i/>
-                        <w:sz w:val="22"/>
-                      </w:rPr>
-                      <w:t>.</w:t>
+                      <w:t>Н.контр.</w:t>
                     </w:r>
                   </w:p>
                 </w:txbxContent>
@@ -9140,23 +5554,7 @@
         <w:rFonts w:ascii="GOST type B" w:hAnsi="GOST type B"/>
         <w:i/>
       </w:rPr>
-      <w:t xml:space="preserve"> </w:t>
-    </w:r>
-    <w:proofErr w:type="spellStart"/>
-    <w:r>
-      <w:rPr>
-        <w:rFonts w:ascii="GOST type B" w:hAnsi="GOST type B"/>
-        <w:i/>
-      </w:rPr>
-      <w:t>Консульт</w:t>
-    </w:r>
-    <w:proofErr w:type="spellEnd"/>
-    <w:r>
-      <w:rPr>
-        <w:rFonts w:ascii="GOST type B" w:hAnsi="GOST type B"/>
-        <w:i/>
-      </w:rPr>
-      <w:t>.</w:t>
+      <w:t xml:space="preserve"> Консульт.</w:t>
     </w:r>
   </w:p>
   <w:p>
@@ -9744,19 +6142,8 @@
                               <w:spacing w:val="-20"/>
                               <w:sz w:val="22"/>
                             </w:rPr>
-                            <w:t xml:space="preserve">№ </w:t>
+                            <w:t>№ докум</w:t>
                           </w:r>
-                          <w:proofErr w:type="spellStart"/>
-                          <w:r>
-                            <w:rPr>
-                              <w:rFonts w:ascii="ISOCPEUR" w:hAnsi="ISOCPEUR"/>
-                              <w:i/>
-                              <w:spacing w:val="-20"/>
-                              <w:sz w:val="22"/>
-                            </w:rPr>
-                            <w:t>докум</w:t>
-                          </w:r>
-                          <w:proofErr w:type="spellEnd"/>
                         </w:p>
                       </w:txbxContent>
                     </wps:txbx>
@@ -9798,19 +6185,8 @@
                         <w:spacing w:val="-20"/>
                         <w:sz w:val="22"/>
                       </w:rPr>
-                      <w:t xml:space="preserve">№ </w:t>
+                      <w:t>№ докум</w:t>
                     </w:r>
-                    <w:proofErr w:type="spellStart"/>
-                    <w:r>
-                      <w:rPr>
-                        <w:rFonts w:ascii="ISOCPEUR" w:hAnsi="ISOCPEUR"/>
-                        <w:i/>
-                        <w:spacing w:val="-20"/>
-                        <w:sz w:val="22"/>
-                      </w:rPr>
-                      <w:t>докум</w:t>
-                    </w:r>
-                    <w:proofErr w:type="spellEnd"/>
                   </w:p>
                 </w:txbxContent>
               </v:textbox>
@@ -10622,23 +6998,13 @@
                             </w:rPr>
                             <w:t xml:space="preserve"> </w:t>
                           </w:r>
-                          <w:proofErr w:type="spellStart"/>
                           <w:r>
                             <w:rPr>
                               <w:rFonts w:ascii="ISOCPEUR" w:hAnsi="ISOCPEUR"/>
                               <w:i/>
                               <w:sz w:val="22"/>
                             </w:rPr>
-                            <w:t>Разраб</w:t>
-                          </w:r>
-                          <w:proofErr w:type="spellEnd"/>
-                          <w:r>
-                            <w:rPr>
-                              <w:rFonts w:ascii="ISOCPEUR" w:hAnsi="ISOCPEUR"/>
-                              <w:i/>
-                              <w:sz w:val="22"/>
-                            </w:rPr>
-                            <w:t>.</w:t>
+                            <w:t>Разраб.</w:t>
                           </w:r>
                         </w:p>
                       </w:txbxContent>
@@ -10680,23 +7046,13 @@
                       </w:rPr>
                       <w:t xml:space="preserve"> </w:t>
                     </w:r>
-                    <w:proofErr w:type="spellStart"/>
                     <w:r>
                       <w:rPr>
                         <w:rFonts w:ascii="ISOCPEUR" w:hAnsi="ISOCPEUR"/>
                         <w:i/>
                         <w:sz w:val="22"/>
                       </w:rPr>
-                      <w:t>Разраб</w:t>
-                    </w:r>
-                    <w:proofErr w:type="spellEnd"/>
-                    <w:r>
-                      <w:rPr>
-                        <w:rFonts w:ascii="ISOCPEUR" w:hAnsi="ISOCPEUR"/>
-                        <w:i/>
-                        <w:sz w:val="22"/>
-                      </w:rPr>
-                      <w:t>.</w:t>
+                      <w:t>Разраб.</w:t>
                     </w:r>
                   </w:p>
                 </w:txbxContent>
@@ -11138,15 +7494,7 @@
                               <w:sz w:val="28"/>
                               <w:szCs w:val="28"/>
                             </w:rPr>
-                            <w:t>УП 5-04-0612-</w:t>
-                          </w:r>
-                          <w:proofErr w:type="gramStart"/>
-                          <w:r>
-                            <w:rPr>
-                              <w:sz w:val="28"/>
-                              <w:szCs w:val="28"/>
-                            </w:rPr>
-                            <w:t>02.4</w:t>
+                            <w:t>УП 5-04-0612-02.4</w:t>
                           </w:r>
                           <w:r>
                             <w:rPr>
@@ -11167,15 +7515,7 @@
                               <w:sz w:val="28"/>
                               <w:szCs w:val="28"/>
                             </w:rPr>
-                            <w:t>М</w:t>
-                          </w:r>
-                          <w:proofErr w:type="gramEnd"/>
-                          <w:r>
-                            <w:rPr>
-                              <w:sz w:val="28"/>
-                              <w:szCs w:val="28"/>
-                            </w:rPr>
-                            <w:t>-134</w:t>
+                            <w:t>М-134</w:t>
                           </w:r>
                           <w:r>
                             <w:rPr>
@@ -11189,7 +7529,21 @@
                               <w:sz w:val="28"/>
                               <w:szCs w:val="28"/>
                             </w:rPr>
-                            <w:t>25.</w:t>
+                            <w:t>2</w:t>
+                          </w:r>
+                          <w:r>
+                            <w:rPr>
+                              <w:sz w:val="28"/>
+                              <w:szCs w:val="28"/>
+                            </w:rPr>
+                            <w:t>6</w:t>
+                          </w:r>
+                          <w:r>
+                            <w:rPr>
+                              <w:sz w:val="28"/>
+                              <w:szCs w:val="28"/>
+                            </w:rPr>
+                            <w:t>.</w:t>
                           </w:r>
                           <w:r>
                             <w:rPr>
@@ -11255,15 +7609,7 @@
                         <w:sz w:val="28"/>
                         <w:szCs w:val="28"/>
                       </w:rPr>
-                      <w:t>УП 5-04-0612-</w:t>
-                    </w:r>
-                    <w:proofErr w:type="gramStart"/>
-                    <w:r>
-                      <w:rPr>
-                        <w:sz w:val="28"/>
-                        <w:szCs w:val="28"/>
-                      </w:rPr>
-                      <w:t>02.4</w:t>
+                      <w:t>УП 5-04-0612-02.4</w:t>
                     </w:r>
                     <w:r>
                       <w:rPr>
@@ -11284,15 +7630,7 @@
                         <w:sz w:val="28"/>
                         <w:szCs w:val="28"/>
                       </w:rPr>
-                      <w:t>М</w:t>
-                    </w:r>
-                    <w:proofErr w:type="gramEnd"/>
-                    <w:r>
-                      <w:rPr>
-                        <w:sz w:val="28"/>
-                        <w:szCs w:val="28"/>
-                      </w:rPr>
-                      <w:t>-134</w:t>
+                      <w:t>М-134</w:t>
                     </w:r>
                     <w:r>
                       <w:rPr>
@@ -11306,7 +7644,21 @@
                         <w:sz w:val="28"/>
                         <w:szCs w:val="28"/>
                       </w:rPr>
-                      <w:t>25.</w:t>
+                      <w:t>2</w:t>
+                    </w:r>
+                    <w:r>
+                      <w:rPr>
+                        <w:sz w:val="28"/>
+                        <w:szCs w:val="28"/>
+                      </w:rPr>
+                      <w:t>6</w:t>
+                    </w:r>
+                    <w:r>
+                      <w:rPr>
+                        <w:sz w:val="28"/>
+                        <w:szCs w:val="28"/>
+                      </w:rPr>
+                      <w:t>.</w:t>
                     </w:r>
                     <w:r>
                       <w:rPr>
@@ -11741,17 +8093,8 @@
                               <w:sz w:val="28"/>
                               <w:szCs w:val="28"/>
                             </w:rPr>
-                            <w:t xml:space="preserve">Гродненский </w:t>
+                            <w:t>Гродненский ГКТТиД</w:t>
                           </w:r>
-                          <w:proofErr w:type="spellStart"/>
-                          <w:r>
-                            <w:rPr>
-                              <w:sz w:val="28"/>
-                              <w:szCs w:val="28"/>
-                            </w:rPr>
-                            <w:t>ГКТТиД</w:t>
-                          </w:r>
-                          <w:proofErr w:type="spellEnd"/>
                         </w:p>
                       </w:txbxContent>
                     </wps:txbx>
@@ -11787,17 +8130,8 @@
                         <w:sz w:val="28"/>
                         <w:szCs w:val="28"/>
                       </w:rPr>
-                      <w:t xml:space="preserve">Гродненский </w:t>
+                      <w:t>Гродненский ГКТТиД</w:t>
                     </w:r>
-                    <w:proofErr w:type="spellStart"/>
-                    <w:r>
-                      <w:rPr>
-                        <w:sz w:val="28"/>
-                        <w:szCs w:val="28"/>
-                      </w:rPr>
-                      <w:t>ГКТТиД</w:t>
-                    </w:r>
-                    <w:proofErr w:type="spellEnd"/>
                   </w:p>
                 </w:txbxContent>
               </v:textbox>
@@ -13492,7 +9826,7 @@
 </file>
 
 <file path=word/footnotes.xml><?xml version="1.0" encoding="utf-8"?>
-<w:footnotes xmlns:wpc="http://schemas.microsoft.com/office/word/2010/wordprocessingCanvas" xmlns:cx="http://schemas.microsoft.com/office/drawing/2014/chartex" xmlns:cx1="http://schemas.microsoft.com/office/drawing/2015/9/8/chartex" xmlns:cx2="http://schemas.microsoft.com/office/drawing/2015/10/21/chartex" xmlns:cx3="http://schemas.microsoft.com/office/drawing/2016/5/9/chartex" xmlns:cx4="http://schemas.microsoft.com/office/drawing/2016/5/10/chartex" xmlns:cx5="http://schemas.microsoft.com/office/drawing/2016/5/11/chartex" xmlns:cx6="http://schemas.microsoft.com/office/drawing/2016/5/12/chartex" xmlns:cx7="http://schemas.microsoft.com/office/drawing/2016/5/13/chartex" xmlns:cx8="http://schemas.microsoft.com/office/drawing/2016/5/14/chartex" xmlns:mc="http://schemas.openxmlformats.org/markup-compatibility/2006" xmlns:aink="http://schemas.microsoft.com/office/drawing/2016/ink" xmlns:am3d="http://schemas.microsoft.com/office/drawing/2017/model3d" xmlns:o="urn:schemas-microsoft-com:office:office" xmlns:oel="http://schemas.microsoft.com/office/2019/extlst" xmlns:r="http://schemas.openxmlformats.org/officeDocument/2006/relationships" xmlns:m="http://schemas.openxmlformats.org/officeDocument/2006/math" xmlns:v="urn:schemas-microsoft-com:vml" xmlns:wp14="http://schemas.microsoft.com/office/word/2010/wordprocessingDrawing" xmlns:wp="http://schemas.openxmlformats.org/drawingml/2006/wordprocessingDrawing" xmlns:w10="urn:schemas-microsoft-com:office:word" xmlns:w="http://schemas.openxmlformats.org/wordprocessingml/2006/main" xmlns:w14="http://schemas.microsoft.com/office/word/2010/wordml" xmlns:w15="http://schemas.microsoft.com/office/word/2012/wordml" xmlns:w16cex="http://schemas.microsoft.com/office/word/2018/wordml/cex" xmlns:w16cid="http://schemas.microsoft.com/office/word/2016/wordml/cid" xmlns:w16="http://schemas.microsoft.com/office/word/2018/wordml" xmlns:w16du="http://schemas.microsoft.com/office/word/2023/wordml/word16du" xmlns:w16sdtdh="http://schemas.microsoft.com/office/word/2020/wordml/sdtdatahash" xmlns:w16se="http://schemas.microsoft.com/office/word/2015/wordml/symex" xmlns:wpg="http://schemas.microsoft.com/office/word/2010/wordprocessingGroup" xmlns:wpi="http://schemas.microsoft.com/office/word/2010/wordprocessingInk" xmlns:wne="http://schemas.microsoft.com/office/word/2006/wordml" xmlns:wps="http://schemas.microsoft.com/office/word/2010/wordprocessingShape" mc:Ignorable="w14 w15 w16se w16cid w16 w16cex w16sdtdh w16du wp14">
+<w:footnotes xmlns:wpc="http://schemas.microsoft.com/office/word/2010/wordprocessingCanvas" xmlns:cx="http://schemas.microsoft.com/office/drawing/2014/chartex" xmlns:cx1="http://schemas.microsoft.com/office/drawing/2015/9/8/chartex" xmlns:cx2="http://schemas.microsoft.com/office/drawing/2015/10/21/chartex" xmlns:cx3="http://schemas.microsoft.com/office/drawing/2016/5/9/chartex" xmlns:cx4="http://schemas.microsoft.com/office/drawing/2016/5/10/chartex" xmlns:cx5="http://schemas.microsoft.com/office/drawing/2016/5/11/chartex" xmlns:cx6="http://schemas.microsoft.com/office/drawing/2016/5/12/chartex" xmlns:cx7="http://schemas.microsoft.com/office/drawing/2016/5/13/chartex" xmlns:cx8="http://schemas.microsoft.com/office/drawing/2016/5/14/chartex" xmlns:mc="http://schemas.openxmlformats.org/markup-compatibility/2006" xmlns:aink="http://schemas.microsoft.com/office/drawing/2016/ink" xmlns:am3d="http://schemas.microsoft.com/office/drawing/2017/model3d" xmlns:o="urn:schemas-microsoft-com:office:office" xmlns:oel="http://schemas.microsoft.com/office/2019/extlst" xmlns:r="http://schemas.openxmlformats.org/officeDocument/2006/relationships" xmlns:m="http://schemas.openxmlformats.org/officeDocument/2006/math" xmlns:v="urn:schemas-microsoft-com:vml" xmlns:wp14="http://schemas.microsoft.com/office/word/2010/wordprocessingDrawing" xmlns:wp="http://schemas.openxmlformats.org/drawingml/2006/wordprocessingDrawing" xmlns:w10="urn:schemas-microsoft-com:office:word" xmlns:w="http://schemas.openxmlformats.org/wordprocessingml/2006/main" xmlns:w14="http://schemas.microsoft.com/office/word/2010/wordml" xmlns:w15="http://schemas.microsoft.com/office/word/2012/wordml" xmlns:w16cex="http://schemas.microsoft.com/office/word/2018/wordml/cex" xmlns:w16cid="http://schemas.microsoft.com/office/word/2016/wordml/cid" xmlns:w16="http://schemas.microsoft.com/office/word/2018/wordml" xmlns:w16du="http://schemas.microsoft.com/office/word/2023/wordml/word16du" xmlns:w16sdtdh="http://schemas.microsoft.com/office/word/2020/wordml/sdtdatahash" xmlns:w16sdtfl="http://schemas.microsoft.com/office/word/2024/wordml/sdtformatlock" xmlns:w16se="http://schemas.microsoft.com/office/word/2015/wordml/symex" xmlns:wpg="http://schemas.microsoft.com/office/word/2010/wordprocessingGroup" xmlns:wpi="http://schemas.microsoft.com/office/word/2010/wordprocessingInk" xmlns:wne="http://schemas.microsoft.com/office/word/2006/wordml" xmlns:wps="http://schemas.microsoft.com/office/word/2010/wordprocessingShape" mc:Ignorable="w14 w15 w16se w16cid w16 w16cex w16sdtdh w16sdtfl w16du wp14">
   <w:footnote w:type="separator" w:id="-1">
     <w:p>
       <w:r>
@@ -13511,7 +9845,7 @@
 </file>
 
 <file path=word/header1.xml><?xml version="1.0" encoding="utf-8"?>
-<w:hdr xmlns:wpc="http://schemas.microsoft.com/office/word/2010/wordprocessingCanvas" xmlns:cx="http://schemas.microsoft.com/office/drawing/2014/chartex" xmlns:cx1="http://schemas.microsoft.com/office/drawing/2015/9/8/chartex" xmlns:cx2="http://schemas.microsoft.com/office/drawing/2015/10/21/chartex" xmlns:cx3="http://schemas.microsoft.com/office/drawing/2016/5/9/chartex" xmlns:cx4="http://schemas.microsoft.com/office/drawing/2016/5/10/chartex" xmlns:cx5="http://schemas.microsoft.com/office/drawing/2016/5/11/chartex" xmlns:cx6="http://schemas.microsoft.com/office/drawing/2016/5/12/chartex" xmlns:cx7="http://schemas.microsoft.com/office/drawing/2016/5/13/chartex" xmlns:cx8="http://schemas.microsoft.com/office/drawing/2016/5/14/chartex" xmlns:mc="http://schemas.openxmlformats.org/markup-compatibility/2006" xmlns:aink="http://schemas.microsoft.com/office/drawing/2016/ink" xmlns:am3d="http://schemas.microsoft.com/office/drawing/2017/model3d" xmlns:o="urn:schemas-microsoft-com:office:office" xmlns:oel="http://schemas.microsoft.com/office/2019/extlst" xmlns:r="http://schemas.openxmlformats.org/officeDocument/2006/relationships" xmlns:m="http://schemas.openxmlformats.org/officeDocument/2006/math" xmlns:v="urn:schemas-microsoft-com:vml" xmlns:wp14="http://schemas.microsoft.com/office/word/2010/wordprocessingDrawing" xmlns:wp="http://schemas.openxmlformats.org/drawingml/2006/wordprocessingDrawing" xmlns:w10="urn:schemas-microsoft-com:office:word" xmlns:w="http://schemas.openxmlformats.org/wordprocessingml/2006/main" xmlns:w14="http://schemas.microsoft.com/office/word/2010/wordml" xmlns:w15="http://schemas.microsoft.com/office/word/2012/wordml" xmlns:w16cex="http://schemas.microsoft.com/office/word/2018/wordml/cex" xmlns:w16cid="http://schemas.microsoft.com/office/word/2016/wordml/cid" xmlns:w16="http://schemas.microsoft.com/office/word/2018/wordml" xmlns:w16du="http://schemas.microsoft.com/office/word/2023/wordml/word16du" xmlns:w16sdtdh="http://schemas.microsoft.com/office/word/2020/wordml/sdtdatahash" xmlns:w16se="http://schemas.microsoft.com/office/word/2015/wordml/symex" xmlns:wpg="http://schemas.microsoft.com/office/word/2010/wordprocessingGroup" xmlns:wpi="http://schemas.microsoft.com/office/word/2010/wordprocessingInk" xmlns:wne="http://schemas.microsoft.com/office/word/2006/wordml" xmlns:wps="http://schemas.microsoft.com/office/word/2010/wordprocessingShape" mc:Ignorable="w14 w15 w16se w16cid w16 w16cex w16sdtdh w16du wp14">
+<w:hdr xmlns:wpc="http://schemas.microsoft.com/office/word/2010/wordprocessingCanvas" xmlns:cx="http://schemas.microsoft.com/office/drawing/2014/chartex" xmlns:cx1="http://schemas.microsoft.com/office/drawing/2015/9/8/chartex" xmlns:cx2="http://schemas.microsoft.com/office/drawing/2015/10/21/chartex" xmlns:cx3="http://schemas.microsoft.com/office/drawing/2016/5/9/chartex" xmlns:cx4="http://schemas.microsoft.com/office/drawing/2016/5/10/chartex" xmlns:cx5="http://schemas.microsoft.com/office/drawing/2016/5/11/chartex" xmlns:cx6="http://schemas.microsoft.com/office/drawing/2016/5/12/chartex" xmlns:cx7="http://schemas.microsoft.com/office/drawing/2016/5/13/chartex" xmlns:cx8="http://schemas.microsoft.com/office/drawing/2016/5/14/chartex" xmlns:mc="http://schemas.openxmlformats.org/markup-compatibility/2006" xmlns:aink="http://schemas.microsoft.com/office/drawing/2016/ink" xmlns:am3d="http://schemas.microsoft.com/office/drawing/2017/model3d" xmlns:o="urn:schemas-microsoft-com:office:office" xmlns:oel="http://schemas.microsoft.com/office/2019/extlst" xmlns:r="http://schemas.openxmlformats.org/officeDocument/2006/relationships" xmlns:m="http://schemas.openxmlformats.org/officeDocument/2006/math" xmlns:v="urn:schemas-microsoft-com:vml" xmlns:wp14="http://schemas.microsoft.com/office/word/2010/wordprocessingDrawing" xmlns:wp="http://schemas.openxmlformats.org/drawingml/2006/wordprocessingDrawing" xmlns:w10="urn:schemas-microsoft-com:office:word" xmlns:w="http://schemas.openxmlformats.org/wordprocessingml/2006/main" xmlns:w14="http://schemas.microsoft.com/office/word/2010/wordml" xmlns:w15="http://schemas.microsoft.com/office/word/2012/wordml" xmlns:w16cex="http://schemas.microsoft.com/office/word/2018/wordml/cex" xmlns:w16cid="http://schemas.microsoft.com/office/word/2016/wordml/cid" xmlns:w16="http://schemas.microsoft.com/office/word/2018/wordml" xmlns:w16du="http://schemas.microsoft.com/office/word/2023/wordml/word16du" xmlns:w16sdtdh="http://schemas.microsoft.com/office/word/2020/wordml/sdtdatahash" xmlns:w16sdtfl="http://schemas.microsoft.com/office/word/2024/wordml/sdtformatlock" xmlns:w16se="http://schemas.microsoft.com/office/word/2015/wordml/symex" xmlns:wpg="http://schemas.microsoft.com/office/word/2010/wordprocessingGroup" xmlns:wpi="http://schemas.microsoft.com/office/word/2010/wordprocessingInk" xmlns:wne="http://schemas.microsoft.com/office/word/2006/wordml" xmlns:wps="http://schemas.microsoft.com/office/word/2010/wordprocessingShape" mc:Ignorable="w14 w15 w16se w16cid w16 w16cex w16sdtdh w16sdtfl w16du wp14">
   <w:p>
     <w:pPr>
       <w:pStyle w:val="a3"/>
@@ -13594,7 +9928,7 @@
 </file>
 
 <file path=word/header2.xml><?xml version="1.0" encoding="utf-8"?>
-<w:hdr xmlns:wpc="http://schemas.microsoft.com/office/word/2010/wordprocessingCanvas" xmlns:cx="http://schemas.microsoft.com/office/drawing/2014/chartex" xmlns:cx1="http://schemas.microsoft.com/office/drawing/2015/9/8/chartex" xmlns:cx2="http://schemas.microsoft.com/office/drawing/2015/10/21/chartex" xmlns:cx3="http://schemas.microsoft.com/office/drawing/2016/5/9/chartex" xmlns:cx4="http://schemas.microsoft.com/office/drawing/2016/5/10/chartex" xmlns:cx5="http://schemas.microsoft.com/office/drawing/2016/5/11/chartex" xmlns:cx6="http://schemas.microsoft.com/office/drawing/2016/5/12/chartex" xmlns:cx7="http://schemas.microsoft.com/office/drawing/2016/5/13/chartex" xmlns:cx8="http://schemas.microsoft.com/office/drawing/2016/5/14/chartex" xmlns:mc="http://schemas.openxmlformats.org/markup-compatibility/2006" xmlns:aink="http://schemas.microsoft.com/office/drawing/2016/ink" xmlns:am3d="http://schemas.microsoft.com/office/drawing/2017/model3d" xmlns:o="urn:schemas-microsoft-com:office:office" xmlns:oel="http://schemas.microsoft.com/office/2019/extlst" xmlns:r="http://schemas.openxmlformats.org/officeDocument/2006/relationships" xmlns:m="http://schemas.openxmlformats.org/officeDocument/2006/math" xmlns:v="urn:schemas-microsoft-com:vml" xmlns:wp14="http://schemas.microsoft.com/office/word/2010/wordprocessingDrawing" xmlns:wp="http://schemas.openxmlformats.org/drawingml/2006/wordprocessingDrawing" xmlns:w10="urn:schemas-microsoft-com:office:word" xmlns:w="http://schemas.openxmlformats.org/wordprocessingml/2006/main" xmlns:w14="http://schemas.microsoft.com/office/word/2010/wordml" xmlns:w15="http://schemas.microsoft.com/office/word/2012/wordml" xmlns:w16cex="http://schemas.microsoft.com/office/word/2018/wordml/cex" xmlns:w16cid="http://schemas.microsoft.com/office/word/2016/wordml/cid" xmlns:w16="http://schemas.microsoft.com/office/word/2018/wordml" xmlns:w16du="http://schemas.microsoft.com/office/word/2023/wordml/word16du" xmlns:w16sdtdh="http://schemas.microsoft.com/office/word/2020/wordml/sdtdatahash" xmlns:w16se="http://schemas.microsoft.com/office/word/2015/wordml/symex" xmlns:wpg="http://schemas.microsoft.com/office/word/2010/wordprocessingGroup" xmlns:wpi="http://schemas.microsoft.com/office/word/2010/wordprocessingInk" xmlns:wne="http://schemas.microsoft.com/office/word/2006/wordml" xmlns:wps="http://schemas.microsoft.com/office/word/2010/wordprocessingShape" mc:Ignorable="w14 w15 w16se w16cid w16 w16cex w16sdtdh w16du wp14">
+<w:hdr xmlns:wpc="http://schemas.microsoft.com/office/word/2010/wordprocessingCanvas" xmlns:cx="http://schemas.microsoft.com/office/drawing/2014/chartex" xmlns:cx1="http://schemas.microsoft.com/office/drawing/2015/9/8/chartex" xmlns:cx2="http://schemas.microsoft.com/office/drawing/2015/10/21/chartex" xmlns:cx3="http://schemas.microsoft.com/office/drawing/2016/5/9/chartex" xmlns:cx4="http://schemas.microsoft.com/office/drawing/2016/5/10/chartex" xmlns:cx5="http://schemas.microsoft.com/office/drawing/2016/5/11/chartex" xmlns:cx6="http://schemas.microsoft.com/office/drawing/2016/5/12/chartex" xmlns:cx7="http://schemas.microsoft.com/office/drawing/2016/5/13/chartex" xmlns:cx8="http://schemas.microsoft.com/office/drawing/2016/5/14/chartex" xmlns:mc="http://schemas.openxmlformats.org/markup-compatibility/2006" xmlns:aink="http://schemas.microsoft.com/office/drawing/2016/ink" xmlns:am3d="http://schemas.microsoft.com/office/drawing/2017/model3d" xmlns:o="urn:schemas-microsoft-com:office:office" xmlns:oel="http://schemas.microsoft.com/office/2019/extlst" xmlns:r="http://schemas.openxmlformats.org/officeDocument/2006/relationships" xmlns:m="http://schemas.openxmlformats.org/officeDocument/2006/math" xmlns:v="urn:schemas-microsoft-com:vml" xmlns:wp14="http://schemas.microsoft.com/office/word/2010/wordprocessingDrawing" xmlns:wp="http://schemas.openxmlformats.org/drawingml/2006/wordprocessingDrawing" xmlns:w10="urn:schemas-microsoft-com:office:word" xmlns:w="http://schemas.openxmlformats.org/wordprocessingml/2006/main" xmlns:w14="http://schemas.microsoft.com/office/word/2010/wordml" xmlns:w15="http://schemas.microsoft.com/office/word/2012/wordml" xmlns:w16cex="http://schemas.microsoft.com/office/word/2018/wordml/cex" xmlns:w16cid="http://schemas.microsoft.com/office/word/2016/wordml/cid" xmlns:w16="http://schemas.microsoft.com/office/word/2018/wordml" xmlns:w16du="http://schemas.microsoft.com/office/word/2023/wordml/word16du" xmlns:w16sdtdh="http://schemas.microsoft.com/office/word/2020/wordml/sdtdatahash" xmlns:w16sdtfl="http://schemas.microsoft.com/office/word/2024/wordml/sdtformatlock" xmlns:w16se="http://schemas.microsoft.com/office/word/2015/wordml/symex" xmlns:wpg="http://schemas.microsoft.com/office/word/2010/wordprocessingGroup" xmlns:wpi="http://schemas.microsoft.com/office/word/2010/wordprocessingInk" xmlns:wne="http://schemas.microsoft.com/office/word/2006/wordml" xmlns:wps="http://schemas.microsoft.com/office/word/2010/wordprocessingShape" mc:Ignorable="w14 w15 w16se w16cid w16 w16cex w16sdtdh w16sdtfl w16du wp14">
   <w:p>
     <w:pPr>
       <w:pStyle w:val="a3"/>
@@ -13701,7 +10035,7 @@
 </file>
 
 <file path=word/numbering.xml><?xml version="1.0" encoding="utf-8"?>
-<w:numbering xmlns:wpc="http://schemas.microsoft.com/office/word/2010/wordprocessingCanvas" xmlns:cx="http://schemas.microsoft.com/office/drawing/2014/chartex" xmlns:cx1="http://schemas.microsoft.com/office/drawing/2015/9/8/chartex" xmlns:cx2="http://schemas.microsoft.com/office/drawing/2015/10/21/chartex" xmlns:cx3="http://schemas.microsoft.com/office/drawing/2016/5/9/chartex" xmlns:cx4="http://schemas.microsoft.com/office/drawing/2016/5/10/chartex" xmlns:cx5="http://schemas.microsoft.com/office/drawing/2016/5/11/chartex" xmlns:cx6="http://schemas.microsoft.com/office/drawing/2016/5/12/chartex" xmlns:cx7="http://schemas.microsoft.com/office/drawing/2016/5/13/chartex" xmlns:cx8="http://schemas.microsoft.com/office/drawing/2016/5/14/chartex" xmlns:mc="http://schemas.openxmlformats.org/markup-compatibility/2006" xmlns:aink="http://schemas.microsoft.com/office/drawing/2016/ink" xmlns:am3d="http://schemas.microsoft.com/office/drawing/2017/model3d" xmlns:o="urn:schemas-microsoft-com:office:office" xmlns:oel="http://schemas.microsoft.com/office/2019/extlst" xmlns:r="http://schemas.openxmlformats.org/officeDocument/2006/relationships" xmlns:m="http://schemas.openxmlformats.org/officeDocument/2006/math" xmlns:v="urn:schemas-microsoft-com:vml" xmlns:wp14="http://schemas.microsoft.com/office/word/2010/wordprocessingDrawing" xmlns:wp="http://schemas.openxmlformats.org/drawingml/2006/wordprocessingDrawing" xmlns:w10="urn:schemas-microsoft-com:office:word" xmlns:w="http://schemas.openxmlformats.org/wordprocessingml/2006/main" xmlns:w14="http://schemas.microsoft.com/office/word/2010/wordml" xmlns:w15="http://schemas.microsoft.com/office/word/2012/wordml" xmlns:w16cex="http://schemas.microsoft.com/office/word/2018/wordml/cex" xmlns:w16cid="http://schemas.microsoft.com/office/word/2016/wordml/cid" xmlns:w16="http://schemas.microsoft.com/office/word/2018/wordml" xmlns:w16du="http://schemas.microsoft.com/office/word/2023/wordml/word16du" xmlns:w16sdtdh="http://schemas.microsoft.com/office/word/2020/wordml/sdtdatahash" xmlns:w16se="http://schemas.microsoft.com/office/word/2015/wordml/symex" xmlns:wpg="http://schemas.microsoft.com/office/word/2010/wordprocessingGroup" xmlns:wpi="http://schemas.microsoft.com/office/word/2010/wordprocessingInk" xmlns:wne="http://schemas.microsoft.com/office/word/2006/wordml" xmlns:wps="http://schemas.microsoft.com/office/word/2010/wordprocessingShape" mc:Ignorable="w14 w15 w16se w16cid w16 w16cex w16sdtdh w16du wp14">
+<w:numbering xmlns:wpc="http://schemas.microsoft.com/office/word/2010/wordprocessingCanvas" xmlns:cx="http://schemas.microsoft.com/office/drawing/2014/chartex" xmlns:cx1="http://schemas.microsoft.com/office/drawing/2015/9/8/chartex" xmlns:cx2="http://schemas.microsoft.com/office/drawing/2015/10/21/chartex" xmlns:cx3="http://schemas.microsoft.com/office/drawing/2016/5/9/chartex" xmlns:cx4="http://schemas.microsoft.com/office/drawing/2016/5/10/chartex" xmlns:cx5="http://schemas.microsoft.com/office/drawing/2016/5/11/chartex" xmlns:cx6="http://schemas.microsoft.com/office/drawing/2016/5/12/chartex" xmlns:cx7="http://schemas.microsoft.com/office/drawing/2016/5/13/chartex" xmlns:cx8="http://schemas.microsoft.com/office/drawing/2016/5/14/chartex" xmlns:mc="http://schemas.openxmlformats.org/markup-compatibility/2006" xmlns:aink="http://schemas.microsoft.com/office/drawing/2016/ink" xmlns:am3d="http://schemas.microsoft.com/office/drawing/2017/model3d" xmlns:o="urn:schemas-microsoft-com:office:office" xmlns:oel="http://schemas.microsoft.com/office/2019/extlst" xmlns:r="http://schemas.openxmlformats.org/officeDocument/2006/relationships" xmlns:m="http://schemas.openxmlformats.org/officeDocument/2006/math" xmlns:v="urn:schemas-microsoft-com:vml" xmlns:wp14="http://schemas.microsoft.com/office/word/2010/wordprocessingDrawing" xmlns:wp="http://schemas.openxmlformats.org/drawingml/2006/wordprocessingDrawing" xmlns:w10="urn:schemas-microsoft-com:office:word" xmlns:w="http://schemas.openxmlformats.org/wordprocessingml/2006/main" xmlns:w14="http://schemas.microsoft.com/office/word/2010/wordml" xmlns:w15="http://schemas.microsoft.com/office/word/2012/wordml" xmlns:w16cex="http://schemas.microsoft.com/office/word/2018/wordml/cex" xmlns:w16cid="http://schemas.microsoft.com/office/word/2016/wordml/cid" xmlns:w16="http://schemas.microsoft.com/office/word/2018/wordml" xmlns:w16du="http://schemas.microsoft.com/office/word/2023/wordml/word16du" xmlns:w16sdtdh="http://schemas.microsoft.com/office/word/2020/wordml/sdtdatahash" xmlns:w16sdtfl="http://schemas.microsoft.com/office/word/2024/wordml/sdtformatlock" xmlns:w16se="http://schemas.microsoft.com/office/word/2015/wordml/symex" xmlns:wpg="http://schemas.microsoft.com/office/word/2010/wordprocessingGroup" xmlns:wpi="http://schemas.microsoft.com/office/word/2010/wordprocessingInk" xmlns:wne="http://schemas.microsoft.com/office/word/2006/wordml" xmlns:wps="http://schemas.microsoft.com/office/word/2010/wordprocessingShape" mc:Ignorable="w14 w15 w16se w16cid w16 w16cex w16sdtdh w16sdtfl w16du wp14">
   <w:abstractNum w:abstractNumId="0" w15:restartNumberingAfterBreak="0">
     <w:nsid w:val="020655F9"/>
     <w:multiLevelType w:val="hybridMultilevel"/>
@@ -15892,7 +12226,7 @@
 </file>
 
 <file path=word/styles.xml><?xml version="1.0" encoding="utf-8"?>
-<w:styles xmlns:mc="http://schemas.openxmlformats.org/markup-compatibility/2006" xmlns:r="http://schemas.openxmlformats.org/officeDocument/2006/relationships" xmlns:w="http://schemas.openxmlformats.org/wordprocessingml/2006/main" xmlns:w14="http://schemas.microsoft.com/office/word/2010/wordml" xmlns:w15="http://schemas.microsoft.com/office/word/2012/wordml" xmlns:w16cex="http://schemas.microsoft.com/office/word/2018/wordml/cex" xmlns:w16cid="http://schemas.microsoft.com/office/word/2016/wordml/cid" xmlns:w16="http://schemas.microsoft.com/office/word/2018/wordml" xmlns:w16du="http://schemas.microsoft.com/office/word/2023/wordml/word16du" xmlns:w16sdtdh="http://schemas.microsoft.com/office/word/2020/wordml/sdtdatahash" xmlns:w16se="http://schemas.microsoft.com/office/word/2015/wordml/symex" mc:Ignorable="w14 w15 w16se w16cid w16 w16cex w16sdtdh w16du">
+<w:styles xmlns:mc="http://schemas.openxmlformats.org/markup-compatibility/2006" xmlns:r="http://schemas.openxmlformats.org/officeDocument/2006/relationships" xmlns:w="http://schemas.openxmlformats.org/wordprocessingml/2006/main" xmlns:w14="http://schemas.microsoft.com/office/word/2010/wordml" xmlns:w15="http://schemas.microsoft.com/office/word/2012/wordml" xmlns:w16cex="http://schemas.microsoft.com/office/word/2018/wordml/cex" xmlns:w16cid="http://schemas.microsoft.com/office/word/2016/wordml/cid" xmlns:w16="http://schemas.microsoft.com/office/word/2018/wordml" xmlns:w16du="http://schemas.microsoft.com/office/word/2023/wordml/word16du" xmlns:w16sdtdh="http://schemas.microsoft.com/office/word/2020/wordml/sdtdatahash" xmlns:w16sdtfl="http://schemas.microsoft.com/office/word/2024/wordml/sdtformatlock" xmlns:w16se="http://schemas.microsoft.com/office/word/2015/wordml/symex" mc:Ignorable="w14 w15 w16se w16cid w16 w16cex w16sdtdh w16sdtfl w16du">
   <w:docDefaults>
     <w:rPrDefault>
       <w:rPr>
@@ -16369,6 +12703,7 @@
   <w:style w:type="character" w:default="1" w:styleId="a0">
     <w:name w:val="Default Paragraph Font"/>
     <w:uiPriority w:val="1"/>
+    <w:semiHidden/>
     <w:unhideWhenUsed/>
   </w:style>
   <w:style w:type="table" w:default="1" w:styleId="a1">
